--- a/05_Website_Angular/docs/reviewer-4/01_Core_Facts_Reviewer.docx
+++ b/05_Website_Angular/docs/reviewer-4/01_Core_Facts_Reviewer.docx
@@ -2333,7 +2333,7 @@
         <w:spacing w:after="60"/>
       </w:pPr>
       <w:r>
-        <w:t>The skill vocabulary covers 72.0 percent of the skill terms. Outside that, the wording must match exactly, so some applicants get less credit than they deserve.</w:t>
+        <w:t>The skill vocabulary covers 81.7 percent of the skill terms. Outside that, the wording must match exactly, so some applicants get less credit than they deserve.</w:t>
       </w:r>
     </w:p>
     <w:p>

--- a/05_Website_Angular/docs/reviewer-4/01_Core_Facts_Reviewer.docx
+++ b/05_Website_Angular/docs/reviewer-4/01_Core_Facts_Reviewer.docx
@@ -1240,6 +1240,52 @@
       </w:r>
       <w:r>
         <w:t>Nobody can quietly change a decision. It also proves a human decided.</w:t>
+      </w:r>
+    </w:p>
+    <w:p>
+      <w:pPr>
+        <w:pStyle w:val="Heading3"/>
+      </w:pPr>
+      <w:r>
+        <w:t>Skill catalogue by industry</w:t>
+      </w:r>
+    </w:p>
+    <w:p>
+      <w:pPr>
+        <w:spacing w:after="60"/>
+      </w:pPr>
+      <w:r>
+        <w:rPr>
+          <w:b/>
+          <w:color w:val="16305C"/>
+        </w:rPr>
+        <w:t xml:space="preserve">What it does: </w:t>
+      </w:r>
+      <w:r/>
+      <w:r>
+        <w:rPr>
+          <w:b w:val="0"/>
+        </w:rPr>
+        <w:t>The system knows 104 skills grouped into ten industries: graphic design, IT support, web development, BPO, medical field, driver, office management, finance, HR and recruitment. A recruiter writing an opening can browse them by industry instead of typing from memory.</w:t>
+      </w:r>
+    </w:p>
+    <w:p>
+      <w:pPr>
+        <w:spacing w:after="60"/>
+      </w:pPr>
+      <w:r>
+        <w:rPr>
+          <w:b/>
+          <w:color w:val="16305C"/>
+        </w:rPr>
+        <w:t xml:space="preserve">Why it is useful: </w:t>
+      </w:r>
+      <w:r/>
+      <w:r>
+        <w:rPr>
+          <w:b w:val="0"/>
+        </w:rPr>
+        <w:t>A recruiter posting their first opening used to face an empty list, and a typo became a requirement no applicant could match. It also means both sides use the same words, so matching works.</w:t>
       </w:r>
     </w:p>
     <w:p>
@@ -2333,7 +2379,7 @@
         <w:spacing w:after="60"/>
       </w:pPr>
       <w:r>
-        <w:t>The skill vocabulary covers 81.7 percent of the skill terms. Outside that, the wording must match exactly, so some applicants get less credit than they deserve.</w:t>
+        <w:t>The skill vocabulary covers 81.7 percent of the skill terms (85 of 104). Outside that, the wording must match exactly, so some applicants get less credit than they deserve. The nineteen without a synonym are mostly product names, such as Git, Windows, Canva, Linux, PHP, Figma and WordPress.</w:t>
       </w:r>
     </w:p>
     <w:p>
@@ -2558,6 +2604,15 @@
       </w:pPr>
       <w:r>
         <w:t>Research design: quantitative descriptive. Development model: Waterfall. Sampling: purposive.</w:t>
+      </w:r>
+    </w:p>
+    <w:p>
+      <w:pPr>
+        <w:pStyle w:val="ListNumber"/>
+        <w:spacing w:after="60"/>
+      </w:pPr>
+      <w:r>
+        <w:t>The system knows 104 skills across ten industries. 223 vocabulary entries resolve to those 104, and 85 of them (81.7%) have at least one synonym, so wording variations still match.</w:t>
       </w:r>
     </w:p>
     <w:p>

--- a/05_Website_Angular/docs/reviewer-4/01_Core_Facts_Reviewer.docx
+++ b/05_Website_Angular/docs/reviewer-4/01_Core_Facts_Reviewer.docx
@@ -1133,7 +1133,7 @@
         <w:pStyle w:val="Heading3"/>
       </w:pPr>
       <w:r>
-        <w:t>Ten application statuses</w:t>
+        <w:t>Nine application statuses</w:t>
       </w:r>
     </w:p>
     <w:p>
@@ -2057,7 +2057,7 @@
         <w:spacing w:after="60"/>
       </w:pPr>
       <w:r>
-        <w:t>They follow the application through the ten statuses, and can withdraw it if they change their mind.</w:t>
+        <w:t>They follow the application through the nine statuses, and can withdraw it if they change their mind.</w:t>
       </w:r>
     </w:p>
     <w:p>
@@ -2370,7 +2370,7 @@
         <w:spacing w:after="60"/>
       </w:pPr>
       <w:r>
-        <w:t>The before-and-after comparison is limited to about 20 matched pairs, not the 40 planned, because giving the email was optional.</w:t>
+        <w:t>The before-and-after comparison (Instrument A vs Instrument C) could not be matched by person. Instrument C was administered without collecting a linking email from any respondent, so the comparison is between two independent groups, using the unpaired form of the Wilcoxon test, rather than as matched pairs.</w:t>
       </w:r>
     </w:p>
     <w:p>
@@ -2397,7 +2397,7 @@
         <w:spacing w:after="60"/>
       </w:pPr>
       <w:r>
-        <w:t>The ranking comparison uses only 5 resumes ranked by about 10 recruiters, against 1 posting. That is coarse.</w:t>
+        <w:t>The ranking-agreement instrument was never administered. It was planned to compare the system's ranking against a recruiter's own, using 5 resumes and about 10 recruiters against 1 posting, but the study withdrew it rather than report data it could not stand behind. There is no result for it anywhere in the paper.</w:t>
       </w:r>
     </w:p>
     <w:p>
@@ -2522,7 +2522,7 @@
         <w:spacing w:after="60"/>
       </w:pPr>
       <w:r>
-        <w:t>Ten application statuses, matching the partner company's real pipeline.</w:t>
+        <w:t>Nine application statuses, matching the partner company's real pipeline.</w:t>
       </w:r>
     </w:p>
     <w:p>
@@ -2549,7 +2549,7 @@
         <w:spacing w:after="60"/>
       </w:pPr>
       <w:r>
-        <w:t>228 automated tests across eleven suites, all passing.</w:t>
+        <w:t>232 automated tests across eleven suites, all passing.</w:t>
       </w:r>
     </w:p>
     <w:p>
@@ -2698,7 +2698,7 @@
           <w:i/>
           <w:sz w:val="22"/>
         </w:rPr>
-        <w:t>"We verified the system with 228 automated tests across eleven suites. The evaluation with users, using ISO 25010, is the next stage."</w:t>
+        <w:t>"We verified the system with 232 automated tests across eleven suites, and evaluated it with all three user groups: job seekers, HR personnel and IT experts, using ISO 25010."</w:t>
       </w:r>
     </w:p>
     <w:p>
@@ -2707,7 +2707,7 @@
           <w:b/>
           <w:color w:val="C1272D"/>
         </w:rPr>
-        <w:t>INFORMATION NEEDED: the evaluation with users (Instruments C, D, E and F) has not been carried out yet. Do not claim any evaluation result. Say it is the next stage.</w:t>
+        <w:t>The evaluation with users is DONE, not pending. All five instruments (A through E) have been administered and have results in the paper. Overall: 4.28 from job seekers, 4.22 from HR personnel, 4.80 from IT experts. If you say "the evaluation is the next stage," that is now wrong — say what the numbers are instead.</w:t>
       </w:r>
     </w:p>
     <w:sectPr>

--- a/05_Website_Angular/docs/reviewer-4/01_Core_Facts_Reviewer.docx
+++ b/05_Website_Angular/docs/reviewer-4/01_Core_Facts_Reviewer.docx
@@ -2540,7 +2540,7 @@
         <w:spacing w:after="60"/>
       </w:pPr>
       <w:r>
-        <w:t>18 pages, 56 API endpoints, 23 database tables, about 21,800 lines of code.</w:t>
+        <w:t>18 pages, 56 API endpoints, 24 database tables, about 21,800 lines of code.</w:t>
       </w:r>
     </w:p>
     <w:p>

--- a/05_Website_Angular/docs/reviewer-4/01_Core_Facts_Reviewer.docx
+++ b/05_Website_Angular/docs/reviewer-4/01_Core_Facts_Reviewer.docx
@@ -50,6 +50,15 @@
       </w:r>
     </w:p>
     <w:p>
+      <w:r>
+        <w:rPr>
+          <w:b/>
+          <w:color w:val="C1272D"/>
+        </w:rPr>
+        <w:t>Rebuilt against the manuscript file LinawPHMAINPAPERupdatedNEWFINAL.docx. Several facts in this document CHANGED from the previous version of this reviewer. The changes are listed in section 17. If you memorised the old version, read section 17 first.</w:t>
+      </w:r>
+    </w:p>
+    <w:p>
       <w:pPr>
         <w:pStyle w:val="Heading1"/>
       </w:pPr>
@@ -69,7 +78,22 @@
         <w:t xml:space="preserve">Full title: </w:t>
       </w:r>
       <w:r>
-        <w:t>Linaw PH: A Web-Based Resume Builder and ATS-Inspired Job Matching System for Filipino Job Seekers and Partner Companies</w:t>
+        <w:t>A Web-Based Resume Builder and ATS-Inspired Job Matching System for Job Seekers and Partner Companies in the Philippines</w:t>
+      </w:r>
+    </w:p>
+    <w:p>
+      <w:pPr>
+        <w:spacing w:after="60"/>
+      </w:pPr>
+      <w:r>
+        <w:rPr>
+          <w:b/>
+          <w:color w:val="16305C"/>
+        </w:rPr>
+        <w:t xml:space="preserve">Short name: </w:t>
+      </w:r>
+      <w:r>
+        <w:t>Linaw PH. Use this in conversation. Use the full title on the first slide and when a panelist asks formally.</w:t>
       </w:r>
     </w:p>
     <w:p>
@@ -134,6 +158,24 @@
       </w:pPr>
       <w:r>
         <w:t>"Job matching" means it compares your resume to a job and gives a score.</w:t>
+      </w:r>
+    </w:p>
+    <w:p>
+      <w:pPr>
+        <w:pStyle w:val="ListBullet"/>
+        <w:spacing w:after="60"/>
+      </w:pPr>
+      <w:r>
+        <w:t>"Partner Companies" is plural on purpose. The system is BUILT for many companies. This STUDY used one (Clark Outsourcing).</w:t>
+      </w:r>
+    </w:p>
+    <w:p>
+      <w:r>
+        <w:rPr>
+          <w:b/>
+          <w:color w:val="C1272D"/>
+        </w:rPr>
+        <w:t>ONE-WORD DEFECT ON PAGE 1: the cover page reads "FOR JOB SEEKER AND PARTNER COMPANIES" — singular "JOB SEEKER". The approval sheet, the running head, the title page and the consent form all read "JOB SEEKERS". Fix the cover page before printing. It is the first line a panelist reads.</w:t>
       </w:r>
     </w:p>
     <w:p>
@@ -254,7 +296,7 @@
         <w:spacing w:after="60"/>
       </w:pPr>
       <w:r>
-        <w:t>Fresh graduates and students about to graduate.</w:t>
+        <w:t>Students graduating within the year or the next.</w:t>
       </w:r>
     </w:p>
     <w:p>
@@ -263,7 +305,7 @@
         <w:spacing w:after="60"/>
       </w:pPr>
       <w:r>
-        <w:t>People with little or no work experience.</w:t>
+        <w:t>Fresh graduates seeking a first job.</w:t>
       </w:r>
     </w:p>
     <w:p>
@@ -272,7 +314,7 @@
         <w:spacing w:after="60"/>
       </w:pPr>
       <w:r>
-        <w:t>People changing careers.</w:t>
+        <w:t>People who have worked before and are looking again.</w:t>
       </w:r>
     </w:p>
     <w:p>
@@ -282,6 +324,16 @@
       </w:pPr>
       <w:r>
         <w:t>HR staff and recruiters in the Philippines, especially in smaller companies.</w:t>
+      </w:r>
+    </w:p>
+    <w:p>
+      <w:r>
+        <w:rPr>
+          <w:b w:val="0"/>
+          <w:i w:val="0"/>
+          <w:sz w:val="22"/>
+        </w:rPr>
+        <w:t>Those first three categories ARE our target population. That is the exact wording the paper uses, and it is how the 46 respondents were selected out of 103.</w:t>
       </w:r>
     </w:p>
     <w:p>
@@ -307,7 +359,7 @@
         <w:pStyle w:val="Heading2"/>
       </w:pPr>
       <w:r>
-        <w:t>What our survey actually found</w:t>
+        <w:t>What our survey actually found, before we built anything</w:t>
       </w:r>
     </w:p>
     <w:p>
@@ -317,7 +369,7 @@
           <w:i w:val="0"/>
           <w:sz w:val="22"/>
         </w:rPr>
-        <w:t>We asked real people before we built the system. These are real numbers from our own survey, not guesses. 103 valid answers. 46 of them are in the group our study is about (students about to graduate, fresh graduates, and people looking for work again).</w:t>
+        <w:t>These are real numbers from our own survey, not guesses. 108 responses, 5 excluded, 103 valid. 46 of the 103 are in the group our study is about.</w:t>
       </w:r>
     </w:p>
     <w:tbl>
@@ -327,13 +379,14 @@
         <w:tblLook w:firstColumn="1" w:firstRow="1" w:lastColumn="0" w:lastRow="0" w:noHBand="0" w:noVBand="1" w:val="04A0"/>
       </w:tblPr>
       <w:tblGrid>
-        <w:gridCol w:w="4320"/>
-        <w:gridCol w:w="4320"/>
+        <w:gridCol w:w="2880"/>
+        <w:gridCol w:w="2880"/>
+        <w:gridCol w:w="2880"/>
       </w:tblGrid>
       <w:tr>
         <w:tc>
           <w:tcPr>
-            <w:tcW w:type="dxa" w:w="5760"/>
+            <w:tcW w:type="dxa" w:w="4896"/>
           </w:tcPr>
           <w:p>
             <w:r/>
@@ -347,7 +400,7 @@
         </w:tc>
         <w:tc>
           <w:tcPr>
-            <w:tcW w:type="dxa" w:w="3168"/>
+            <w:tcW w:type="dxa" w:w="2160"/>
           </w:tcPr>
           <w:p>
             <w:r/>
@@ -355,7 +408,21 @@
               <w:rPr>
                 <w:b/>
               </w:rPr>
-              <w:t>Result (the 46)</w:t>
+              <w:t>The 46 (target)</w:t>
+            </w:r>
+          </w:p>
+        </w:tc>
+        <w:tc>
+          <w:tcPr>
+            <w:tcW w:type="dxa" w:w="1584"/>
+          </w:tcPr>
+          <w:p>
+            <w:r/>
+            <w:r>
+              <w:rPr>
+                <w:b/>
+              </w:rPr>
+              <w:t>All 103</w:t>
             </w:r>
           </w:p>
         </w:tc>
@@ -363,7 +430,7 @@
       <w:tr>
         <w:tc>
           <w:tcPr>
-            <w:tcW w:type="dxa" w:w="5760"/>
+            <w:tcW w:type="dxa" w:w="4896"/>
           </w:tcPr>
           <w:p>
             <w:r/>
@@ -374,12 +441,23 @@
         </w:tc>
         <w:tc>
           <w:tcPr>
-            <w:tcW w:type="dxa" w:w="3168"/>
+            <w:tcW w:type="dxa" w:w="2160"/>
           </w:tcPr>
           <w:p>
             <w:r/>
             <w:r>
-              <w:t>Average 4.00 out of 5</w:t>
+              <w:t>4.00</w:t>
+            </w:r>
+          </w:p>
+        </w:tc>
+        <w:tc>
+          <w:tcPr>
+            <w:tcW w:type="dxa" w:w="1584"/>
+          </w:tcPr>
+          <w:p>
+            <w:r/>
+            <w:r>
+              <w:t>3.54</w:t>
             </w:r>
           </w:p>
         </w:tc>
@@ -387,7 +465,7 @@
       <w:tr>
         <w:tc>
           <w:tcPr>
-            <w:tcW w:type="dxa" w:w="5760"/>
+            <w:tcW w:type="dxa" w:w="4896"/>
           </w:tcPr>
           <w:p>
             <w:r/>
@@ -398,12 +476,23 @@
         </w:tc>
         <w:tc>
           <w:tcPr>
-            <w:tcW w:type="dxa" w:w="3168"/>
+            <w:tcW w:type="dxa" w:w="2160"/>
           </w:tcPr>
           <w:p>
             <w:r/>
             <w:r>
-              <w:t>Average 3.96 out of 5</w:t>
+              <w:t>3.96</w:t>
+            </w:r>
+          </w:p>
+        </w:tc>
+        <w:tc>
+          <w:tcPr>
+            <w:tcW w:type="dxa" w:w="1584"/>
+          </w:tcPr>
+          <w:p>
+            <w:r/>
+            <w:r>
+              <w:t>3.17</w:t>
             </w:r>
           </w:p>
         </w:tc>
@@ -411,7 +500,7 @@
       <w:tr>
         <w:tc>
           <w:tcPr>
-            <w:tcW w:type="dxa" w:w="5760"/>
+            <w:tcW w:type="dxa" w:w="4896"/>
           </w:tcPr>
           <w:p>
             <w:r/>
@@ -422,12 +511,23 @@
         </w:tc>
         <w:tc>
           <w:tcPr>
-            <w:tcW w:type="dxa" w:w="3168"/>
+            <w:tcW w:type="dxa" w:w="2160"/>
           </w:tcPr>
           <w:p>
             <w:r/>
             <w:r>
-              <w:t>Average 3.93 out of 5</w:t>
+              <w:t>3.93</w:t>
+            </w:r>
+          </w:p>
+        </w:tc>
+        <w:tc>
+          <w:tcPr>
+            <w:tcW w:type="dxa" w:w="1584"/>
+          </w:tcPr>
+          <w:p>
+            <w:r/>
+            <w:r>
+              <w:t>3.24</w:t>
             </w:r>
           </w:p>
         </w:tc>
@@ -435,7 +535,7 @@
       <w:tr>
         <w:tc>
           <w:tcPr>
-            <w:tcW w:type="dxa" w:w="5760"/>
+            <w:tcW w:type="dxa" w:w="4896"/>
           </w:tcPr>
           <w:p>
             <w:r/>
@@ -446,12 +546,23 @@
         </w:tc>
         <w:tc>
           <w:tcPr>
-            <w:tcW w:type="dxa" w:w="3168"/>
+            <w:tcW w:type="dxa" w:w="2160"/>
           </w:tcPr>
           <w:p>
             <w:r/>
             <w:r>
-              <w:t>Average 4.43 out of 5 (highest)</w:t>
+              <w:t>4.43 (highest)</w:t>
+            </w:r>
+          </w:p>
+        </w:tc>
+        <w:tc>
+          <w:tcPr>
+            <w:tcW w:type="dxa" w:w="1584"/>
+          </w:tcPr>
+          <w:p>
+            <w:r/>
+            <w:r>
+              <w:t>3.92</w:t>
             </w:r>
           </w:p>
         </w:tc>
@@ -459,7 +570,7 @@
       <w:tr>
         <w:tc>
           <w:tcPr>
-            <w:tcW w:type="dxa" w:w="5760"/>
+            <w:tcW w:type="dxa" w:w="4896"/>
           </w:tcPr>
           <w:p>
             <w:r/>
@@ -470,12 +581,23 @@
         </w:tc>
         <w:tc>
           <w:tcPr>
-            <w:tcW w:type="dxa" w:w="3168"/>
+            <w:tcW w:type="dxa" w:w="2160"/>
           </w:tcPr>
           <w:p>
             <w:r/>
             <w:r>
-              <w:t>Average 4.39 out of 5</w:t>
+              <w:t>4.39</w:t>
+            </w:r>
+          </w:p>
+        </w:tc>
+        <w:tc>
+          <w:tcPr>
+            <w:tcW w:type="dxa" w:w="1584"/>
+          </w:tcPr>
+          <w:p>
+            <w:r/>
+            <w:r>
+              <w:t>3.91</w:t>
             </w:r>
           </w:p>
         </w:tc>
@@ -483,7 +605,42 @@
       <w:tr>
         <w:tc>
           <w:tcPr>
-            <w:tcW w:type="dxa" w:w="5760"/>
+            <w:tcW w:type="dxa" w:w="4896"/>
+          </w:tcPr>
+          <w:p>
+            <w:r/>
+            <w:r>
+              <w:t>"Paying for a resume tool is not realistic for me"</w:t>
+            </w:r>
+          </w:p>
+        </w:tc>
+        <w:tc>
+          <w:tcPr>
+            <w:tcW w:type="dxa" w:w="2160"/>
+          </w:tcPr>
+          <w:p>
+            <w:r/>
+            <w:r>
+              <w:t>4.30</w:t>
+            </w:r>
+          </w:p>
+        </w:tc>
+        <w:tc>
+          <w:tcPr>
+            <w:tcW w:type="dxa" w:w="1584"/>
+          </w:tcPr>
+          <w:p>
+            <w:r/>
+            <w:r>
+              <w:t>3.82</w:t>
+            </w:r>
+          </w:p>
+        </w:tc>
+      </w:tr>
+      <w:tr>
+        <w:tc>
+          <w:tcPr>
+            <w:tcW w:type="dxa" w:w="4896"/>
           </w:tcPr>
           <w:p>
             <w:r/>
@@ -494,36 +651,23 @@
         </w:tc>
         <w:tc>
           <w:tcPr>
-            <w:tcW w:type="dxa" w:w="3168"/>
+            <w:tcW w:type="dxa" w:w="2160"/>
           </w:tcPr>
           <w:p>
             <w:r/>
             <w:r>
-              <w:t>37 of 46 (80.4%)</w:t>
-            </w:r>
-          </w:p>
-        </w:tc>
-      </w:tr>
-      <w:tr>
-        <w:tc>
-          <w:tcPr>
-            <w:tcW w:type="dxa" w:w="5760"/>
-          </w:tcPr>
-          <w:p>
-            <w:r/>
-            <w:r>
-              <w:t>Used an online builder and hit a paywall</w:t>
+              <w:t>80.4%</w:t>
             </w:r>
           </w:p>
         </w:tc>
         <w:tc>
           <w:tcPr>
-            <w:tcW w:type="dxa" w:w="3168"/>
+            <w:tcW w:type="dxa" w:w="1584"/>
           </w:tcPr>
           <w:p>
             <w:r/>
             <w:r>
-              <w:t>13 of the 26 who used one (half)</w:t>
+              <w:t>—</w:t>
             </w:r>
           </w:p>
         </w:tc>
@@ -537,7 +681,7 @@
           <w:i w:val="0"/>
           <w:sz w:val="22"/>
         </w:rPr>
-        <w:t>Simple way to say this: people told us the exact problems our system solves, before we built it.</w:t>
+        <w:t>The single most useful sentence in this table: the target group rates every one of the eight items MORE strongly than the full set of 103, without exception. The people the study is about feel these problems harder than everyone else does. That is itself a finding.</w:t>
       </w:r>
     </w:p>
     <w:p>
@@ -602,18 +746,17 @@
       </w:r>
     </w:p>
     <w:p>
+      <w:pPr>
+        <w:pStyle w:val="ListBullet"/>
+        <w:spacing w:after="60"/>
+      </w:pPr>
       <w:r>
-        <w:rPr>
-          <w:b w:val="0"/>
-          <w:i w:val="0"/>
-          <w:sz w:val="22"/>
-        </w:rPr>
         <w:t>A free website where the applicant and the recruiter see the same thing.</w:t>
       </w:r>
     </w:p>
     <w:p>
       <w:pPr>
-        <w:pStyle w:val="ListNumber"/>
+        <w:pStyle w:val="ListBullet"/>
         <w:spacing w:after="60"/>
       </w:pPr>
       <w:r>
@@ -622,7 +765,7 @@
     </w:p>
     <w:p>
       <w:pPr>
-        <w:pStyle w:val="ListNumber"/>
+        <w:pStyle w:val="ListBullet"/>
         <w:spacing w:after="60"/>
       </w:pPr>
       <w:r>
@@ -631,7 +774,7 @@
     </w:p>
     <w:p>
       <w:pPr>
-        <w:pStyle w:val="ListNumber"/>
+        <w:pStyle w:val="ListBullet"/>
         <w:spacing w:after="60"/>
       </w:pPr>
       <w:r>
@@ -640,7 +783,7 @@
     </w:p>
     <w:p>
       <w:pPr>
-        <w:pStyle w:val="ListNumber"/>
+        <w:pStyle w:val="ListBullet"/>
         <w:spacing w:after="60"/>
       </w:pPr>
       <w:r>
@@ -649,7 +792,7 @@
     </w:p>
     <w:p>
       <w:pPr>
-        <w:pStyle w:val="ListNumber"/>
+        <w:pStyle w:val="ListBullet"/>
         <w:spacing w:after="60"/>
       </w:pPr>
       <w:r>
@@ -677,7 +820,7 @@
       <w:tr>
         <w:tc>
           <w:tcPr>
-            <w:tcW w:type="dxa" w:w="2160"/>
+            <w:tcW w:type="dxa" w:w="2016"/>
           </w:tcPr>
           <w:p>
             <w:r/>
@@ -691,7 +834,7 @@
         </w:tc>
         <w:tc>
           <w:tcPr>
-            <w:tcW w:type="dxa" w:w="6768"/>
+            <w:tcW w:type="dxa" w:w="6912"/>
           </w:tcPr>
           <w:p>
             <w:r/>
@@ -707,7 +850,7 @@
       <w:tr>
         <w:tc>
           <w:tcPr>
-            <w:tcW w:type="dxa" w:w="2160"/>
+            <w:tcW w:type="dxa" w:w="2016"/>
           </w:tcPr>
           <w:p>
             <w:r/>
@@ -718,12 +861,12 @@
         </w:tc>
         <w:tc>
           <w:tcPr>
-            <w:tcW w:type="dxa" w:w="6768"/>
+            <w:tcW w:type="dxa" w:w="6912"/>
           </w:tcPr>
           <w:p>
             <w:r/>
             <w:r>
-              <w:t>Build, save, edit and export resumes. Browse job openings. Get recommendations. Save openings. Apply. See their score. Track the application. Withdraw it.</w:t>
+              <w:t>Build, save, edit and export resumes. Browse job openings. Get recommendations. Save openings. Receive alerts for new openings. Apply. See their score. Track the application. Withdraw it.</w:t>
             </w:r>
           </w:p>
         </w:tc>
@@ -731,7 +874,7 @@
       <w:tr>
         <w:tc>
           <w:tcPr>
-            <w:tcW w:type="dxa" w:w="2160"/>
+            <w:tcW w:type="dxa" w:w="2016"/>
           </w:tcPr>
           <w:p>
             <w:r/>
@@ -742,12 +885,12 @@
         </w:tc>
         <w:tc>
           <w:tcPr>
-            <w:tcW w:type="dxa" w:w="6768"/>
+            <w:tcW w:type="dxa" w:w="6912"/>
           </w:tcPr>
           <w:p>
             <w:r/>
             <w:r>
-              <w:t>Manage the company profile. Post and manage job openings. See applicants already scored and ranked. Read both resumes side by side. Search and filter. Change the application status. Email the applicant an interview invitation with a proposed time.</w:t>
+              <w:t>Manage the company profile. Post and manage job openings with a closing date. See applicants already scored and ranked. Read both resumes side by side. Search and filter. Change the application status. Email the applicant an interview invitation with a proposed time.</w:t>
             </w:r>
           </w:p>
         </w:tc>
@@ -755,7 +898,7 @@
       <w:tr>
         <w:tc>
           <w:tcPr>
-            <w:tcW w:type="dxa" w:w="2160"/>
+            <w:tcW w:type="dxa" w:w="2016"/>
           </w:tcPr>
           <w:p>
             <w:r/>
@@ -766,7 +909,7 @@
         </w:tc>
         <w:tc>
           <w:tcPr>
-            <w:tcW w:type="dxa" w:w="6768"/>
+            <w:tcW w:type="dxa" w:w="6912"/>
           </w:tcPr>
           <w:p>
             <w:r/>
@@ -779,6 +922,16 @@
     </w:tbl>
     <w:p/>
     <w:p>
+      <w:r>
+        <w:rPr>
+          <w:b w:val="0"/>
+          <w:i w:val="0"/>
+          <w:sz w:val="22"/>
+        </w:rPr>
+        <w:t>The Administrator account has NO respondent group. The paper says so plainly: it is a system-governance role operated by the researchers, so its functions are verified by system testing rather than by user evaluation. If a panelist asks why nobody rated it, that is the answer.</w:t>
+      </w:r>
+    </w:p>
+    <w:p>
       <w:pPr>
         <w:pStyle w:val="Heading1"/>
       </w:pPr>
@@ -844,7 +997,7 @@
         <w:t xml:space="preserve">What it does: </w:t>
       </w:r>
       <w:r>
-        <w:t>Chronological, functional and combination. These are three normal ways to organise a resume.</w:t>
+        <w:t>Chronological, functional and combination. Three normal ways to organise a resume.</w:t>
       </w:r>
     </w:p>
     <w:p>
@@ -882,7 +1035,7 @@
         <w:t xml:space="preserve">What it does: </w:t>
       </w:r>
       <w:r>
-        <w:t>Fourteen looks for the resume. All are single-column with no tables, text boxes or pictures.</w:t>
+        <w:t>Classic, Modern, Minimal, Executive, Banner, Split, Bar, Rail, Traditional, Clean, Compact, Senior, Graduate and Technical. All single-column with no tables, text boxes or pictures.</w:t>
       </w:r>
     </w:p>
     <w:p>
@@ -973,7 +1126,7 @@
         <w:t xml:space="preserve">Why it is useful: </w:t>
       </w:r>
       <w:r>
-        <w:t>The user learns inside the system. They do not need to search elsewhere.</w:t>
+        <w:t>The user learns inside the system. 43 of our 46 respondents read one.</w:t>
       </w:r>
     </w:p>
     <w:p>
@@ -1034,7 +1187,7 @@
         <w:t xml:space="preserve">What it does: </w:t>
       </w:r>
       <w:r>
-        <w:t>A low score is never a rejection. The system says how many required skills are missing and what kind, then suggests related jobs that fit better.</w:t>
+        <w:t>A low score is never a rejection. The system says HOW MANY required skills are missing and WHAT KIND, then suggests related jobs that fit better.</w:t>
       </w:r>
     </w:p>
     <w:p>
@@ -1049,7 +1202,7 @@
         <w:t xml:space="preserve">Why it is useful: </w:t>
       </w:r>
       <w:r>
-        <w:t>It turns a rejection into advice.</w:t>
+        <w:t>It turns a rejection into advice. Note it says how many and what kind, NOT which ones — naming them would hand the applicant the exact words to copy.</w:t>
       </w:r>
     </w:p>
     <w:p>
@@ -1072,7 +1225,7 @@
         <w:t xml:space="preserve">What it does: </w:t>
       </w:r>
       <w:r>
-        <w:t>The resume built in the system, plus any file the applicant uploads. Both are shown to the recruiter. Only the built one decides the ranking.</w:t>
+        <w:t>The resume built in the system, plus any file the applicant uploads. BOTH are scored by the same formula and both scores are shown. Only the built one decides the ranking.</w:t>
       </w:r>
     </w:p>
     <w:p>
@@ -1087,7 +1240,7 @@
         <w:t xml:space="preserve">Why it is useful: </w:t>
       </w:r>
       <w:r>
-        <w:t>The recruiter still sees the applicant's own document, in full.</w:t>
+        <w:t>The recruiter still sees the applicant's own document in full, and the applicant can see what automated reading makes of it.</w:t>
       </w:r>
     </w:p>
     <w:p>
@@ -1133,7 +1286,7 @@
         <w:pStyle w:val="Heading3"/>
       </w:pPr>
       <w:r>
-        <w:t>Nine application statuses</w:t>
+        <w:t>Ten application states</w:t>
       </w:r>
     </w:p>
     <w:p>
@@ -1148,7 +1301,7 @@
         <w:t xml:space="preserve">What it does: </w:t>
       </w:r>
       <w:r>
-        <w:t>Applied, for scheduling, initial interview, testing, shortlisted, final interview, job offer, hired, not selected, withdrawn.</w:t>
+        <w:t>Applied, for scheduling, for initial interview, for testing, shortlisted, final interview and selection, job offer, hired, not selected, and withdrawn.</w:t>
       </w:r>
     </w:p>
     <w:p>
@@ -1186,7 +1339,7 @@
         <w:t xml:space="preserve">What it does: </w:t>
       </w:r>
       <w:r>
-        <w:t>The recruiter can email the applicant and attach a proposed date, length and place. The email has an "Add to Google Calendar" button and a calendar file for other apps.</w:t>
+        <w:t>The recruiter can email the applicant a proposed date, length and place. The email has an "Add to Google Calendar" button and a calendar file for other apps.</w:t>
       </w:r>
     </w:p>
     <w:p>
@@ -1201,7 +1354,7 @@
         <w:t xml:space="preserve">Why it is useful: </w:t>
       </w:r>
       <w:r>
-        <w:t>The applicant can save the interview in one click instead of copying it by hand.</w:t>
+        <w:t>The applicant saves the interview in one click instead of copying it by hand.</w:t>
       </w:r>
     </w:p>
     <w:p>
@@ -1247,53 +1400,7 @@
         <w:pStyle w:val="Heading3"/>
       </w:pPr>
       <w:r>
-        <w:t>Skill catalogue by industry</w:t>
-      </w:r>
-    </w:p>
-    <w:p>
-      <w:pPr>
-        <w:spacing w:after="60"/>
-      </w:pPr>
-      <w:r>
-        <w:rPr>
-          <w:b/>
-          <w:color w:val="16305C"/>
-        </w:rPr>
-        <w:t xml:space="preserve">What it does: </w:t>
-      </w:r>
-      <w:r/>
-      <w:r>
-        <w:rPr>
-          <w:b w:val="0"/>
-        </w:rPr>
-        <w:t>The system knows 104 skills grouped into ten industries: graphic design, IT support, web development, BPO, medical field, driver, office management, finance, HR and recruitment. A recruiter writing an opening can browse them by industry instead of typing from memory.</w:t>
-      </w:r>
-    </w:p>
-    <w:p>
-      <w:pPr>
-        <w:spacing w:after="60"/>
-      </w:pPr>
-      <w:r>
-        <w:rPr>
-          <w:b/>
-          <w:color w:val="16305C"/>
-        </w:rPr>
-        <w:t xml:space="preserve">Why it is useful: </w:t>
-      </w:r>
-      <w:r/>
-      <w:r>
-        <w:rPr>
-          <w:b w:val="0"/>
-        </w:rPr>
-        <w:t>A recruiter posting their first opening used to face an empty list, and a typo became a requirement no applicant could match. It also means both sides use the same words, so matching works.</w:t>
-      </w:r>
-    </w:p>
-    <w:p>
-      <w:pPr>
-        <w:pStyle w:val="Heading3"/>
-      </w:pPr>
-      <w:r>
-        <w:t>Accounts and privacy</w:t>
+        <w:t>Closed reason list</w:t>
       </w:r>
     </w:p>
     <w:p>
@@ -1308,7 +1415,83 @@
         <w:t xml:space="preserve">What it does: </w:t>
       </w:r>
       <w:r>
-        <w:t>Email-verified sign-up, hashed passwords, role-based access, plus the applicant can export or delete their own data.</w:t>
+        <w:t>When a recruiter records a decision not to proceed, they pick a reason from a closed list of eight. It is optional. The applicant sees the reason but never the name of the staff member.</w:t>
+      </w:r>
+    </w:p>
+    <w:p>
+      <w:pPr>
+        <w:spacing w:after="60"/>
+      </w:pPr>
+      <w:r>
+        <w:rPr>
+          <w:b/>
+          <w:color w:val="16305C"/>
+        </w:rPr>
+        <w:t xml:space="preserve">Why it is useful: </w:t>
+      </w:r>
+      <w:r>
+        <w:t>A closed list means outcomes can be counted, not just read. Optional means nobody picks the first item just to move on.</w:t>
+      </w:r>
+    </w:p>
+    <w:p>
+      <w:pPr>
+        <w:pStyle w:val="Heading3"/>
+      </w:pPr>
+      <w:r>
+        <w:t>Skill catalogue by industry</w:t>
+      </w:r>
+    </w:p>
+    <w:p>
+      <w:pPr>
+        <w:spacing w:after="60"/>
+      </w:pPr>
+      <w:r>
+        <w:rPr>
+          <w:b/>
+          <w:color w:val="16305C"/>
+        </w:rPr>
+        <w:t xml:space="preserve">What it does: </w:t>
+      </w:r>
+      <w:r>
+        <w:t>The system knows 104 skills grouped by industry: graphic design, IT support, web development, BPO, medical field, driver, office management, finance, and HR and recruitment.</w:t>
+      </w:r>
+    </w:p>
+    <w:p>
+      <w:pPr>
+        <w:spacing w:after="60"/>
+      </w:pPr>
+      <w:r>
+        <w:rPr>
+          <w:b/>
+          <w:color w:val="16305C"/>
+        </w:rPr>
+        <w:t xml:space="preserve">Why it is useful: </w:t>
+      </w:r>
+      <w:r>
+        <w:t>A recruiter posting their first opening used to face an empty box, and a typo became a requirement nobody could match.</w:t>
+      </w:r>
+    </w:p>
+    <w:p>
+      <w:pPr>
+        <w:pStyle w:val="Heading3"/>
+      </w:pPr>
+      <w:r>
+        <w:t>Accounts and privacy</w:t>
+      </w:r>
+    </w:p>
+    <w:p>
+      <w:pPr>
+        <w:spacing w:after="60"/>
+      </w:pPr>
+      <w:r>
+        <w:rPr>
+          <w:b/>
+          <w:color w:val="16305C"/>
+        </w:rPr>
+        <w:t xml:space="preserve">What it does: </w:t>
+      </w:r>
+      <w:r>
+        <w:t>Email-verified sign-up, hashed passwords, role-based access, plus the applicant can export or delete their own data from inside the system.</w:t>
       </w:r>
     </w:p>
     <w:p>
@@ -1361,7 +1544,7 @@
         <w:t xml:space="preserve">Why it is useful: </w:t>
       </w:r>
       <w:r>
-        <w:t>Many Filipino applicants only have a phone.</w:t>
+        <w:t>72% of Filipinos reach the internet mainly through a mobile device (PSA, 2021). Twelve of our 46 used a phone.</w:t>
       </w:r>
     </w:p>
     <w:p>
@@ -1379,13 +1562,13 @@
           <w:i w:val="0"/>
           <w:sz w:val="22"/>
         </w:rPr>
-        <w:t>To design, build and evaluate a free web-based resume builder and ATS-inspired job matching system that connects Filipino job seekers with the HR department of a partner company.</w:t>
+        <w:t>To design, develop, and evaluate a web-based resume builder and ATS-inspired job matching system that connects Filipino job seekers with the Human Resources departments of partner companies.</w:t>
       </w:r>
     </w:p>
     <w:p>
       <w:r>
         <w:rPr>
-          <w:b/>
+          <w:b w:val="0"/>
           <w:i w:val="0"/>
           <w:sz w:val="22"/>
         </w:rPr>
@@ -1407,17 +1590,16 @@
         <w:pStyle w:val="Heading1"/>
       </w:pPr>
       <w:r>
-        <w:t>8. Main Objectives</w:t>
+        <w:t>8. The Three Objectives</w:t>
       </w:r>
     </w:p>
     <w:p>
       <w:r>
         <w:rPr>
-          <w:b w:val="0"/>
-          <w:i w:val="0"/>
-          <w:sz w:val="22"/>
+          <w:b/>
+          <w:color w:val="C1272D"/>
         </w:rPr>
-        <w:t>There are nine. Simple version of each:</w:t>
+        <w:t>CHANGED. The manuscript now states THREE specific objectives, not eight and not nine. Every results section, the Summary of Findings, the Discussion and the Conclusion are all organised around these three. Learn them in this order and in these words.</w:t>
       </w:r>
     </w:p>
     <w:p>
@@ -1426,7 +1608,7 @@
         <w:spacing w:after="60"/>
       </w:pPr>
       <w:r>
-        <w:t>Build the resume builder, with three formats and fourteen safe designs, and let users save, edit and export.</w:t>
+        <w:t>To design and develop Linaw PH — a free web-based resume builder and ATS-inspired job matching system that guides Filipino job seekers through a step-by-step resume creation process, lets HR personnel receive, rank and manage applications through a centralised dashboard, and includes an in-app learning hub and an optional AI-assisted resume extraction feature.</w:t>
       </w:r>
     </w:p>
     <w:p>
@@ -1435,7 +1617,7 @@
         <w:spacing w:after="60"/>
       </w:pPr>
       <w:r>
-        <w:t>Put learning materials inside the system so users can learn to write a resume on their own.</w:t>
+        <w:t>To implement an ATS-inspired job matching feature that computes a transparent, rule-based compatibility score by comparing an applicant's structured resume against a posting's required skills, educational level and work experience, and presents that score to BOTH the recruiter and the applicant, alongside recommendations for related positions.</w:t>
       </w:r>
     </w:p>
     <w:p>
@@ -1444,61 +1626,22 @@
         <w:spacing w:after="60"/>
       </w:pPr>
       <w:r>
-        <w:t>Build the Job Seeker account: view openings, get recommendations, save openings, apply, track and withdraw.</w:t>
+        <w:t>To evaluate the system's functional suitability, usability and reliability as rated by job seekers and HR personnel, and its security and maintainability as assessed by IT experts, using the ISO/IEC 25010 software quality standard.</w:t>
       </w:r>
     </w:p>
     <w:p>
       <w:pPr>
-        <w:pStyle w:val="ListNumber"/>
         <w:spacing w:after="60"/>
       </w:pPr>
       <w:r>
-        <w:t>Build the Recruiter account: company profile, post jobs, receive scored and ranked applicants, view both resumes, search and filter, change status, contact applicants.</w:t>
+        <w:rPr>
+          <w:b/>
+          <w:color w:val="16305C"/>
+        </w:rPr>
+        <w:t xml:space="preserve">Memory hook: </w:t>
       </w:r>
-    </w:p>
-    <w:p>
-      <w:pPr>
-        <w:pStyle w:val="ListNumber"/>
-        <w:spacing w:after="60"/>
-      </w:pPr>
       <w:r>
-        <w:t>Build the Administrator account: approve recruiters, assign departments, produce anonymous totals for the study.</w:t>
-      </w:r>
-    </w:p>
-    <w:p>
-      <w:pPr>
-        <w:pStyle w:val="ListNumber"/>
-        <w:spacing w:after="60"/>
-      </w:pPr>
-      <w:r>
-        <w:t>Build the matching feature: compare skills, education and experience, and compute a score from weights (50% skills, 25% education, 25% experience by default).</w:t>
-      </w:r>
-    </w:p>
-    <w:p>
-      <w:pPr>
-        <w:pStyle w:val="ListNumber"/>
-        <w:spacing w:after="60"/>
-      </w:pPr>
-      <w:r>
-        <w:t>Make it usable by everyone: simple, works on a phone, light and dark mode, and a tutorial they can replay.</w:t>
-      </w:r>
-    </w:p>
-    <w:p>
-      <w:pPr>
-        <w:pStyle w:val="ListNumber"/>
-        <w:spacing w:after="60"/>
-      </w:pPr>
-      <w:r>
-        <w:t>Protect accounts and data: verified email, hashed passwords, role-based access, data export and deletion.</w:t>
-      </w:r>
-    </w:p>
-    <w:p>
-      <w:pPr>
-        <w:pStyle w:val="ListNumber"/>
-        <w:spacing w:after="60"/>
-      </w:pPr>
-      <w:r>
-        <w:t>Test and evaluate it: automated tests plus an evaluation with real users using the ISO 25010 standard.</w:t>
+        <w:t>BUILD it, MATCH with it, MEASURE it. Objective 1 is the system, Objective 2 is the matching engine, Objective 3 is the ISO 25010 evaluation.</w:t>
       </w:r>
     </w:p>
     <w:p>
@@ -1523,7 +1666,7 @@
       <w:tr>
         <w:tc>
           <w:tcPr>
-            <w:tcW w:type="dxa" w:w="2160"/>
+            <w:tcW w:type="dxa" w:w="2304"/>
           </w:tcPr>
           <w:p>
             <w:r/>
@@ -1537,7 +1680,7 @@
         </w:tc>
         <w:tc>
           <w:tcPr>
-            <w:tcW w:type="dxa" w:w="3312"/>
+            <w:tcW w:type="dxa" w:w="3456"/>
           </w:tcPr>
           <w:p>
             <w:r/>
@@ -1551,7 +1694,7 @@
         </w:tc>
         <w:tc>
           <w:tcPr>
-            <w:tcW w:type="dxa" w:w="3456"/>
+            <w:tcW w:type="dxa" w:w="3168"/>
           </w:tcPr>
           <w:p>
             <w:r/>
@@ -1567,18 +1710,18 @@
       <w:tr>
         <w:tc>
           <w:tcPr>
-            <w:tcW w:type="dxa" w:w="2160"/>
+            <w:tcW w:type="dxa" w:w="2304"/>
           </w:tcPr>
           <w:p>
             <w:r/>
             <w:r>
-              <w:t>Angular 21</w:t>
+              <w:t>Angular</w:t>
             </w:r>
           </w:p>
         </w:tc>
         <w:tc>
           <w:tcPr>
-            <w:tcW w:type="dxa" w:w="3312"/>
+            <w:tcW w:type="dxa" w:w="3456"/>
           </w:tcPr>
           <w:p>
             <w:r/>
@@ -1589,7 +1732,7 @@
         </w:tc>
         <w:tc>
           <w:tcPr>
-            <w:tcW w:type="dxa" w:w="3456"/>
+            <w:tcW w:type="dxa" w:w="3168"/>
           </w:tcPr>
           <w:p>
             <w:r/>
@@ -1602,7 +1745,7 @@
       <w:tr>
         <w:tc>
           <w:tcPr>
-            <w:tcW w:type="dxa" w:w="2160"/>
+            <w:tcW w:type="dxa" w:w="2304"/>
           </w:tcPr>
           <w:p>
             <w:r/>
@@ -1613,7 +1756,7 @@
         </w:tc>
         <w:tc>
           <w:tcPr>
-            <w:tcW w:type="dxa" w:w="3312"/>
+            <w:tcW w:type="dxa" w:w="3456"/>
           </w:tcPr>
           <w:p>
             <w:r/>
@@ -1624,7 +1767,7 @@
         </w:tc>
         <w:tc>
           <w:tcPr>
-            <w:tcW w:type="dxa" w:w="3456"/>
+            <w:tcW w:type="dxa" w:w="3168"/>
           </w:tcPr>
           <w:p>
             <w:r/>
@@ -1637,7 +1780,7 @@
       <w:tr>
         <w:tc>
           <w:tcPr>
-            <w:tcW w:type="dxa" w:w="2160"/>
+            <w:tcW w:type="dxa" w:w="2304"/>
           </w:tcPr>
           <w:p>
             <w:r/>
@@ -1648,7 +1791,7 @@
         </w:tc>
         <w:tc>
           <w:tcPr>
-            <w:tcW w:type="dxa" w:w="3312"/>
+            <w:tcW w:type="dxa" w:w="3456"/>
           </w:tcPr>
           <w:p>
             <w:r/>
@@ -1659,7 +1802,7 @@
         </w:tc>
         <w:tc>
           <w:tcPr>
-            <w:tcW w:type="dxa" w:w="3456"/>
+            <w:tcW w:type="dxa" w:w="3168"/>
           </w:tcPr>
           <w:p>
             <w:r/>
@@ -1672,7 +1815,7 @@
       <w:tr>
         <w:tc>
           <w:tcPr>
-            <w:tcW w:type="dxa" w:w="2160"/>
+            <w:tcW w:type="dxa" w:w="2304"/>
           </w:tcPr>
           <w:p>
             <w:r/>
@@ -1683,7 +1826,7 @@
         </w:tc>
         <w:tc>
           <w:tcPr>
-            <w:tcW w:type="dxa" w:w="3312"/>
+            <w:tcW w:type="dxa" w:w="3456"/>
           </w:tcPr>
           <w:p>
             <w:r/>
@@ -1694,12 +1837,12 @@
         </w:tc>
         <w:tc>
           <w:tcPr>
-            <w:tcW w:type="dxa" w:w="3456"/>
+            <w:tcW w:type="dxa" w:w="3168"/>
           </w:tcPr>
           <w:p>
             <w:r/>
             <w:r>
-              <w:t>It is free to start, reliable, and keeps data organised and correct.</w:t>
+              <w:t>See section 10 — we switched to it from MySQL on purpose, and the paper says why.</w:t>
             </w:r>
           </w:p>
         </w:tc>
@@ -1707,7 +1850,7 @@
       <w:tr>
         <w:tc>
           <w:tcPr>
-            <w:tcW w:type="dxa" w:w="2160"/>
+            <w:tcW w:type="dxa" w:w="2304"/>
           </w:tcPr>
           <w:p>
             <w:r/>
@@ -1718,7 +1861,7 @@
         </w:tc>
         <w:tc>
           <w:tcPr>
-            <w:tcW w:type="dxa" w:w="3312"/>
+            <w:tcW w:type="dxa" w:w="3456"/>
           </w:tcPr>
           <w:p>
             <w:r/>
@@ -1729,7 +1872,7 @@
         </w:tc>
         <w:tc>
           <w:tcPr>
-            <w:tcW w:type="dxa" w:w="3456"/>
+            <w:tcW w:type="dxa" w:w="3168"/>
           </w:tcPr>
           <w:p>
             <w:r/>
@@ -1742,7 +1885,7 @@
       <w:tr>
         <w:tc>
           <w:tcPr>
-            <w:tcW w:type="dxa" w:w="2160"/>
+            <w:tcW w:type="dxa" w:w="2304"/>
           </w:tcPr>
           <w:p>
             <w:r/>
@@ -1753,7 +1896,7 @@
         </w:tc>
         <w:tc>
           <w:tcPr>
-            <w:tcW w:type="dxa" w:w="3312"/>
+            <w:tcW w:type="dxa" w:w="3456"/>
           </w:tcPr>
           <w:p>
             <w:r/>
@@ -1764,7 +1907,7 @@
         </w:tc>
         <w:tc>
           <w:tcPr>
-            <w:tcW w:type="dxa" w:w="3456"/>
+            <w:tcW w:type="dxa" w:w="3168"/>
           </w:tcPr>
           <w:p>
             <w:r/>
@@ -1777,7 +1920,7 @@
       <w:tr>
         <w:tc>
           <w:tcPr>
-            <w:tcW w:type="dxa" w:w="2160"/>
+            <w:tcW w:type="dxa" w:w="2304"/>
           </w:tcPr>
           <w:p>
             <w:r/>
@@ -1788,7 +1931,7 @@
         </w:tc>
         <w:tc>
           <w:tcPr>
-            <w:tcW w:type="dxa" w:w="3312"/>
+            <w:tcW w:type="dxa" w:w="3456"/>
           </w:tcPr>
           <w:p>
             <w:r/>
@@ -1799,7 +1942,7 @@
         </w:tc>
         <w:tc>
           <w:tcPr>
-            <w:tcW w:type="dxa" w:w="3456"/>
+            <w:tcW w:type="dxa" w:w="3168"/>
           </w:tcPr>
           <w:p>
             <w:r/>
@@ -1812,7 +1955,7 @@
       <w:tr>
         <w:tc>
           <w:tcPr>
-            <w:tcW w:type="dxa" w:w="2160"/>
+            <w:tcW w:type="dxa" w:w="2304"/>
           </w:tcPr>
           <w:p>
             <w:r/>
@@ -1823,7 +1966,7 @@
         </w:tc>
         <w:tc>
           <w:tcPr>
-            <w:tcW w:type="dxa" w:w="3312"/>
+            <w:tcW w:type="dxa" w:w="3456"/>
           </w:tcPr>
           <w:p>
             <w:r/>
@@ -1834,7 +1977,7 @@
         </w:tc>
         <w:tc>
           <w:tcPr>
-            <w:tcW w:type="dxa" w:w="3456"/>
+            <w:tcW w:type="dxa" w:w="3168"/>
           </w:tcPr>
           <w:p>
             <w:r/>
@@ -1881,7 +2024,15 @@
         <w:t xml:space="preserve">How big: </w:t>
       </w:r>
       <w:r>
-        <w:t>23 tables.</w:t>
+        <w:t>24 tables and 30 foreign keys. 23 tables are created by the schema file; a 24th, user_sessions, is created at runtime by the session layer. If you say 23 you are counting the file; if you say 24 you are counting the running database. Say 24 and be ready to explain the difference — it is a good answer, not an awkward one.</w:t>
+      </w:r>
+    </w:p>
+    <w:p>
+      <w:pPr>
+        <w:pStyle w:val="Heading2"/>
+      </w:pPr>
+      <w:r>
+        <w:t>Why PostgreSQL and not MySQL</w:t>
       </w:r>
     </w:p>
     <w:p>
@@ -1891,7 +2042,42 @@
           <w:i w:val="0"/>
           <w:sz w:val="22"/>
         </w:rPr>
-        <w:t>What it stores, in plain words:</w:t>
+        <w:t>The paper records this switch honestly, and a panelist may well ask. MySQL was named in the planning stage. PostgreSQL replaced it for three reasons:</w:t>
+      </w:r>
+    </w:p>
+    <w:p>
+      <w:pPr>
+        <w:pStyle w:val="ListBullet"/>
+        <w:spacing w:after="60"/>
+      </w:pPr>
+      <w:r>
+        <w:t>It enforces the permitted set of application statuses at the database level, through CHECK constraints.</w:t>
+      </w:r>
+    </w:p>
+    <w:p>
+      <w:pPr>
+        <w:pStyle w:val="ListBullet"/>
+        <w:spacing w:after="60"/>
+      </w:pPr>
+      <w:r>
+        <w:t>It applies schema changes transactionally, so a failed migration cannot leave the database half-updated.</w:t>
+      </w:r>
+    </w:p>
+    <w:p>
+      <w:pPr>
+        <w:pStyle w:val="ListBullet"/>
+        <w:spacing w:after="60"/>
+      </w:pPr>
+      <w:r>
+        <w:t>It is available through Supabase on a managed free tier appropriate to a capstone deployment.</w:t>
+      </w:r>
+    </w:p>
+    <w:p>
+      <w:pPr>
+        <w:pStyle w:val="Heading2"/>
+      </w:pPr>
+      <w:r>
+        <w:t>What it stores, in plain words</w:t>
       </w:r>
     </w:p>
     <w:p>
@@ -1967,6 +2153,174 @@
       </w:r>
     </w:p>
     <w:p>
+      <w:r>
+        <w:rPr>
+          <w:b w:val="0"/>
+          <w:i w:val="0"/>
+          <w:sz w:val="22"/>
+        </w:rPr>
+        <w:t>One design point worth knowing: the scoring weights and the tier thresholds are stored as ROWS IN A TABLE, not written into the program code. That is why a recruiter can rebalance an opening, and why the defaults could be retuned without redeploying anything.</w:t>
+      </w:r>
+    </w:p>
+    <w:p>
+      <w:pPr>
+        <w:pStyle w:val="Heading1"/>
+      </w:pPr>
+      <w:r>
+        <w:t>11. How the System Works</w:t>
+      </w:r>
+    </w:p>
+    <w:p>
+      <w:pPr>
+        <w:pStyle w:val="Heading2"/>
+      </w:pPr>
+      <w:r>
+        <w:t>Job seeker path</w:t>
+      </w:r>
+    </w:p>
+    <w:p>
+      <w:pPr>
+        <w:pStyle w:val="ListNumber"/>
+        <w:spacing w:after="60"/>
+      </w:pPr>
+      <w:r>
+        <w:t>They open the website and create an account. A code is emailed to confirm the address.</w:t>
+      </w:r>
+    </w:p>
+    <w:p>
+      <w:pPr>
+        <w:pStyle w:val="ListNumber"/>
+        <w:spacing w:after="60"/>
+      </w:pPr>
+      <w:r>
+        <w:t>They build a resume step by step, or upload one they already have and let the system read it in.</w:t>
+      </w:r>
+    </w:p>
+    <w:p>
+      <w:pPr>
+        <w:pStyle w:val="ListNumber"/>
+        <w:spacing w:after="60"/>
+      </w:pPr>
+      <w:r>
+        <w:t>They check and correct everything. Nothing is saved until they say so.</w:t>
+      </w:r>
+    </w:p>
+    <w:p>
+      <w:pPr>
+        <w:pStyle w:val="ListNumber"/>
+        <w:spacing w:after="60"/>
+      </w:pPr>
+      <w:r>
+        <w:t>They browse the openings from the partner company.</w:t>
+      </w:r>
+    </w:p>
+    <w:p>
+      <w:pPr>
+        <w:pStyle w:val="ListNumber"/>
+        <w:spacing w:after="60"/>
+      </w:pPr>
+      <w:r>
+        <w:t>For each opening the system shows a score out of 100, and how many required skills are missing and of what kind.</w:t>
+      </w:r>
+    </w:p>
+    <w:p>
+      <w:pPr>
+        <w:pStyle w:val="ListNumber"/>
+        <w:spacing w:after="60"/>
+      </w:pPr>
+      <w:r>
+        <w:t>They apply. The score at that moment is saved with the application, and that saved score is what orders the list.</w:t>
+      </w:r>
+    </w:p>
+    <w:p>
+      <w:pPr>
+        <w:pStyle w:val="ListNumber"/>
+        <w:spacing w:after="60"/>
+      </w:pPr>
+      <w:r>
+        <w:t>They follow the application through the pipeline, and can withdraw it if they change their mind.</w:t>
+      </w:r>
+    </w:p>
+    <w:p>
+      <w:pPr>
+        <w:pStyle w:val="Heading2"/>
+      </w:pPr>
+      <w:r>
+        <w:t>Recruiter path</w:t>
+      </w:r>
+    </w:p>
+    <w:p>
+      <w:pPr>
+        <w:pStyle w:val="ListNumber"/>
+        <w:spacing w:after="60"/>
+      </w:pPr>
+      <w:r>
+        <w:t>They request access. The administrator approves it.</w:t>
+      </w:r>
+    </w:p>
+    <w:p>
+      <w:pPr>
+        <w:pStyle w:val="ListNumber"/>
+        <w:spacing w:after="60"/>
+      </w:pPr>
+      <w:r>
+        <w:t>They set up the company profile and post an opening, stating the required skills, education, experience and closing date.</w:t>
+      </w:r>
+    </w:p>
+    <w:p>
+      <w:pPr>
+        <w:pStyle w:val="ListNumber"/>
+        <w:spacing w:after="60"/>
+      </w:pPr>
+      <w:r>
+        <w:t>Applications arrive already scored and ranked.</w:t>
+      </w:r>
+    </w:p>
+    <w:p>
+      <w:pPr>
+        <w:pStyle w:val="ListNumber"/>
+        <w:spacing w:after="60"/>
+      </w:pPr>
+      <w:r>
+        <w:t>They open an applicant and see the built resume and the uploaded file side by side, with the score broken down.</w:t>
+      </w:r>
+    </w:p>
+    <w:p>
+      <w:pPr>
+        <w:pStyle w:val="ListNumber"/>
+        <w:spacing w:after="60"/>
+      </w:pPr>
+      <w:r>
+        <w:t>They search, filter, and read. Everyone stays on the list, whatever their score.</w:t>
+      </w:r>
+    </w:p>
+    <w:p>
+      <w:pPr>
+        <w:pStyle w:val="ListNumber"/>
+        <w:spacing w:after="60"/>
+      </w:pPr>
+      <w:r>
+        <w:t>They change the status. The change is recorded with their name and the time.</w:t>
+      </w:r>
+    </w:p>
+    <w:p>
+      <w:pPr>
+        <w:pStyle w:val="ListNumber"/>
+        <w:spacing w:after="60"/>
+      </w:pPr>
+      <w:r>
+        <w:t>They can email the applicant an interview invitation, with a proposed date and time if they want.</w:t>
+      </w:r>
+    </w:p>
+    <w:p>
+      <w:pPr>
+        <w:pStyle w:val="Heading1"/>
+      </w:pPr>
+      <w:r>
+        <w:t>12. How the Score Is Computed</w:t>
+      </w:r>
+    </w:p>
+    <w:p>
       <w:pPr>
         <w:spacing w:after="60"/>
       </w:pPr>
@@ -1975,168 +2329,10 @@
           <w:b/>
           <w:color w:val="16305C"/>
         </w:rPr>
-        <w:t xml:space="preserve">Why a database: </w:t>
+        <w:t xml:space="preserve">The formula: </w:t>
       </w:r>
       <w:r>
-        <w:t>It keeps information organised and correct, and it lets many people use the system at the same time without the data getting mixed up.</w:t>
-      </w:r>
-    </w:p>
-    <w:p>
-      <w:pPr>
-        <w:pStyle w:val="Heading1"/>
-      </w:pPr>
-      <w:r>
-        <w:t>11. How the System Works</w:t>
-      </w:r>
-    </w:p>
-    <w:p>
-      <w:pPr>
-        <w:pStyle w:val="Heading2"/>
-      </w:pPr>
-      <w:r>
-        <w:t>Job seeker path</w:t>
-      </w:r>
-    </w:p>
-    <w:p>
-      <w:pPr>
-        <w:pStyle w:val="ListNumber"/>
-        <w:spacing w:after="60"/>
-      </w:pPr>
-      <w:r>
-        <w:t>They open the website and create an account. A code is emailed to confirm the address.</w:t>
-      </w:r>
-    </w:p>
-    <w:p>
-      <w:pPr>
-        <w:pStyle w:val="ListNumber"/>
-        <w:spacing w:after="60"/>
-      </w:pPr>
-      <w:r>
-        <w:t>They build a resume step by step, or upload one they already have and let the system read it in.</w:t>
-      </w:r>
-    </w:p>
-    <w:p>
-      <w:pPr>
-        <w:pStyle w:val="ListNumber"/>
-        <w:spacing w:after="60"/>
-      </w:pPr>
-      <w:r>
-        <w:t>They check and correct everything. Nothing is saved until they say so.</w:t>
-      </w:r>
-    </w:p>
-    <w:p>
-      <w:pPr>
-        <w:pStyle w:val="ListNumber"/>
-        <w:spacing w:after="60"/>
-      </w:pPr>
-      <w:r>
-        <w:t>They browse the openings from the partner company.</w:t>
-      </w:r>
-    </w:p>
-    <w:p>
-      <w:pPr>
-        <w:pStyle w:val="ListNumber"/>
-        <w:spacing w:after="60"/>
-      </w:pPr>
-      <w:r>
-        <w:t>For each opening the system shows a score out of 100, and how many required skills are missing.</w:t>
-      </w:r>
-    </w:p>
-    <w:p>
-      <w:pPr>
-        <w:pStyle w:val="ListNumber"/>
-        <w:spacing w:after="60"/>
-      </w:pPr>
-      <w:r>
-        <w:t>They apply. The score at that moment is saved with the application.</w:t>
-      </w:r>
-    </w:p>
-    <w:p>
-      <w:pPr>
-        <w:pStyle w:val="ListNumber"/>
-        <w:spacing w:after="60"/>
-      </w:pPr>
-      <w:r>
-        <w:t>They follow the application through the nine statuses, and can withdraw it if they change their mind.</w:t>
-      </w:r>
-    </w:p>
-    <w:p>
-      <w:pPr>
-        <w:pStyle w:val="Heading2"/>
-      </w:pPr>
-      <w:r>
-        <w:t>Recruiter path</w:t>
-      </w:r>
-    </w:p>
-    <w:p>
-      <w:pPr>
-        <w:pStyle w:val="ListNumber"/>
-        <w:spacing w:after="60"/>
-      </w:pPr>
-      <w:r>
-        <w:t>They request access. The administrator approves it.</w:t>
-      </w:r>
-    </w:p>
-    <w:p>
-      <w:pPr>
-        <w:pStyle w:val="ListNumber"/>
-        <w:spacing w:after="60"/>
-      </w:pPr>
-      <w:r>
-        <w:t>They set up the company profile and post an opening, stating the required skills, education, experience and closing date.</w:t>
-      </w:r>
-    </w:p>
-    <w:p>
-      <w:pPr>
-        <w:pStyle w:val="ListNumber"/>
-        <w:spacing w:after="60"/>
-      </w:pPr>
-      <w:r>
-        <w:t>Applications arrive already scored and ranked.</w:t>
-      </w:r>
-    </w:p>
-    <w:p>
-      <w:pPr>
-        <w:pStyle w:val="ListNumber"/>
-        <w:spacing w:after="60"/>
-      </w:pPr>
-      <w:r>
-        <w:t>They open an applicant and see the built resume and the uploaded file side by side, with the score broken down.</w:t>
-      </w:r>
-    </w:p>
-    <w:p>
-      <w:pPr>
-        <w:pStyle w:val="ListNumber"/>
-        <w:spacing w:after="60"/>
-      </w:pPr>
-      <w:r>
-        <w:t>They search, filter, and read. Everyone stays on the list, whatever their score.</w:t>
-      </w:r>
-    </w:p>
-    <w:p>
-      <w:pPr>
-        <w:pStyle w:val="ListNumber"/>
-        <w:spacing w:after="60"/>
-      </w:pPr>
-      <w:r>
-        <w:t>They change the status. The change is recorded with their name and the time.</w:t>
-      </w:r>
-    </w:p>
-    <w:p>
-      <w:pPr>
-        <w:pStyle w:val="ListNumber"/>
-        <w:spacing w:after="60"/>
-      </w:pPr>
-      <w:r>
-        <w:t>They can email the applicant an interview invitation, with a proposed date and time if they want.</w:t>
-      </w:r>
-    </w:p>
-    <w:p>
-      <w:pPr>
-        <w:pStyle w:val="Heading1"/>
-      </w:pPr>
-      <w:r>
-        <w:t>12. Benefits</w:t>
+        <w:t>Score = ( S x Ws + E x We + X x Wx + C x Wc ) x 100</w:t>
       </w:r>
     </w:p>
     <w:tbl>
@@ -2152,7 +2348,526 @@
       <w:tr>
         <w:tc>
           <w:tcPr>
-            <w:tcW w:type="dxa" w:w="2160"/>
+            <w:tcW w:type="dxa" w:w="1728"/>
+          </w:tcPr>
+          <w:p>
+            <w:r/>
+            <w:r>
+              <w:rPr>
+                <w:b/>
+              </w:rPr>
+              <w:t>Symbol</w:t>
+            </w:r>
+          </w:p>
+        </w:tc>
+        <w:tc>
+          <w:tcPr>
+            <w:tcW w:type="dxa" w:w="7200"/>
+          </w:tcPr>
+          <w:p>
+            <w:r/>
+            <w:r>
+              <w:rPr>
+                <w:b/>
+              </w:rPr>
+              <w:t>What it is</w:t>
+            </w:r>
+          </w:p>
+        </w:tc>
+      </w:tr>
+      <w:tr>
+        <w:tc>
+          <w:tcPr>
+            <w:tcW w:type="dxa" w:w="1728"/>
+          </w:tcPr>
+          <w:p>
+            <w:r/>
+            <w:r>
+              <w:t>S</w:t>
+            </w:r>
+          </w:p>
+        </w:tc>
+        <w:tc>
+          <w:tcPr>
+            <w:tcW w:type="dxa" w:w="7200"/>
+          </w:tcPr>
+          <w:p>
+            <w:r/>
+            <w:r>
+              <w:t>The proportion of the posting's required skills the resume also lists. A matched skill WITH a named source counts whole; one WITHOUT a source counts half.</w:t>
+            </w:r>
+          </w:p>
+        </w:tc>
+      </w:tr>
+      <w:tr>
+        <w:tc>
+          <w:tcPr>
+            <w:tcW w:type="dxa" w:w="1728"/>
+          </w:tcPr>
+          <w:p>
+            <w:r/>
+            <w:r>
+              <w:t>E</w:t>
+            </w:r>
+          </w:p>
+        </w:tc>
+        <w:tc>
+          <w:tcPr>
+            <w:tcW w:type="dxa" w:w="7200"/>
+          </w:tcPr>
+          <w:p>
+            <w:r/>
+            <w:r>
+              <w:t>The applicant's highest educational level divided by the level required.</w:t>
+            </w:r>
+          </w:p>
+        </w:tc>
+      </w:tr>
+      <w:tr>
+        <w:tc>
+          <w:tcPr>
+            <w:tcW w:type="dxa" w:w="1728"/>
+          </w:tcPr>
+          <w:p>
+            <w:r/>
+            <w:r>
+              <w:t>X</w:t>
+            </w:r>
+          </w:p>
+        </w:tc>
+        <w:tc>
+          <w:tcPr>
+            <w:tcW w:type="dxa" w:w="7200"/>
+          </w:tcPr>
+          <w:p>
+            <w:r/>
+            <w:r>
+              <w:t>Total months of experience divided by the months required. The recruiter types YEARS; the system stores and compares MONTHS.</w:t>
+            </w:r>
+          </w:p>
+        </w:tc>
+      </w:tr>
+      <w:tr>
+        <w:tc>
+          <w:tcPr>
+            <w:tcW w:type="dxa" w:w="1728"/>
+          </w:tcPr>
+          <w:p>
+            <w:r/>
+            <w:r>
+              <w:t>C</w:t>
+            </w:r>
+          </w:p>
+        </w:tc>
+        <w:tc>
+          <w:tcPr>
+            <w:tcW w:type="dxa" w:w="7200"/>
+          </w:tcPr>
+          <w:p>
+            <w:r/>
+            <w:r>
+              <w:t>The proportion of the certificates the posting names that the applicant also lists.</w:t>
+            </w:r>
+          </w:p>
+        </w:tc>
+      </w:tr>
+      <w:tr>
+        <w:tc>
+          <w:tcPr>
+            <w:tcW w:type="dxa" w:w="1728"/>
+          </w:tcPr>
+          <w:p>
+            <w:r/>
+            <w:r>
+              <w:t>Ws, We, Wx, Wc</w:t>
+            </w:r>
+          </w:p>
+        </w:tc>
+        <w:tc>
+          <w:tcPr>
+            <w:tcW w:type="dxa" w:w="7200"/>
+          </w:tcPr>
+          <w:p>
+            <w:r/>
+            <w:r>
+              <w:t>The posting's four weights. They always sum to 1.0.</w:t>
+            </w:r>
+          </w:p>
+        </w:tc>
+      </w:tr>
+    </w:tbl>
+    <w:p/>
+    <w:p>
+      <w:pPr>
+        <w:pStyle w:val="Heading2"/>
+      </w:pPr>
+      <w:r>
+        <w:t>The rules around it</w:t>
+      </w:r>
+    </w:p>
+    <w:p>
+      <w:pPr>
+        <w:pStyle w:val="ListBullet"/>
+        <w:spacing w:after="60"/>
+      </w:pPr>
+      <w:r>
+        <w:t>Default split is 50% skills, 25% education, 25% experience. Certificates start at 0.</w:t>
+      </w:r>
+    </w:p>
+    <w:p>
+      <w:pPr>
+        <w:pStyle w:val="ListBullet"/>
+        <w:spacing w:after="60"/>
+      </w:pPr>
+      <w:r>
+        <w:t>Skills, education and experience may never fall below 10% each. Certificates MAY stay at zero, because a certificate is a credential many suitable applicants simply do not hold.</w:t>
+      </w:r>
+    </w:p>
+    <w:p>
+      <w:pPr>
+        <w:pStyle w:val="ListBullet"/>
+        <w:spacing w:after="60"/>
+      </w:pPr>
+      <w:r>
+        <w:t>E, X and C are capped at 1.0, so exceeding a requirement neither adds nor subtracts credit.</w:t>
+      </w:r>
+    </w:p>
+    <w:p>
+      <w:pPr>
+        <w:pStyle w:val="ListBullet"/>
+        <w:spacing w:after="60"/>
+      </w:pPr>
+      <w:r>
+        <w:t>Any requirement the recruiter left unspecified contributes a FULL component, not a penalty. A requirement nobody stated cannot be one the applicant failed.</w:t>
+      </w:r>
+    </w:p>
+    <w:p>
+      <w:pPr>
+        <w:pStyle w:val="ListBullet"/>
+        <w:spacing w:after="60"/>
+      </w:pPr>
+      <w:r>
+        <w:t>The result is rounded half-up to a whole percentage.</w:t>
+      </w:r>
+    </w:p>
+    <w:p>
+      <w:pPr>
+        <w:pStyle w:val="ListBullet"/>
+        <w:spacing w:after="60"/>
+      </w:pPr>
+      <w:r>
+        <w:t>Tiers: strong at 80 and above, possible from 50 to 79, related below 50.</w:t>
+      </w:r>
+    </w:p>
+    <w:p>
+      <w:pPr>
+        <w:pStyle w:val="ListBullet"/>
+        <w:spacing w:after="60"/>
+      </w:pPr>
+      <w:r>
+        <w:t>The same scoring function runs in the browser AND on the server, so the score an applicant previews and the score the recruiter receives are always the same number. 500 generated pairs are tested for exactly this.</w:t>
+      </w:r>
+    </w:p>
+    <w:p>
+      <w:r>
+        <w:rPr>
+          <w:b/>
+          <w:color w:val="C1272D"/>
+        </w:rPr>
+        <w:t>CHANGED. The formula in the manuscript now has FOUR components. Certificates is a real term with its own weight Wc, not a footnote. Its weight is zero unless a recruiter gives it a share on their own opening, so the study's published default is still 50/25/25 across the first three.</w:t>
+      </w:r>
+    </w:p>
+    <w:p>
+      <w:pPr>
+        <w:pStyle w:val="Heading1"/>
+      </w:pPr>
+      <w:r>
+        <w:t>13. How We Built It: the Agile Model</w:t>
+      </w:r>
+    </w:p>
+    <w:p>
+      <w:r>
+        <w:rPr>
+          <w:b/>
+          <w:color w:val="C1272D"/>
+        </w:rPr>
+        <w:t>CHANGED, AND THIS IS THE BIGGEST CHANGE. The manuscript names AGILE as the System Development Life Cycle, cited to Pressman (2014). Figure 2 is captioned "Agile Model". "Agile Model" is in the keywords. An older version of this reviewer said Waterfall. That is now WRONG. Say Agile.</w:t>
+      </w:r>
+    </w:p>
+    <w:p>
+      <w:r>
+        <w:rPr>
+          <w:b w:val="0"/>
+          <w:i w:val="0"/>
+          <w:sz w:val="22"/>
+        </w:rPr>
+        <w:t>What the paper actually says, so you can say it the same way:</w:t>
+      </w:r>
+    </w:p>
+    <w:p>
+      <w:pPr>
+        <w:pStyle w:val="ListBullet"/>
+        <w:spacing w:after="60"/>
+      </w:pPr>
+      <w:r>
+        <w:t>Agile is an iterative and incremental approach: the system is built, tested and refined through a series of short cycles rather than in one sequential pass.</w:t>
+      </w:r>
+    </w:p>
+    <w:p>
+      <w:pPr>
+        <w:pStyle w:val="ListBullet"/>
+        <w:spacing w:after="60"/>
+      </w:pPr>
+      <w:r>
+        <w:t>Why we chose it: the features — the resume builder, the two account types, the matching engine — were complex enough that building and testing each one before moving to the next produced a more reliable result than waiting until everything was written to start testing.</w:t>
+      </w:r>
+    </w:p>
+    <w:p>
+      <w:pPr>
+        <w:pStyle w:val="ListBullet"/>
+        <w:spacing w:after="60"/>
+      </w:pPr>
+      <w:r>
+        <w:t>Each cycle produced a working increment. The resume builder was built and tested first, then the application management modules, then the matching engine.</w:t>
+      </w:r>
+    </w:p>
+    <w:p>
+      <w:pPr>
+        <w:pStyle w:val="Heading2"/>
+      </w:pPr>
+      <w:r>
+        <w:t>The sentence that protects you</w:t>
+      </w:r>
+    </w:p>
+    <w:p>
+      <w:r>
+        <w:rPr>
+          <w:b w:val="0"/>
+          <w:i w:val="0"/>
+          <w:sz w:val="22"/>
+        </w:rPr>
+        <w:t>A panelist may ask: "If you kept changing the system, did different respondents rate different versions?" The manuscript answers this directly, and you should quote it almost word for word:</w:t>
+      </w:r>
+    </w:p>
+    <w:p>
+      <w:r>
+        <w:rPr>
+          <w:b w:val="0"/>
+          <w:i/>
+          <w:sz w:val="22"/>
+        </w:rPr>
+        <w:t>"By the time the evaluation instruments were administered to respondents, the system was complete and no further changes were made. Agile governed how the system was built, not how it was evaluated, and every respondent used the same finished system."</w:t>
+      </w:r>
+    </w:p>
+    <w:p>
+      <w:r>
+        <w:rPr>
+          <w:b w:val="0"/>
+          <w:i w:val="0"/>
+          <w:sz w:val="22"/>
+        </w:rPr>
+        <w:t>Two supporting facts to add if pressed:</w:t>
+      </w:r>
+    </w:p>
+    <w:p>
+      <w:pPr>
+        <w:pStyle w:val="ListBullet"/>
+        <w:spacing w:after="60"/>
+      </w:pPr>
+      <w:r>
+        <w:t>Correctness was established BEFORE the evaluation, not by it — 232 automated tests run in full on every change.</w:t>
+      </w:r>
+    </w:p>
+    <w:p>
+      <w:pPr>
+        <w:pStyle w:val="ListBullet"/>
+        <w:spacing w:after="60"/>
+      </w:pPr>
+      <w:r>
+        <w:t>The parts most likely to need adjustment are configuration, not code. Weights and thresholds are database rows. Changing a setting is not a change of design, so it does not produce a different system for a later respondent to rate.</w:t>
+      </w:r>
+    </w:p>
+    <w:p>
+      <w:pPr>
+        <w:pStyle w:val="Heading2"/>
+      </w:pPr>
+      <w:r>
+        <w:t>The five development phases</w:t>
+      </w:r>
+    </w:p>
+    <w:p>
+      <w:r>
+        <w:rPr>
+          <w:b w:val="0"/>
+          <w:i w:val="0"/>
+          <w:sz w:val="22"/>
+        </w:rPr>
+        <w:t>These sit inside the Agile model and are what the Gantt chart in Appendix F shows:</w:t>
+      </w:r>
+    </w:p>
+    <w:p>
+      <w:pPr>
+        <w:pStyle w:val="ListNumber"/>
+        <w:spacing w:after="60"/>
+      </w:pPr>
+      <w:r>
+        <w:t>Planning and requirements (March to April 2026).</w:t>
+      </w:r>
+    </w:p>
+    <w:p>
+      <w:pPr>
+        <w:pStyle w:val="ListNumber"/>
+        <w:spacing w:after="60"/>
+      </w:pPr>
+      <w:r>
+        <w:t>System design (April to May).</w:t>
+      </w:r>
+    </w:p>
+    <w:p>
+      <w:pPr>
+        <w:pStyle w:val="ListNumber"/>
+        <w:spacing w:after="60"/>
+      </w:pPr>
+      <w:r>
+        <w:t>Development (May to August): builder first, then posting and application modules, then the matching engine.</w:t>
+      </w:r>
+    </w:p>
+    <w:p>
+      <w:pPr>
+        <w:pStyle w:val="ListNumber"/>
+        <w:spacing w:after="60"/>
+      </w:pPr>
+      <w:r>
+        <w:t>Testing and quality assurance using ISO 25010 (August to September).</w:t>
+      </w:r>
+    </w:p>
+    <w:p>
+      <w:pPr>
+        <w:pStyle w:val="ListNumber"/>
+        <w:spacing w:after="60"/>
+      </w:pPr>
+      <w:r>
+        <w:t>Deployment and user acceptance testing (September to October), with data gathering and analysis.</w:t>
+      </w:r>
+    </w:p>
+    <w:p>
+      <w:r>
+        <w:rPr>
+          <w:b w:val="0"/>
+          <w:i w:val="0"/>
+          <w:sz w:val="22"/>
+        </w:rPr>
+        <w:t>Final defence is at the end of October 2026. Capstone documentation runs continuously across the whole timeline.</w:t>
+      </w:r>
+    </w:p>
+    <w:p>
+      <w:pPr>
+        <w:pStyle w:val="Heading1"/>
+      </w:pPr>
+      <w:r>
+        <w:t>14. The Research Side, in Plain Words</w:t>
+      </w:r>
+    </w:p>
+    <w:p>
+      <w:pPr>
+        <w:spacing w:after="60"/>
+      </w:pPr>
+      <w:r>
+        <w:rPr>
+          <w:b/>
+          <w:color w:val="16305C"/>
+        </w:rPr>
+        <w:t xml:space="preserve">Research design: </w:t>
+      </w:r>
+      <w:r>
+        <w:t>Quantitative descriptive.</w:t>
+      </w:r>
+    </w:p>
+    <w:p>
+      <w:pPr>
+        <w:spacing w:after="60"/>
+      </w:pPr>
+      <w:r>
+        <w:rPr>
+          <w:b/>
+          <w:color w:val="16305C"/>
+        </w:rPr>
+        <w:t xml:space="preserve">Sampling: </w:t>
+      </w:r>
+      <w:r>
+        <w:t>Purposive. Not random. No Slovin formula, and the paper explains why: Slovin bounds the error of an estimate from RANDOM sampling, and there is no list of all Filipino job seekers to draw randomly from.</w:t>
+      </w:r>
+    </w:p>
+    <w:p>
+      <w:pPr>
+        <w:spacing w:after="60"/>
+      </w:pPr>
+      <w:r>
+        <w:rPr>
+          <w:b/>
+          <w:color w:val="16305C"/>
+        </w:rPr>
+        <w:t xml:space="preserve">A second design element: </w:t>
+      </w:r>
+      <w:r>
+        <w:t>The job seeker strand also carries a ONE-GROUP PRETEST-POSTTEST structure, which Campbell and Stanley (1963) classify as pre-experimental. Four items are asked before respondents see the system and again after they use it.</w:t>
+      </w:r>
+    </w:p>
+    <w:p>
+      <w:pPr>
+        <w:spacing w:after="60"/>
+      </w:pPr>
+      <w:r>
+        <w:rPr>
+          <w:b/>
+          <w:color w:val="16305C"/>
+        </w:rPr>
+        <w:t xml:space="preserve">The honest limit on that: </w:t>
+      </w:r>
+      <w:r>
+        <w:t>No control group, no random assignment, so no causal claim. The change is reported as a change observed in one group, not as an effect of the system.</w:t>
+      </w:r>
+    </w:p>
+    <w:p>
+      <w:pPr>
+        <w:pStyle w:val="Heading2"/>
+      </w:pPr>
+      <w:r>
+        <w:t>The five instruments</w:t>
+      </w:r>
+    </w:p>
+    <w:tbl>
+      <w:tblPr>
+        <w:tblStyle w:val="LightGrid-Accent1"/>
+        <w:tblW w:type="auto" w:w="0"/>
+        <w:tblLook w:firstColumn="1" w:firstRow="1" w:lastColumn="0" w:lastRow="0" w:noHBand="0" w:noVBand="1" w:val="04A0"/>
+      </w:tblPr>
+      <w:tblGrid>
+        <w:gridCol w:w="1440"/>
+        <w:gridCol w:w="1440"/>
+        <w:gridCol w:w="1440"/>
+        <w:gridCol w:w="1440"/>
+        <w:gridCol w:w="1440"/>
+        <w:gridCol w:w="1440"/>
+      </w:tblGrid>
+      <w:tr>
+        <w:tc>
+          <w:tcPr>
+            <w:tcW w:type="dxa" w:w="2736"/>
+          </w:tcPr>
+          <w:p>
+            <w:r/>
+            <w:r>
+              <w:rPr>
+                <w:b/>
+              </w:rPr>
+              <w:t>Instrument</w:t>
+            </w:r>
+          </w:p>
+        </w:tc>
+        <w:tc>
+          <w:tcPr>
+            <w:tcW w:type="dxa" w:w="1440"/>
           </w:tcPr>
           <w:p>
             <w:r/>
@@ -2166,7 +2881,7 @@
         </w:tc>
         <w:tc>
           <w:tcPr>
-            <w:tcW w:type="dxa" w:w="6768"/>
+            <w:tcW w:type="dxa" w:w="2016"/>
           </w:tcPr>
           <w:p>
             <w:r/>
@@ -2174,7 +2889,1894 @@
               <w:rPr>
                 <w:b/>
               </w:rPr>
-              <w:t>How it helps them</w:t>
+              <w:t>When</w:t>
+            </w:r>
+          </w:p>
+        </w:tc>
+        <w:tc>
+          <w:tcPr>
+            <w:tcW w:type="dxa" w:w="1296"/>
+          </w:tcPr>
+          <w:p>
+            <w:r/>
+            <w:r>
+              <w:rPr>
+                <w:b/>
+              </w:rPr>
+              <w:t>n</w:t>
+            </w:r>
+          </w:p>
+        </w:tc>
+        <w:tc>
+          <w:tcPr>
+            <w:tcW w:type="dxa" w:w="1008"/>
+          </w:tcPr>
+          <w:p>
+            <w:r/>
+            <w:r>
+              <w:rPr>
+                <w:b/>
+              </w:rPr>
+              <w:t>Items</w:t>
+            </w:r>
+          </w:p>
+        </w:tc>
+        <w:tc>
+          <w:tcPr>
+            <w:tcW w:type="dxa" w:w="864"/>
+          </w:tcPr>
+          <w:p>
+            <w:r/>
+            <w:r>
+              <w:rPr>
+                <w:b/>
+              </w:rPr>
+              <w:t>Answers RQ</w:t>
+            </w:r>
+          </w:p>
+        </w:tc>
+      </w:tr>
+      <w:tr>
+        <w:tc>
+          <w:tcPr>
+            <w:tcW w:type="dxa" w:w="2736"/>
+          </w:tcPr>
+          <w:p>
+            <w:r/>
+            <w:r>
+              <w:t>A — Job Seeker Survey Part 1</w:t>
+            </w:r>
+          </w:p>
+        </w:tc>
+        <w:tc>
+          <w:tcPr>
+            <w:tcW w:type="dxa" w:w="1440"/>
+          </w:tcPr>
+          <w:p>
+            <w:r/>
+            <w:r>
+              <w:t>Job seekers</w:t>
+            </w:r>
+          </w:p>
+        </w:tc>
+        <w:tc>
+          <w:tcPr>
+            <w:tcW w:type="dxa" w:w="2016"/>
+          </w:tcPr>
+          <w:p>
+            <w:r/>
+            <w:r>
+              <w:t>Before, 9–22 Aug 2026</w:t>
+            </w:r>
+          </w:p>
+        </w:tc>
+        <w:tc>
+          <w:tcPr>
+            <w:tcW w:type="dxa" w:w="1296"/>
+          </w:tcPr>
+          <w:p>
+            <w:r/>
+            <w:r>
+              <w:t>46 of 103 valid</w:t>
+            </w:r>
+          </w:p>
+        </w:tc>
+        <w:tc>
+          <w:tcPr>
+            <w:tcW w:type="dxa" w:w="1008"/>
+          </w:tcPr>
+          <w:p>
+            <w:r/>
+            <w:r>
+              <w:t>21 + consent</w:t>
+            </w:r>
+          </w:p>
+        </w:tc>
+        <w:tc>
+          <w:tcPr>
+            <w:tcW w:type="dxa" w:w="864"/>
+          </w:tcPr>
+          <w:p>
+            <w:r/>
+            <w:r>
+              <w:t>1 and 2</w:t>
+            </w:r>
+          </w:p>
+        </w:tc>
+      </w:tr>
+      <w:tr>
+        <w:tc>
+          <w:tcPr>
+            <w:tcW w:type="dxa" w:w="2736"/>
+          </w:tcPr>
+          <w:p>
+            <w:r/>
+            <w:r>
+              <w:t>B — HR Survey Part 1</w:t>
+            </w:r>
+          </w:p>
+        </w:tc>
+        <w:tc>
+          <w:tcPr>
+            <w:tcW w:type="dxa" w:w="1440"/>
+          </w:tcPr>
+          <w:p>
+            <w:r/>
+            <w:r>
+              <w:t>HR personnel</w:t>
+            </w:r>
+          </w:p>
+        </w:tc>
+        <w:tc>
+          <w:tcPr>
+            <w:tcW w:type="dxa" w:w="2016"/>
+          </w:tcPr>
+          <w:p>
+            <w:r/>
+            <w:r>
+              <w:t>Before, 9–22 Aug 2026</w:t>
+            </w:r>
+          </w:p>
+        </w:tc>
+        <w:tc>
+          <w:tcPr>
+            <w:tcW w:type="dxa" w:w="1296"/>
+          </w:tcPr>
+          <w:p>
+            <w:r/>
+            <w:r>
+              <w:t>11</w:t>
+            </w:r>
+          </w:p>
+        </w:tc>
+        <w:tc>
+          <w:tcPr>
+            <w:tcW w:type="dxa" w:w="1008"/>
+          </w:tcPr>
+          <w:p>
+            <w:r/>
+            <w:r>
+              <w:t>22</w:t>
+            </w:r>
+          </w:p>
+        </w:tc>
+        <w:tc>
+          <w:tcPr>
+            <w:tcW w:type="dxa" w:w="864"/>
+          </w:tcPr>
+          <w:p>
+            <w:r/>
+            <w:r>
+              <w:t>3</w:t>
+            </w:r>
+          </w:p>
+        </w:tc>
+      </w:tr>
+      <w:tr>
+        <w:tc>
+          <w:tcPr>
+            <w:tcW w:type="dxa" w:w="2736"/>
+          </w:tcPr>
+          <w:p>
+            <w:r/>
+            <w:r>
+              <w:t>C — Job Seeker Survey Part 2</w:t>
+            </w:r>
+          </w:p>
+        </w:tc>
+        <w:tc>
+          <w:tcPr>
+            <w:tcW w:type="dxa" w:w="1440"/>
+          </w:tcPr>
+          <w:p>
+            <w:r/>
+            <w:r>
+              <w:t>Job seekers</w:t>
+            </w:r>
+          </w:p>
+        </w:tc>
+        <w:tc>
+          <w:tcPr>
+            <w:tcW w:type="dxa" w:w="2016"/>
+          </w:tcPr>
+          <w:p>
+            <w:r/>
+            <w:r>
+              <w:t>After, 5–6 Sep 2026</w:t>
+            </w:r>
+          </w:p>
+        </w:tc>
+        <w:tc>
+          <w:tcPr>
+            <w:tcW w:type="dxa" w:w="1296"/>
+          </w:tcPr>
+          <w:p>
+            <w:r/>
+            <w:r>
+              <w:t>46</w:t>
+            </w:r>
+          </w:p>
+        </w:tc>
+        <w:tc>
+          <w:tcPr>
+            <w:tcW w:type="dxa" w:w="1008"/>
+          </w:tcPr>
+          <w:p>
+            <w:r/>
+            <w:r>
+              <w:t>40</w:t>
+            </w:r>
+          </w:p>
+        </w:tc>
+        <w:tc>
+          <w:tcPr>
+            <w:tcW w:type="dxa" w:w="864"/>
+          </w:tcPr>
+          <w:p>
+            <w:r/>
+            <w:r>
+              <w:t>4</w:t>
+            </w:r>
+          </w:p>
+        </w:tc>
+      </w:tr>
+      <w:tr>
+        <w:tc>
+          <w:tcPr>
+            <w:tcW w:type="dxa" w:w="2736"/>
+          </w:tcPr>
+          <w:p>
+            <w:r/>
+            <w:r>
+              <w:t>D — HR Survey Part 2</w:t>
+            </w:r>
+          </w:p>
+        </w:tc>
+        <w:tc>
+          <w:tcPr>
+            <w:tcW w:type="dxa" w:w="1440"/>
+          </w:tcPr>
+          <w:p>
+            <w:r/>
+            <w:r>
+              <w:t>HR personnel</w:t>
+            </w:r>
+          </w:p>
+        </w:tc>
+        <w:tc>
+          <w:tcPr>
+            <w:tcW w:type="dxa" w:w="2016"/>
+          </w:tcPr>
+          <w:p>
+            <w:r/>
+            <w:r>
+              <w:t>After completion</w:t>
+            </w:r>
+          </w:p>
+        </w:tc>
+        <w:tc>
+          <w:tcPr>
+            <w:tcW w:type="dxa" w:w="1296"/>
+          </w:tcPr>
+          <w:p>
+            <w:r/>
+            <w:r>
+              <w:t>10</w:t>
+            </w:r>
+          </w:p>
+        </w:tc>
+        <w:tc>
+          <w:tcPr>
+            <w:tcW w:type="dxa" w:w="1008"/>
+          </w:tcPr>
+          <w:p>
+            <w:r/>
+            <w:r>
+              <w:t>28</w:t>
+            </w:r>
+          </w:p>
+        </w:tc>
+        <w:tc>
+          <w:tcPr>
+            <w:tcW w:type="dxa" w:w="864"/>
+          </w:tcPr>
+          <w:p>
+            <w:r/>
+            <w:r>
+              <w:t>5</w:t>
+            </w:r>
+          </w:p>
+        </w:tc>
+      </w:tr>
+      <w:tr>
+        <w:tc>
+          <w:tcPr>
+            <w:tcW w:type="dxa" w:w="2736"/>
+          </w:tcPr>
+          <w:p>
+            <w:r/>
+            <w:r>
+              <w:t>E — IT Expert Evaluation</w:t>
+            </w:r>
+          </w:p>
+        </w:tc>
+        <w:tc>
+          <w:tcPr>
+            <w:tcW w:type="dxa" w:w="1440"/>
+          </w:tcPr>
+          <w:p>
+            <w:r/>
+            <w:r>
+              <w:t>IT experts</w:t>
+            </w:r>
+          </w:p>
+        </w:tc>
+        <w:tc>
+          <w:tcPr>
+            <w:tcW w:type="dxa" w:w="2016"/>
+          </w:tcPr>
+          <w:p>
+            <w:r/>
+            <w:r>
+              <w:t>After, 3–4 Sep 2026</w:t>
+            </w:r>
+          </w:p>
+        </w:tc>
+        <w:tc>
+          <w:tcPr>
+            <w:tcW w:type="dxa" w:w="1296"/>
+          </w:tcPr>
+          <w:p>
+            <w:r/>
+            <w:r>
+              <w:t>3</w:t>
+            </w:r>
+          </w:p>
+        </w:tc>
+        <w:tc>
+          <w:tcPr>
+            <w:tcW w:type="dxa" w:w="1008"/>
+          </w:tcPr>
+          <w:p>
+            <w:r/>
+            <w:r>
+              <w:t>31</w:t>
+            </w:r>
+          </w:p>
+        </w:tc>
+        <w:tc>
+          <w:tcPr>
+            <w:tcW w:type="dxa" w:w="864"/>
+          </w:tcPr>
+          <w:p>
+            <w:r/>
+            <w:r>
+              <w:t>6</w:t>
+            </w:r>
+          </w:p>
+        </w:tc>
+      </w:tr>
+    </w:tbl>
+    <w:p/>
+    <w:p>
+      <w:r>
+        <w:rPr>
+          <w:b w:val="0"/>
+          <w:i w:val="0"/>
+          <w:sz w:val="22"/>
+        </w:rPr>
+        <w:t>All five are researcher-made and entirely closed items. The ONLY published instrument is the ten-item System Usability Scale inside Instrument C, reproduced without alteration because altering it would forfeit the published norms that are the whole reason for including it.</w:t>
+      </w:r>
+    </w:p>
+    <w:p>
+      <w:pPr>
+        <w:pStyle w:val="Heading2"/>
+      </w:pPr>
+      <w:r>
+        <w:t>The five ISO/IEC 25010 characteristics we used</w:t>
+      </w:r>
+    </w:p>
+    <w:p>
+      <w:pPr>
+        <w:pStyle w:val="ListBullet"/>
+        <w:spacing w:after="60"/>
+      </w:pPr>
+      <w:r>
+        <w:t>Functional suitability, usability, reliability — rated by job seekers and HR from their own USE.</w:t>
+      </w:r>
+    </w:p>
+    <w:p>
+      <w:pPr>
+        <w:pStyle w:val="ListBullet"/>
+        <w:spacing w:after="60"/>
+      </w:pPr>
+      <w:r>
+        <w:t>Security and maintainability — added by IT experts, from INSPECTION of the system and its source code.</w:t>
+      </w:r>
+    </w:p>
+    <w:p>
+      <w:pPr>
+        <w:pStyle w:val="ListBullet"/>
+        <w:spacing w:after="60"/>
+      </w:pPr>
+      <w:r>
+        <w:t>Excluded: performance efficiency (shared hosting measures the hosting tier, not our design), compatibility (the system exchanges data with no external system), and portability (it is a web app with no install).</w:t>
+      </w:r>
+    </w:p>
+    <w:p>
+      <w:pPr>
+        <w:pStyle w:val="Heading1"/>
+      </w:pPr>
+      <w:r>
+        <w:t>15. The Results, in One Page</w:t>
+      </w:r>
+    </w:p>
+    <w:p>
+      <w:pPr>
+        <w:pStyle w:val="Heading2"/>
+      </w:pPr>
+      <w:r>
+        <w:t>What job seekers said (Instrument C, n = 46)</w:t>
+      </w:r>
+    </w:p>
+    <w:tbl>
+      <w:tblPr>
+        <w:tblStyle w:val="LightGrid-Accent1"/>
+        <w:tblW w:type="auto" w:w="0"/>
+        <w:tblLook w:firstColumn="1" w:firstRow="1" w:lastColumn="0" w:lastRow="0" w:noHBand="0" w:noVBand="1" w:val="04A0"/>
+      </w:tblPr>
+      <w:tblGrid>
+        <w:gridCol w:w="1440"/>
+        <w:gridCol w:w="1440"/>
+        <w:gridCol w:w="1440"/>
+        <w:gridCol w:w="1440"/>
+        <w:gridCol w:w="1440"/>
+        <w:gridCol w:w="1440"/>
+      </w:tblGrid>
+      <w:tr>
+        <w:tc>
+          <w:tcPr>
+            <w:tcW w:type="dxa" w:w="2880"/>
+          </w:tcPr>
+          <w:p>
+            <w:r/>
+            <w:r>
+              <w:rPr>
+                <w:b/>
+              </w:rPr>
+              <w:t>Quality characteristic</w:t>
+            </w:r>
+          </w:p>
+        </w:tc>
+        <w:tc>
+          <w:tcPr>
+            <w:tcW w:type="dxa" w:w="864"/>
+          </w:tcPr>
+          <w:p>
+            <w:r/>
+            <w:r>
+              <w:rPr>
+                <w:b/>
+              </w:rPr>
+              <w:t>Items</w:t>
+            </w:r>
+          </w:p>
+        </w:tc>
+        <w:tc>
+          <w:tcPr>
+            <w:tcW w:type="dxa" w:w="1008"/>
+          </w:tcPr>
+          <w:p>
+            <w:r/>
+            <w:r>
+              <w:rPr>
+                <w:b/>
+              </w:rPr>
+              <w:t>Mean</w:t>
+            </w:r>
+          </w:p>
+        </w:tc>
+        <w:tc>
+          <w:tcPr>
+            <w:tcW w:type="dxa" w:w="864"/>
+          </w:tcPr>
+          <w:p>
+            <w:r/>
+            <w:r>
+              <w:rPr>
+                <w:b/>
+              </w:rPr>
+              <w:t>SD</w:t>
+            </w:r>
+          </w:p>
+        </w:tc>
+        <w:tc>
+          <w:tcPr>
+            <w:tcW w:type="dxa" w:w="1440"/>
+          </w:tcPr>
+          <w:p>
+            <w:r/>
+            <w:r>
+              <w:rPr>
+                <w:b/>
+              </w:rPr>
+              <w:t>Cronbach a</w:t>
+            </w:r>
+          </w:p>
+        </w:tc>
+        <w:tc>
+          <w:tcPr>
+            <w:tcW w:type="dxa" w:w="1152"/>
+          </w:tcPr>
+          <w:p>
+            <w:r/>
+            <w:r>
+              <w:rPr>
+                <w:b/>
+              </w:rPr>
+              <w:t>Band</w:t>
+            </w:r>
+          </w:p>
+        </w:tc>
+      </w:tr>
+      <w:tr>
+        <w:tc>
+          <w:tcPr>
+            <w:tcW w:type="dxa" w:w="2880"/>
+          </w:tcPr>
+          <w:p>
+            <w:r/>
+            <w:r>
+              <w:t>Functional suitability</w:t>
+            </w:r>
+          </w:p>
+        </w:tc>
+        <w:tc>
+          <w:tcPr>
+            <w:tcW w:type="dxa" w:w="864"/>
+          </w:tcPr>
+          <w:p>
+            <w:r/>
+            <w:r>
+              <w:t>7</w:t>
+            </w:r>
+          </w:p>
+        </w:tc>
+        <w:tc>
+          <w:tcPr>
+            <w:tcW w:type="dxa" w:w="1008"/>
+          </w:tcPr>
+          <w:p>
+            <w:r/>
+            <w:r>
+              <w:t>4.30</w:t>
+            </w:r>
+          </w:p>
+        </w:tc>
+        <w:tc>
+          <w:tcPr>
+            <w:tcW w:type="dxa" w:w="864"/>
+          </w:tcPr>
+          <w:p>
+            <w:r/>
+            <w:r>
+              <w:t>0.50</w:t>
+            </w:r>
+          </w:p>
+        </w:tc>
+        <w:tc>
+          <w:tcPr>
+            <w:tcW w:type="dxa" w:w="1440"/>
+          </w:tcPr>
+          <w:p>
+            <w:r/>
+            <w:r>
+              <w:t>0.73</w:t>
+            </w:r>
+          </w:p>
+        </w:tc>
+        <w:tc>
+          <w:tcPr>
+            <w:tcW w:type="dxa" w:w="1152"/>
+          </w:tcPr>
+          <w:p>
+            <w:r/>
+            <w:r>
+              <w:t>Good</w:t>
+            </w:r>
+          </w:p>
+        </w:tc>
+      </w:tr>
+      <w:tr>
+        <w:tc>
+          <w:tcPr>
+            <w:tcW w:type="dxa" w:w="2880"/>
+          </w:tcPr>
+          <w:p>
+            <w:r/>
+            <w:r>
+              <w:t>Usability</w:t>
+            </w:r>
+          </w:p>
+        </w:tc>
+        <w:tc>
+          <w:tcPr>
+            <w:tcW w:type="dxa" w:w="864"/>
+          </w:tcPr>
+          <w:p>
+            <w:r/>
+            <w:r>
+              <w:t>7</w:t>
+            </w:r>
+          </w:p>
+        </w:tc>
+        <w:tc>
+          <w:tcPr>
+            <w:tcW w:type="dxa" w:w="1008"/>
+          </w:tcPr>
+          <w:p>
+            <w:r/>
+            <w:r>
+              <w:t>4.28</w:t>
+            </w:r>
+          </w:p>
+        </w:tc>
+        <w:tc>
+          <w:tcPr>
+            <w:tcW w:type="dxa" w:w="864"/>
+          </w:tcPr>
+          <w:p>
+            <w:r/>
+            <w:r>
+              <w:t>0.51</w:t>
+            </w:r>
+          </w:p>
+        </w:tc>
+        <w:tc>
+          <w:tcPr>
+            <w:tcW w:type="dxa" w:w="1440"/>
+          </w:tcPr>
+          <w:p>
+            <w:r/>
+            <w:r>
+              <w:t>0.85</w:t>
+            </w:r>
+          </w:p>
+        </w:tc>
+        <w:tc>
+          <w:tcPr>
+            <w:tcW w:type="dxa" w:w="1152"/>
+          </w:tcPr>
+          <w:p>
+            <w:r/>
+            <w:r>
+              <w:t>Good</w:t>
+            </w:r>
+          </w:p>
+        </w:tc>
+      </w:tr>
+      <w:tr>
+        <w:tc>
+          <w:tcPr>
+            <w:tcW w:type="dxa" w:w="2880"/>
+          </w:tcPr>
+          <w:p>
+            <w:r/>
+            <w:r>
+              <w:t>Reliability</w:t>
+            </w:r>
+          </w:p>
+        </w:tc>
+        <w:tc>
+          <w:tcPr>
+            <w:tcW w:type="dxa" w:w="864"/>
+          </w:tcPr>
+          <w:p>
+            <w:r/>
+            <w:r>
+              <w:t>3</w:t>
+            </w:r>
+          </w:p>
+        </w:tc>
+        <w:tc>
+          <w:tcPr>
+            <w:tcW w:type="dxa" w:w="1008"/>
+          </w:tcPr>
+          <w:p>
+            <w:r/>
+            <w:r>
+              <w:t>4.23</w:t>
+            </w:r>
+          </w:p>
+        </w:tc>
+        <w:tc>
+          <w:tcPr>
+            <w:tcW w:type="dxa" w:w="864"/>
+          </w:tcPr>
+          <w:p>
+            <w:r/>
+            <w:r>
+              <w:t>0.49</w:t>
+            </w:r>
+          </w:p>
+        </w:tc>
+        <w:tc>
+          <w:tcPr>
+            <w:tcW w:type="dxa" w:w="1440"/>
+          </w:tcPr>
+          <w:p>
+            <w:r/>
+            <w:r>
+              <w:t>0.78</w:t>
+            </w:r>
+          </w:p>
+        </w:tc>
+        <w:tc>
+          <w:tcPr>
+            <w:tcW w:type="dxa" w:w="1152"/>
+          </w:tcPr>
+          <w:p>
+            <w:r/>
+            <w:r>
+              <w:t>Good</w:t>
+            </w:r>
+          </w:p>
+        </w:tc>
+      </w:tr>
+      <w:tr>
+        <w:tc>
+          <w:tcPr>
+            <w:tcW w:type="dxa" w:w="2880"/>
+          </w:tcPr>
+          <w:p>
+            <w:r/>
+            <w:r>
+              <w:t>Overall</w:t>
+            </w:r>
+          </w:p>
+        </w:tc>
+        <w:tc>
+          <w:tcPr>
+            <w:tcW w:type="dxa" w:w="864"/>
+          </w:tcPr>
+          <w:p>
+            <w:r/>
+            <w:r>
+              <w:t>17</w:t>
+            </w:r>
+          </w:p>
+        </w:tc>
+        <w:tc>
+          <w:tcPr>
+            <w:tcW w:type="dxa" w:w="1008"/>
+          </w:tcPr>
+          <w:p>
+            <w:r/>
+            <w:r>
+              <w:t>4.28</w:t>
+            </w:r>
+          </w:p>
+        </w:tc>
+        <w:tc>
+          <w:tcPr>
+            <w:tcW w:type="dxa" w:w="864"/>
+          </w:tcPr>
+          <w:p>
+            <w:r/>
+            <w:r>
+              <w:t>0.50</w:t>
+            </w:r>
+          </w:p>
+        </w:tc>
+        <w:tc>
+          <w:tcPr>
+            <w:tcW w:type="dxa" w:w="1440"/>
+          </w:tcPr>
+          <w:p>
+            <w:r/>
+            <w:r>
+              <w:t>—</w:t>
+            </w:r>
+          </w:p>
+        </w:tc>
+        <w:tc>
+          <w:tcPr>
+            <w:tcW w:type="dxa" w:w="1152"/>
+          </w:tcPr>
+          <w:p>
+            <w:r/>
+            <w:r>
+              <w:t>Good</w:t>
+            </w:r>
+          </w:p>
+        </w:tc>
+      </w:tr>
+    </w:tbl>
+    <w:p/>
+    <w:p>
+      <w:r>
+        <w:rPr>
+          <w:b w:val="0"/>
+          <w:i w:val="0"/>
+          <w:sz w:val="22"/>
+        </w:rPr>
+        <w:t>Across the 782 ratings: 525 (67.1%) are 4, 238 (30.4%) are 5, 19 (2.4%) are 3, none below 3. No characteristic reaches the 4.50 the top band requires — say "Good", never "Excellent", for this group.</w:t>
+      </w:r>
+    </w:p>
+    <w:p>
+      <w:pPr>
+        <w:spacing w:after="60"/>
+      </w:pPr>
+      <w:r>
+        <w:rPr>
+          <w:b/>
+          <w:color w:val="16305C"/>
+        </w:rPr>
+        <w:t xml:space="preserve">System Usability Scale: </w:t>
+      </w:r>
+      <w:r>
+        <w:t>74.7 (SD 8.4), median 75.0, min 50, max 90. Above BOTH benchmarks declared in advance: 42 of 46 scored above 68 (Sauro, 2011) and 34 of 46 above 70.14 (Bangor et al., 2008).</w:t>
+      </w:r>
+    </w:p>
+    <w:p>
+      <w:pPr>
+        <w:pStyle w:val="Heading2"/>
+      </w:pPr>
+      <w:r>
+        <w:t>What HR said (Instrument D, n = 10)</w:t>
+      </w:r>
+    </w:p>
+    <w:tbl>
+      <w:tblPr>
+        <w:tblStyle w:val="LightGrid-Accent1"/>
+        <w:tblW w:type="auto" w:w="0"/>
+        <w:tblLook w:firstColumn="1" w:firstRow="1" w:lastColumn="0" w:lastRow="0" w:noHBand="0" w:noVBand="1" w:val="04A0"/>
+      </w:tblPr>
+      <w:tblGrid>
+        <w:gridCol w:w="1440"/>
+        <w:gridCol w:w="1440"/>
+        <w:gridCol w:w="1440"/>
+        <w:gridCol w:w="1440"/>
+        <w:gridCol w:w="1440"/>
+        <w:gridCol w:w="1440"/>
+      </w:tblGrid>
+      <w:tr>
+        <w:tc>
+          <w:tcPr>
+            <w:tcW w:type="dxa" w:w="2880"/>
+          </w:tcPr>
+          <w:p>
+            <w:r/>
+            <w:r>
+              <w:rPr>
+                <w:b/>
+              </w:rPr>
+              <w:t>Quality characteristic</w:t>
+            </w:r>
+          </w:p>
+        </w:tc>
+        <w:tc>
+          <w:tcPr>
+            <w:tcW w:type="dxa" w:w="864"/>
+          </w:tcPr>
+          <w:p>
+            <w:r/>
+            <w:r>
+              <w:rPr>
+                <w:b/>
+              </w:rPr>
+              <w:t>Items</w:t>
+            </w:r>
+          </w:p>
+        </w:tc>
+        <w:tc>
+          <w:tcPr>
+            <w:tcW w:type="dxa" w:w="1008"/>
+          </w:tcPr>
+          <w:p>
+            <w:r/>
+            <w:r>
+              <w:rPr>
+                <w:b/>
+              </w:rPr>
+              <w:t>Mean</w:t>
+            </w:r>
+          </w:p>
+        </w:tc>
+        <w:tc>
+          <w:tcPr>
+            <w:tcW w:type="dxa" w:w="864"/>
+          </w:tcPr>
+          <w:p>
+            <w:r/>
+            <w:r>
+              <w:rPr>
+                <w:b/>
+              </w:rPr>
+              <w:t>SD</w:t>
+            </w:r>
+          </w:p>
+        </w:tc>
+        <w:tc>
+          <w:tcPr>
+            <w:tcW w:type="dxa" w:w="1440"/>
+          </w:tcPr>
+          <w:p>
+            <w:r/>
+            <w:r>
+              <w:rPr>
+                <w:b/>
+              </w:rPr>
+              <w:t>Cronbach a</w:t>
+            </w:r>
+          </w:p>
+        </w:tc>
+        <w:tc>
+          <w:tcPr>
+            <w:tcW w:type="dxa" w:w="1152"/>
+          </w:tcPr>
+          <w:p>
+            <w:r/>
+            <w:r>
+              <w:rPr>
+                <w:b/>
+              </w:rPr>
+              <w:t>Band</w:t>
+            </w:r>
+          </w:p>
+        </w:tc>
+      </w:tr>
+      <w:tr>
+        <w:tc>
+          <w:tcPr>
+            <w:tcW w:type="dxa" w:w="2880"/>
+          </w:tcPr>
+          <w:p>
+            <w:r/>
+            <w:r>
+              <w:t>Functional suitability</w:t>
+            </w:r>
+          </w:p>
+        </w:tc>
+        <w:tc>
+          <w:tcPr>
+            <w:tcW w:type="dxa" w:w="864"/>
+          </w:tcPr>
+          <w:p>
+            <w:r/>
+            <w:r>
+              <w:t>6</w:t>
+            </w:r>
+          </w:p>
+        </w:tc>
+        <w:tc>
+          <w:tcPr>
+            <w:tcW w:type="dxa" w:w="1008"/>
+          </w:tcPr>
+          <w:p>
+            <w:r/>
+            <w:r>
+              <w:t>4.17</w:t>
+            </w:r>
+          </w:p>
+        </w:tc>
+        <w:tc>
+          <w:tcPr>
+            <w:tcW w:type="dxa" w:w="864"/>
+          </w:tcPr>
+          <w:p>
+            <w:r/>
+            <w:r>
+              <w:t>0.46</w:t>
+            </w:r>
+          </w:p>
+        </w:tc>
+        <w:tc>
+          <w:tcPr>
+            <w:tcW w:type="dxa" w:w="1440"/>
+          </w:tcPr>
+          <w:p>
+            <w:r/>
+            <w:r>
+              <w:t>0.52</w:t>
+            </w:r>
+          </w:p>
+        </w:tc>
+        <w:tc>
+          <w:tcPr>
+            <w:tcW w:type="dxa" w:w="1152"/>
+          </w:tcPr>
+          <w:p>
+            <w:r/>
+            <w:r>
+              <w:t>Good</w:t>
+            </w:r>
+          </w:p>
+        </w:tc>
+      </w:tr>
+      <w:tr>
+        <w:tc>
+          <w:tcPr>
+            <w:tcW w:type="dxa" w:w="2880"/>
+          </w:tcPr>
+          <w:p>
+            <w:r/>
+            <w:r>
+              <w:t>Usability</w:t>
+            </w:r>
+          </w:p>
+        </w:tc>
+        <w:tc>
+          <w:tcPr>
+            <w:tcW w:type="dxa" w:w="864"/>
+          </w:tcPr>
+          <w:p>
+            <w:r/>
+            <w:r>
+              <w:t>5</w:t>
+            </w:r>
+          </w:p>
+        </w:tc>
+        <w:tc>
+          <w:tcPr>
+            <w:tcW w:type="dxa" w:w="1008"/>
+          </w:tcPr>
+          <w:p>
+            <w:r/>
+            <w:r>
+              <w:t>4.22</w:t>
+            </w:r>
+          </w:p>
+        </w:tc>
+        <w:tc>
+          <w:tcPr>
+            <w:tcW w:type="dxa" w:w="864"/>
+          </w:tcPr>
+          <w:p>
+            <w:r/>
+            <w:r>
+              <w:t>0.58</w:t>
+            </w:r>
+          </w:p>
+        </w:tc>
+        <w:tc>
+          <w:tcPr>
+            <w:tcW w:type="dxa" w:w="1440"/>
+          </w:tcPr>
+          <w:p>
+            <w:r/>
+            <w:r>
+              <w:t>0.83</w:t>
+            </w:r>
+          </w:p>
+        </w:tc>
+        <w:tc>
+          <w:tcPr>
+            <w:tcW w:type="dxa" w:w="1152"/>
+          </w:tcPr>
+          <w:p>
+            <w:r/>
+            <w:r>
+              <w:t>Good</w:t>
+            </w:r>
+          </w:p>
+        </w:tc>
+      </w:tr>
+      <w:tr>
+        <w:tc>
+          <w:tcPr>
+            <w:tcW w:type="dxa" w:w="2880"/>
+          </w:tcPr>
+          <w:p>
+            <w:r/>
+            <w:r>
+              <w:t>Reliability</w:t>
+            </w:r>
+          </w:p>
+        </w:tc>
+        <w:tc>
+          <w:tcPr>
+            <w:tcW w:type="dxa" w:w="864"/>
+          </w:tcPr>
+          <w:p>
+            <w:r/>
+            <w:r>
+              <w:t>3</w:t>
+            </w:r>
+          </w:p>
+        </w:tc>
+        <w:tc>
+          <w:tcPr>
+            <w:tcW w:type="dxa" w:w="1008"/>
+          </w:tcPr>
+          <w:p>
+            <w:r/>
+            <w:r>
+              <w:t>4.33</w:t>
+            </w:r>
+          </w:p>
+        </w:tc>
+        <w:tc>
+          <w:tcPr>
+            <w:tcW w:type="dxa" w:w="864"/>
+          </w:tcPr>
+          <w:p>
+            <w:r/>
+            <w:r>
+              <w:t>0.48</w:t>
+            </w:r>
+          </w:p>
+        </w:tc>
+        <w:tc>
+          <w:tcPr>
+            <w:tcW w:type="dxa" w:w="1440"/>
+          </w:tcPr>
+          <w:p>
+            <w:r/>
+            <w:r>
+              <w:t>0.70</w:t>
+            </w:r>
+          </w:p>
+        </w:tc>
+        <w:tc>
+          <w:tcPr>
+            <w:tcW w:type="dxa" w:w="1152"/>
+          </w:tcPr>
+          <w:p>
+            <w:r/>
+            <w:r>
+              <w:t>Good</w:t>
+            </w:r>
+          </w:p>
+        </w:tc>
+      </w:tr>
+      <w:tr>
+        <w:tc>
+          <w:tcPr>
+            <w:tcW w:type="dxa" w:w="2880"/>
+          </w:tcPr>
+          <w:p>
+            <w:r/>
+            <w:r>
+              <w:t>Overall</w:t>
+            </w:r>
+          </w:p>
+        </w:tc>
+        <w:tc>
+          <w:tcPr>
+            <w:tcW w:type="dxa" w:w="864"/>
+          </w:tcPr>
+          <w:p>
+            <w:r/>
+            <w:r>
+              <w:t>14</w:t>
+            </w:r>
+          </w:p>
+        </w:tc>
+        <w:tc>
+          <w:tcPr>
+            <w:tcW w:type="dxa" w:w="1008"/>
+          </w:tcPr>
+          <w:p>
+            <w:r/>
+            <w:r>
+              <w:t>4.22</w:t>
+            </w:r>
+          </w:p>
+        </w:tc>
+        <w:tc>
+          <w:tcPr>
+            <w:tcW w:type="dxa" w:w="864"/>
+          </w:tcPr>
+          <w:p>
+            <w:r/>
+            <w:r>
+              <w:t>0.51</w:t>
+            </w:r>
+          </w:p>
+        </w:tc>
+        <w:tc>
+          <w:tcPr>
+            <w:tcW w:type="dxa" w:w="1440"/>
+          </w:tcPr>
+          <w:p>
+            <w:r/>
+            <w:r>
+              <w:t>—</w:t>
+            </w:r>
+          </w:p>
+        </w:tc>
+        <w:tc>
+          <w:tcPr>
+            <w:tcW w:type="dxa" w:w="1152"/>
+          </w:tcPr>
+          <w:p>
+            <w:r/>
+            <w:r>
+              <w:t>Good</w:t>
+            </w:r>
+          </w:p>
+        </w:tc>
+      </w:tr>
+    </w:tbl>
+    <w:p/>
+    <w:p>
+      <w:r>
+        <w:rPr>
+          <w:b w:val="0"/>
+          <w:i w:val="0"/>
+          <w:sz w:val="22"/>
+        </w:rPr>
+        <w:t>All ten placed the system's top-ranked applicant within their own top three, and five placed that applicant first. Trust in the system to order applicants for a real opening: 4.00 from all ten, SD exactly 0.00 — unanimous.</w:t>
+      </w:r>
+    </w:p>
+    <w:p>
+      <w:pPr>
+        <w:pStyle w:val="Heading2"/>
+      </w:pPr>
+      <w:r>
+        <w:t>What IT experts said (Instrument E, n = 3)</w:t>
+      </w:r>
+    </w:p>
+    <w:tbl>
+      <w:tblPr>
+        <w:tblStyle w:val="LightGrid-Accent1"/>
+        <w:tblW w:type="auto" w:w="0"/>
+        <w:tblLook w:firstColumn="1" w:firstRow="1" w:lastColumn="0" w:lastRow="0" w:noHBand="0" w:noVBand="1" w:val="04A0"/>
+      </w:tblPr>
+      <w:tblGrid>
+        <w:gridCol w:w="1440"/>
+        <w:gridCol w:w="1440"/>
+        <w:gridCol w:w="1440"/>
+        <w:gridCol w:w="1440"/>
+        <w:gridCol w:w="1440"/>
+        <w:gridCol w:w="1440"/>
+      </w:tblGrid>
+      <w:tr>
+        <w:tc>
+          <w:tcPr>
+            <w:tcW w:type="dxa" w:w="2880"/>
+          </w:tcPr>
+          <w:p>
+            <w:r/>
+            <w:r>
+              <w:rPr>
+                <w:b/>
+              </w:rPr>
+              <w:t>Quality dimension</w:t>
+            </w:r>
+          </w:p>
+        </w:tc>
+        <w:tc>
+          <w:tcPr>
+            <w:tcW w:type="dxa" w:w="864"/>
+          </w:tcPr>
+          <w:p>
+            <w:r/>
+            <w:r>
+              <w:rPr>
+                <w:b/>
+              </w:rPr>
+              <w:t>Items</w:t>
+            </w:r>
+          </w:p>
+        </w:tc>
+        <w:tc>
+          <w:tcPr>
+            <w:tcW w:type="dxa" w:w="1008"/>
+          </w:tcPr>
+          <w:p>
+            <w:r/>
+            <w:r>
+              <w:rPr>
+                <w:b/>
+              </w:rPr>
+              <w:t>Mean</w:t>
+            </w:r>
+          </w:p>
+        </w:tc>
+        <w:tc>
+          <w:tcPr>
+            <w:tcW w:type="dxa" w:w="864"/>
+          </w:tcPr>
+          <w:p>
+            <w:r/>
+            <w:r>
+              <w:rPr>
+                <w:b/>
+              </w:rPr>
+              <w:t>SD</w:t>
+            </w:r>
+          </w:p>
+        </w:tc>
+        <w:tc>
+          <w:tcPr>
+            <w:tcW w:type="dxa" w:w="1440"/>
+          </w:tcPr>
+          <w:p>
+            <w:r/>
+            <w:r>
+              <w:rPr>
+                <w:b/>
+              </w:rPr>
+              <w:t>Cronbach a</w:t>
+            </w:r>
+          </w:p>
+        </w:tc>
+        <w:tc>
+          <w:tcPr>
+            <w:tcW w:type="dxa" w:w="1152"/>
+          </w:tcPr>
+          <w:p>
+            <w:r/>
+            <w:r>
+              <w:rPr>
+                <w:b/>
+              </w:rPr>
+              <w:t>Band</w:t>
+            </w:r>
+          </w:p>
+        </w:tc>
+      </w:tr>
+      <w:tr>
+        <w:tc>
+          <w:tcPr>
+            <w:tcW w:type="dxa" w:w="2880"/>
+          </w:tcPr>
+          <w:p>
+            <w:r/>
+            <w:r>
+              <w:t>Security</w:t>
+            </w:r>
+          </w:p>
+        </w:tc>
+        <w:tc>
+          <w:tcPr>
+            <w:tcW w:type="dxa" w:w="864"/>
+          </w:tcPr>
+          <w:p>
+            <w:r/>
+            <w:r>
+              <w:t>6</w:t>
+            </w:r>
+          </w:p>
+        </w:tc>
+        <w:tc>
+          <w:tcPr>
+            <w:tcW w:type="dxa" w:w="1008"/>
+          </w:tcPr>
+          <w:p>
+            <w:r/>
+            <w:r>
+              <w:t>4.89</w:t>
+            </w:r>
+          </w:p>
+        </w:tc>
+        <w:tc>
+          <w:tcPr>
+            <w:tcW w:type="dxa" w:w="864"/>
+          </w:tcPr>
+          <w:p>
+            <w:r/>
+            <w:r>
+              <w:t>0.32</w:t>
+            </w:r>
+          </w:p>
+        </w:tc>
+        <w:tc>
+          <w:tcPr>
+            <w:tcW w:type="dxa" w:w="1440"/>
+          </w:tcPr>
+          <w:p>
+            <w:r/>
+            <w:r>
+              <w:t>0.60</w:t>
+            </w:r>
+          </w:p>
+        </w:tc>
+        <w:tc>
+          <w:tcPr>
+            <w:tcW w:type="dxa" w:w="1152"/>
+          </w:tcPr>
+          <w:p>
+            <w:r/>
+            <w:r>
+              <w:t>Excellent</w:t>
+            </w:r>
+          </w:p>
+        </w:tc>
+      </w:tr>
+      <w:tr>
+        <w:tc>
+          <w:tcPr>
+            <w:tcW w:type="dxa" w:w="2880"/>
+          </w:tcPr>
+          <w:p>
+            <w:r/>
+            <w:r>
+              <w:t>Reliability</w:t>
+            </w:r>
+          </w:p>
+        </w:tc>
+        <w:tc>
+          <w:tcPr>
+            <w:tcW w:type="dxa" w:w="864"/>
+          </w:tcPr>
+          <w:p>
+            <w:r/>
+            <w:r>
+              <w:t>4</w:t>
+            </w:r>
+          </w:p>
+        </w:tc>
+        <w:tc>
+          <w:tcPr>
+            <w:tcW w:type="dxa" w:w="1008"/>
+          </w:tcPr>
+          <w:p>
+            <w:r/>
+            <w:r>
+              <w:t>4.83</w:t>
+            </w:r>
+          </w:p>
+        </w:tc>
+        <w:tc>
+          <w:tcPr>
+            <w:tcW w:type="dxa" w:w="864"/>
+          </w:tcPr>
+          <w:p>
+            <w:r/>
+            <w:r>
+              <w:t>0.39</w:t>
+            </w:r>
+          </w:p>
+        </w:tc>
+        <w:tc>
+          <w:tcPr>
+            <w:tcW w:type="dxa" w:w="1440"/>
+          </w:tcPr>
+          <w:p>
+            <w:r/>
+            <w:r>
+              <w:t>0.67</w:t>
+            </w:r>
+          </w:p>
+        </w:tc>
+        <w:tc>
+          <w:tcPr>
+            <w:tcW w:type="dxa" w:w="1152"/>
+          </w:tcPr>
+          <w:p>
+            <w:r/>
+            <w:r>
+              <w:t>Excellent</w:t>
+            </w:r>
+          </w:p>
+        </w:tc>
+      </w:tr>
+      <w:tr>
+        <w:tc>
+          <w:tcPr>
+            <w:tcW w:type="dxa" w:w="2880"/>
+          </w:tcPr>
+          <w:p>
+            <w:r/>
+            <w:r>
+              <w:t>Maintainability</w:t>
+            </w:r>
+          </w:p>
+        </w:tc>
+        <w:tc>
+          <w:tcPr>
+            <w:tcW w:type="dxa" w:w="864"/>
+          </w:tcPr>
+          <w:p>
+            <w:r/>
+            <w:r>
+              <w:t>6</w:t>
+            </w:r>
+          </w:p>
+        </w:tc>
+        <w:tc>
+          <w:tcPr>
+            <w:tcW w:type="dxa" w:w="1008"/>
+          </w:tcPr>
+          <w:p>
+            <w:r/>
+            <w:r>
+              <w:t>4.83</w:t>
+            </w:r>
+          </w:p>
+        </w:tc>
+        <w:tc>
+          <w:tcPr>
+            <w:tcW w:type="dxa" w:w="864"/>
+          </w:tcPr>
+          <w:p>
+            <w:r/>
+            <w:r>
+              <w:t>0.38</w:t>
+            </w:r>
+          </w:p>
+        </w:tc>
+        <w:tc>
+          <w:tcPr>
+            <w:tcW w:type="dxa" w:w="1440"/>
+          </w:tcPr>
+          <w:p>
+            <w:r/>
+            <w:r>
+              <w:t>0.80</w:t>
+            </w:r>
+          </w:p>
+        </w:tc>
+        <w:tc>
+          <w:tcPr>
+            <w:tcW w:type="dxa" w:w="1152"/>
+          </w:tcPr>
+          <w:p>
+            <w:r/>
+            <w:r>
+              <w:t>Excellent</w:t>
+            </w:r>
+          </w:p>
+        </w:tc>
+      </w:tr>
+      <w:tr>
+        <w:tc>
+          <w:tcPr>
+            <w:tcW w:type="dxa" w:w="2880"/>
+          </w:tcPr>
+          <w:p>
+            <w:r/>
+            <w:r>
+              <w:t>Functional suitability</w:t>
+            </w:r>
+          </w:p>
+        </w:tc>
+        <w:tc>
+          <w:tcPr>
+            <w:tcW w:type="dxa" w:w="864"/>
+          </w:tcPr>
+          <w:p>
+            <w:r/>
+            <w:r>
+              <w:t>6</w:t>
+            </w:r>
+          </w:p>
+        </w:tc>
+        <w:tc>
+          <w:tcPr>
+            <w:tcW w:type="dxa" w:w="1008"/>
+          </w:tcPr>
+          <w:p>
+            <w:r/>
+            <w:r>
+              <w:t>4.78</w:t>
+            </w:r>
+          </w:p>
+        </w:tc>
+        <w:tc>
+          <w:tcPr>
+            <w:tcW w:type="dxa" w:w="864"/>
+          </w:tcPr>
+          <w:p>
+            <w:r/>
+            <w:r>
+              <w:t>0.43</w:t>
+            </w:r>
+          </w:p>
+        </w:tc>
+        <w:tc>
+          <w:tcPr>
+            <w:tcW w:type="dxa" w:w="1440"/>
+          </w:tcPr>
+          <w:p>
+            <w:r/>
+            <w:r>
+              <w:t>0.51</w:t>
+            </w:r>
+          </w:p>
+        </w:tc>
+        <w:tc>
+          <w:tcPr>
+            <w:tcW w:type="dxa" w:w="1152"/>
+          </w:tcPr>
+          <w:p>
+            <w:r/>
+            <w:r>
+              <w:t>Excellent</w:t>
+            </w:r>
+          </w:p>
+        </w:tc>
+      </w:tr>
+      <w:tr>
+        <w:tc>
+          <w:tcPr>
+            <w:tcW w:type="dxa" w:w="2880"/>
+          </w:tcPr>
+          <w:p>
+            <w:r/>
+            <w:r>
+              <w:t>Usability</w:t>
+            </w:r>
+          </w:p>
+        </w:tc>
+        <w:tc>
+          <w:tcPr>
+            <w:tcW w:type="dxa" w:w="864"/>
+          </w:tcPr>
+          <w:p>
+            <w:r/>
+            <w:r>
+              <w:t>5</w:t>
+            </w:r>
+          </w:p>
+        </w:tc>
+        <w:tc>
+          <w:tcPr>
+            <w:tcW w:type="dxa" w:w="1008"/>
+          </w:tcPr>
+          <w:p>
+            <w:r/>
+            <w:r>
+              <w:t>4.67</w:t>
+            </w:r>
+          </w:p>
+        </w:tc>
+        <w:tc>
+          <w:tcPr>
+            <w:tcW w:type="dxa" w:w="864"/>
+          </w:tcPr>
+          <w:p>
+            <w:r/>
+            <w:r>
+              <w:t>0.72</w:t>
+            </w:r>
+          </w:p>
+        </w:tc>
+        <w:tc>
+          <w:tcPr>
+            <w:tcW w:type="dxa" w:w="1440"/>
+          </w:tcPr>
+          <w:p>
+            <w:r/>
+            <w:r>
+              <w:t>0.38</w:t>
+            </w:r>
+          </w:p>
+        </w:tc>
+        <w:tc>
+          <w:tcPr>
+            <w:tcW w:type="dxa" w:w="1152"/>
+          </w:tcPr>
+          <w:p>
+            <w:r/>
+            <w:r>
+              <w:t>Excellent</w:t>
+            </w:r>
+          </w:p>
+        </w:tc>
+      </w:tr>
+      <w:tr>
+        <w:tc>
+          <w:tcPr>
+            <w:tcW w:type="dxa" w:w="2880"/>
+          </w:tcPr>
+          <w:p>
+            <w:r/>
+            <w:r>
+              <w:t>Overall</w:t>
+            </w:r>
+          </w:p>
+        </w:tc>
+        <w:tc>
+          <w:tcPr>
+            <w:tcW w:type="dxa" w:w="864"/>
+          </w:tcPr>
+          <w:p>
+            <w:r/>
+            <w:r>
+              <w:t>27</w:t>
+            </w:r>
+          </w:p>
+        </w:tc>
+        <w:tc>
+          <w:tcPr>
+            <w:tcW w:type="dxa" w:w="1008"/>
+          </w:tcPr>
+          <w:p>
+            <w:r/>
+            <w:r>
+              <w:t>4.80</w:t>
+            </w:r>
+          </w:p>
+        </w:tc>
+        <w:tc>
+          <w:tcPr>
+            <w:tcW w:type="dxa" w:w="864"/>
+          </w:tcPr>
+          <w:p>
+            <w:r/>
+            <w:r>
+              <w:t>0.46</w:t>
+            </w:r>
+          </w:p>
+        </w:tc>
+        <w:tc>
+          <w:tcPr>
+            <w:tcW w:type="dxa" w:w="1440"/>
+          </w:tcPr>
+          <w:p>
+            <w:r/>
+            <w:r>
+              <w:t>—</w:t>
+            </w:r>
+          </w:p>
+        </w:tc>
+        <w:tc>
+          <w:tcPr>
+            <w:tcW w:type="dxa" w:w="1152"/>
+          </w:tcPr>
+          <w:p>
+            <w:r/>
+            <w:r>
+              <w:t>Excellent</w:t>
+            </w:r>
+          </w:p>
+        </w:tc>
+      </w:tr>
+    </w:tbl>
+    <w:p/>
+    <w:p>
+      <w:r>
+        <w:rPr>
+          <w:b w:val="0"/>
+          <w:i w:val="0"/>
+          <w:sz w:val="22"/>
+        </w:rPr>
+        <w:t>Across the 81 ratings: 67 (82.7%) are 5, 12 (14.8%) are 4, 2 (2.5%) are 3, none below 3. The two 3s are both on usability, which is why usability carries the lowest mean and the widest spread of the five.</w:t>
+      </w:r>
+    </w:p>
+    <w:p>
+      <w:pPr>
+        <w:pStyle w:val="Heading2"/>
+      </w:pPr>
+      <w:r>
+        <w:t>The before-and-after comparison (Instruments A and C)</w:t>
+      </w:r>
+    </w:p>
+    <w:tbl>
+      <w:tblPr>
+        <w:tblStyle w:val="LightGrid-Accent1"/>
+        <w:tblW w:type="auto" w:w="0"/>
+        <w:tblLook w:firstColumn="1" w:firstRow="1" w:lastColumn="0" w:lastRow="0" w:noHBand="0" w:noVBand="1" w:val="04A0"/>
+      </w:tblPr>
+      <w:tblGrid>
+        <w:gridCol w:w="1234"/>
+        <w:gridCol w:w="1234"/>
+        <w:gridCol w:w="1234"/>
+        <w:gridCol w:w="1234"/>
+        <w:gridCol w:w="1234"/>
+        <w:gridCol w:w="1234"/>
+        <w:gridCol w:w="1234"/>
+      </w:tblGrid>
+      <w:tr>
+        <w:tc>
+          <w:tcPr>
+            <w:tcW w:type="dxa" w:w="2160"/>
+          </w:tcPr>
+          <w:p>
+            <w:r/>
+            <w:r>
+              <w:rPr>
+                <w:b/>
+              </w:rPr>
+              <w:t>Item</w:t>
+            </w:r>
+          </w:p>
+        </w:tc>
+        <w:tc>
+          <w:tcPr>
+            <w:tcW w:type="dxa" w:w="1008"/>
+          </w:tcPr>
+          <w:p>
+            <w:r/>
+            <w:r>
+              <w:rPr>
+                <w:b/>
+              </w:rPr>
+              <w:t>Before</w:t>
+            </w:r>
+          </w:p>
+        </w:tc>
+        <w:tc>
+          <w:tcPr>
+            <w:tcW w:type="dxa" w:w="1008"/>
+          </w:tcPr>
+          <w:p>
+            <w:r/>
+            <w:r>
+              <w:rPr>
+                <w:b/>
+              </w:rPr>
+              <w:t>After</w:t>
+            </w:r>
+          </w:p>
+        </w:tc>
+        <w:tc>
+          <w:tcPr>
+            <w:tcW w:type="dxa" w:w="1152"/>
+          </w:tcPr>
+          <w:p>
+            <w:r/>
+            <w:r>
+              <w:rPr>
+                <w:b/>
+              </w:rPr>
+              <w:t>U</w:t>
+            </w:r>
+          </w:p>
+        </w:tc>
+        <w:tc>
+          <w:tcPr>
+            <w:tcW w:type="dxa" w:w="1008"/>
+          </w:tcPr>
+          <w:p>
+            <w:r/>
+            <w:r>
+              <w:rPr>
+                <w:b/>
+              </w:rPr>
+              <w:t>p</w:t>
+            </w:r>
+          </w:p>
+        </w:tc>
+        <w:tc>
+          <w:tcPr>
+            <w:tcW w:type="dxa" w:w="864"/>
+          </w:tcPr>
+          <w:p>
+            <w:r/>
+            <w:r>
+              <w:rPr>
+                <w:b/>
+              </w:rPr>
+              <w:t>r</w:t>
+            </w:r>
+          </w:p>
+        </w:tc>
+        <w:tc>
+          <w:tcPr>
+            <w:tcW w:type="dxa" w:w="1872"/>
+          </w:tcPr>
+          <w:p>
+            <w:r/>
+            <w:r>
+              <w:rPr>
+                <w:b/>
+              </w:rPr>
+              <w:t>Reading</w:t>
             </w:r>
           </w:p>
         </w:tc>
@@ -2187,18 +4789,73 @@
           <w:p>
             <w:r/>
             <w:r>
-              <w:t>Job seekers</w:t>
+              <w:t>Screening awareness</w:t>
             </w:r>
           </w:p>
         </w:tc>
         <w:tc>
           <w:tcPr>
-            <w:tcW w:type="dxa" w:w="6768"/>
+            <w:tcW w:type="dxa" w:w="1008"/>
           </w:tcPr>
           <w:p>
             <w:r/>
             <w:r>
-              <w:t>A free, properly formatted resume. They see their score. They learn what they are missing. They are never silently rejected.</w:t>
+              <w:t>3.93</w:t>
+            </w:r>
+          </w:p>
+        </w:tc>
+        <w:tc>
+          <w:tcPr>
+            <w:tcW w:type="dxa" w:w="1008"/>
+          </w:tcPr>
+          <w:p>
+            <w:r/>
+            <w:r>
+              <w:t>2.65</w:t>
+            </w:r>
+          </w:p>
+        </w:tc>
+        <w:tc>
+          <w:tcPr>
+            <w:tcW w:type="dxa" w:w="1152"/>
+          </w:tcPr>
+          <w:p>
+            <w:r/>
+            <w:r>
+              <w:t>1620.0</w:t>
+            </w:r>
+          </w:p>
+        </w:tc>
+        <w:tc>
+          <w:tcPr>
+            <w:tcW w:type="dxa" w:w="1008"/>
+          </w:tcPr>
+          <w:p>
+            <w:r/>
+            <w:r>
+              <w:t>&lt; .001</w:t>
+            </w:r>
+          </w:p>
+        </w:tc>
+        <w:tc>
+          <w:tcPr>
+            <w:tcW w:type="dxa" w:w="864"/>
+          </w:tcPr>
+          <w:p>
+            <w:r/>
+            <w:r>
+              <w:t>0.53</w:t>
+            </w:r>
+          </w:p>
+        </w:tc>
+        <w:tc>
+          <w:tcPr>
+            <w:tcW w:type="dxa" w:w="1872"/>
+          </w:tcPr>
+          <w:p>
+            <w:r/>
+            <w:r>
+              <w:t>Large improvement</w:t>
             </w:r>
           </w:p>
         </w:tc>
@@ -2211,18 +4868,73 @@
           <w:p>
             <w:r/>
             <w:r>
-              <w:t>Recruiters</w:t>
+              <w:t>Match uncertainty</w:t>
             </w:r>
           </w:p>
         </w:tc>
         <w:tc>
           <w:tcPr>
-            <w:tcW w:type="dxa" w:w="6768"/>
+            <w:tcW w:type="dxa" w:w="1008"/>
           </w:tcPr>
           <w:p>
             <w:r/>
             <w:r>
-              <w:t>Applications arrive structured, scored and ranked. Less manual first-pass reading, and more consistent comparison.</w:t>
+              <w:t>3.96</w:t>
+            </w:r>
+          </w:p>
+        </w:tc>
+        <w:tc>
+          <w:tcPr>
+            <w:tcW w:type="dxa" w:w="1008"/>
+          </w:tcPr>
+          <w:p>
+            <w:r/>
+            <w:r>
+              <w:t>3.43</w:t>
+            </w:r>
+          </w:p>
+        </w:tc>
+        <w:tc>
+          <w:tcPr>
+            <w:tcW w:type="dxa" w:w="1152"/>
+          </w:tcPr>
+          <w:p>
+            <w:r/>
+            <w:r>
+              <w:t>1312.5</w:t>
+            </w:r>
+          </w:p>
+        </w:tc>
+        <w:tc>
+          <w:tcPr>
+            <w:tcW w:type="dxa" w:w="1008"/>
+          </w:tcPr>
+          <w:p>
+            <w:r/>
+            <w:r>
+              <w:t>.037</w:t>
+            </w:r>
+          </w:p>
+        </w:tc>
+        <w:tc>
+          <w:tcPr>
+            <w:tcW w:type="dxa" w:w="864"/>
+          </w:tcPr>
+          <w:p>
+            <w:r/>
+            <w:r>
+              <w:t>0.24</w:t>
+            </w:r>
+          </w:p>
+        </w:tc>
+        <w:tc>
+          <w:tcPr>
+            <w:tcW w:type="dxa" w:w="1872"/>
+          </w:tcPr>
+          <w:p>
+            <w:r/>
+            <w:r>
+              <w:t>Small improvement</w:t>
             </w:r>
           </w:p>
         </w:tc>
@@ -2235,66 +4947,73 @@
           <w:p>
             <w:r/>
             <w:r>
-              <w:t>Clark Outsourcing</w:t>
+              <w:t>Score transparency</w:t>
             </w:r>
           </w:p>
         </w:tc>
         <w:tc>
           <w:tcPr>
-            <w:tcW w:type="dxa" w:w="6768"/>
+            <w:tcW w:type="dxa" w:w="1008"/>
           </w:tcPr>
           <w:p>
             <w:r/>
             <w:r>
-              <w:t>A working system fitted to how they actually hire, across their different departments.</w:t>
-            </w:r>
-          </w:p>
-        </w:tc>
-      </w:tr>
-      <w:tr>
-        <w:tc>
-          <w:tcPr>
-            <w:tcW w:type="dxa" w:w="2160"/>
-          </w:tcPr>
-          <w:p>
-            <w:r/>
-            <w:r>
-              <w:t>Holy Angel University</w:t>
+              <w:t>4.43</w:t>
             </w:r>
           </w:p>
         </w:tc>
         <w:tc>
           <w:tcPr>
-            <w:tcW w:type="dxa" w:w="6768"/>
+            <w:tcW w:type="dxa" w:w="1008"/>
           </w:tcPr>
           <w:p>
             <w:r/>
             <w:r>
-              <w:t>A finished, documented system and a written record of the design decisions, which other students can build on.</w:t>
-            </w:r>
-          </w:p>
-        </w:tc>
-      </w:tr>
-      <w:tr>
-        <w:tc>
-          <w:tcPr>
-            <w:tcW w:type="dxa" w:w="2160"/>
-          </w:tcPr>
-          <w:p>
-            <w:r/>
-            <w:r>
-              <w:t>Future researchers</w:t>
+              <w:t>4.04</w:t>
             </w:r>
           </w:p>
         </w:tc>
         <w:tc>
           <w:tcPr>
-            <w:tcW w:type="dxa" w:w="6768"/>
+            <w:tcW w:type="dxa" w:w="1152"/>
           </w:tcPr>
           <w:p>
             <w:r/>
             <w:r>
-              <w:t>A simple, fully documented rule-based baseline to compare against.</w:t>
+              <w:t>—</w:t>
+            </w:r>
+          </w:p>
+        </w:tc>
+        <w:tc>
+          <w:tcPr>
+            <w:tcW w:type="dxa" w:w="1008"/>
+          </w:tcPr>
+          <w:p>
+            <w:r/>
+            <w:r>
+              <w:t>—</w:t>
+            </w:r>
+          </w:p>
+        </w:tc>
+        <w:tc>
+          <w:tcPr>
+            <w:tcW w:type="dxa" w:w="864"/>
+          </w:tcPr>
+          <w:p>
+            <w:r/>
+            <w:r>
+              <w:t>—</w:t>
+            </w:r>
+          </w:p>
+        </w:tc>
+        <w:tc>
+          <w:tcPr>
+            <w:tcW w:type="dxa" w:w="1872"/>
+          </w:tcPr>
+          <w:p>
+            <w:r/>
+            <w:r>
+              <w:t>No test — different propositions</w:t>
             </w:r>
           </w:p>
         </w:tc>
@@ -2302,11 +5021,30 @@
     </w:tbl>
     <w:p/>
     <w:p>
+      <w:r>
+        <w:rPr>
+          <w:b w:val="0"/>
+          <w:i w:val="0"/>
+          <w:sz w:val="22"/>
+        </w:rPr>
+        <w:t>Both items are worded so that AGREEMENT REPORTS A DIFFICULTY. So a FALL is an IMPROVEMENT. Say it that way or the numbers look backwards.</w:t>
+      </w:r>
+    </w:p>
+    <w:p>
+      <w:r>
+        <w:rPr>
+          <w:b/>
+          <w:color w:val="C1272D"/>
+        </w:rPr>
+        <w:t>Know this before anyone asks. This is a rank-sum (Mann-Whitney U) comparison between two groups of 46, NOT the same 46 people measured twice. The linking email was optional; 29 of the 103 supplied one and only 20 of those are inside the target 46, so the paired test the study planned was capped at 20 against a planned 40. The paper reports the unpaired form rather than leave the comparison unmade, and lists "use a respondent-generated linking code" as its first recommendation for future research.</w:t>
+      </w:r>
+    </w:p>
+    <w:p>
       <w:pPr>
         <w:pStyle w:val="Heading1"/>
       </w:pPr>
       <w:r>
-        <w:t>13. Limitations</w:t>
+        <w:t>16. Limitations — Say These Confidently</w:t>
       </w:r>
     </w:p>
     <w:p>
@@ -2316,75 +5054,93 @@
           <w:i w:val="0"/>
           <w:sz w:val="22"/>
         </w:rPr>
-        <w:t>These are the real limitations written in our manuscript. Say them honestly. A panel respects an honest limitation more than a hidden one.</w:t>
+        <w:t>These are the real limitations written in our manuscript. A panel respects an honest limitation more than a hidden one. The first two are the ones to volunteer.</w:t>
       </w:r>
     </w:p>
     <w:p>
       <w:pPr>
-        <w:pStyle w:val="ListBullet"/>
+        <w:pStyle w:val="ListNumber"/>
         <w:spacing w:after="60"/>
       </w:pPr>
       <w:r>
-        <w:t>Only ONE partner company (Clark Outsourcing), in one industry. The findings do not speak for all companies.</w:t>
+        <w:t>We built the system AND we evaluate it. That is a bias. Four measures limit it — confidential responses, no researcher present, an invitation that says critical ratings are as useful as favourable ones, and an interpretation scale published before any data was collected. They limit it. They do not remove it.</w:t>
       </w:r>
     </w:p>
     <w:p>
       <w:pPr>
-        <w:pStyle w:val="ListBullet"/>
+        <w:pStyle w:val="ListNumber"/>
         <w:spacing w:after="60"/>
       </w:pPr>
       <w:r>
-        <w:t>We built the system AND we evaluate it. That is a bias. We took steps against it, but we cannot remove it.</w:t>
+        <w:t>One partner company (Clark Outsourcing), one industry. The findings describe a single-company pilot.</w:t>
       </w:r>
     </w:p>
     <w:p>
       <w:pPr>
-        <w:pStyle w:val="ListBullet"/>
+        <w:pStyle w:val="ListNumber"/>
         <w:spacing w:after="60"/>
       </w:pPr>
       <w:r>
-        <w:t>The HR group is very small, about ten people. One person can move the average a lot.</w:t>
+        <w:t>The HR group is a census of about ten people, not a sample. One person moves the mean a lot, so HR results are reported with their distributions.</w:t>
       </w:r>
     </w:p>
     <w:p>
       <w:pPr>
-        <w:pStyle w:val="ListBullet"/>
+        <w:pStyle w:val="ListNumber"/>
         <w:spacing w:after="60"/>
       </w:pPr>
       <w:r>
-        <w:t>Respondents use the system once, for about 20 to 30 minutes. That is enough to judge usability, but not long-term reliability.</w:t>
+        <w:t>One session of 20 to 30 minutes per respondent. Enough for usability and functional suitability; NOT enough for reliability over time — which is why reliability is reported as "reliability as experienced within a single session" and backed by the automated tests instead.</w:t>
       </w:r>
     </w:p>
     <w:p>
       <w:pPr>
-        <w:pStyle w:val="ListBullet"/>
+        <w:pStyle w:val="ListNumber"/>
         <w:spacing w:after="60"/>
       </w:pPr>
       <w:r>
-        <w:t>Every question is closed. If a user had a problem we did not think of, they had no way to tell us.</w:t>
+        <w:t>Every item is closed. A respondent who hit a problem we did not anticipate had no way to report it. The pilot test was the only stage where that could surface.</w:t>
       </w:r>
     </w:p>
     <w:p>
       <w:pPr>
-        <w:pStyle w:val="ListBullet"/>
+        <w:pStyle w:val="ListNumber"/>
         <w:spacing w:after="60"/>
       </w:pPr>
       <w:r>
-        <w:t>The before-and-after comparison (Instrument A vs Instrument C) could not be matched by person. Instrument C was administered without collecting a linking email from any respondent, so the comparison is between two independent groups, using the unpaired form of the Wilcoxon test, rather than as matched pairs.</w:t>
+        <w:t>The same respondents answered before and after, so the post-use ratings come from people already sensitised to the issues. The paper calls them "informed rather than naive users" and says so under Validity.</w:t>
       </w:r>
     </w:p>
     <w:p>
       <w:pPr>
-        <w:pStyle w:val="ListBullet"/>
+        <w:pStyle w:val="ListNumber"/>
         <w:spacing w:after="60"/>
       </w:pPr>
       <w:r>
-        <w:t>The skill vocabulary covers 81.7 percent of the skill terms (85 of 104). Outside that, the wording must match exactly, so some applicants get less credit than they deserve. The nineteen without a synonym are mostly product names, such as Git, Windows, Canva, Linux, PHP, Figma and WordPress.</w:t>
+        <w:t>The paired comparison is bounded at 20 respondents, not the 40 planned, because the linking email was optional.</w:t>
       </w:r>
     </w:p>
     <w:p>
       <w:pPr>
-        <w:pStyle w:val="ListBullet"/>
+        <w:pStyle w:val="ListNumber"/>
+        <w:spacing w:after="60"/>
+      </w:pPr>
+      <w:r>
+        <w:t>Two of the three main score components measure QUANTITY, not RELEVANCE. Experience counts months without judging field or recency; education counts level without judging course.</w:t>
+      </w:r>
+    </w:p>
+    <w:p>
+      <w:pPr>
+        <w:pStyle w:val="ListNumber"/>
+        <w:spacing w:after="60"/>
+      </w:pPr>
+      <w:r>
+        <w:t>The skill vocabulary covers 81.7% of skill terms (85 of 104). The other nineteen — Git, Windows, Canva, Linux, PHP, Figma, WordPress and similar product names — match only on exact spelling.</w:t>
+      </w:r>
+    </w:p>
+    <w:p>
+      <w:pPr>
+        <w:pStyle w:val="ListNumber"/>
         <w:spacing w:after="60"/>
       </w:pPr>
       <w:r>
@@ -2393,16 +5149,7 @@
     </w:p>
     <w:p>
       <w:pPr>
-        <w:pStyle w:val="ListBullet"/>
-        <w:spacing w:after="60"/>
-      </w:pPr>
-      <w:r>
-        <w:t>The ranking-agreement instrument was never administered. It was planned to compare the system's ranking against a recruiter's own, using 5 resumes and about 10 recruiters against 1 posting, but the study withdrew it rather than report data it could not stand behind. There is no result for it anywhere in the paper.</w:t>
-      </w:r>
-    </w:p>
-    <w:p>
-      <w:pPr>
-        <w:pStyle w:val="ListBullet"/>
+        <w:pStyle w:val="ListNumber"/>
         <w:spacing w:after="60"/>
       </w:pPr>
       <w:r>
@@ -2411,7 +5158,7 @@
     </w:p>
     <w:p>
       <w:pPr>
-        <w:pStyle w:val="ListBullet"/>
+        <w:pStyle w:val="ListNumber"/>
         <w:spacing w:after="60"/>
       </w:pPr>
       <w:r>
@@ -2423,210 +5170,1177 @@
         <w:pStyle w:val="Heading1"/>
       </w:pPr>
       <w:r>
-        <w:t>14. Twenty Facts to Memorise</w:t>
-      </w:r>
-    </w:p>
-    <w:p>
-      <w:pPr>
-        <w:pStyle w:val="ListNumber"/>
-        <w:spacing w:after="60"/>
-      </w:pPr>
-      <w:r>
-        <w:t>Title: Linaw PH. "Linaw" means clear.</w:t>
-      </w:r>
-    </w:p>
-    <w:p>
-      <w:pPr>
-        <w:pStyle w:val="ListNumber"/>
-        <w:spacing w:after="60"/>
-      </w:pPr>
-      <w:r>
-        <w:t>Partner company: Clark Outsourcing, Clark Freeport Zone, Pampanga.</w:t>
-      </w:r>
-    </w:p>
-    <w:p>
-      <w:pPr>
-        <w:pStyle w:val="ListNumber"/>
-        <w:spacing w:after="60"/>
-      </w:pPr>
-      <w:r>
-        <w:t>School: Holy Angel University, School of Computing.</w:t>
-      </w:r>
-    </w:p>
-    <w:p>
-      <w:pPr>
-        <w:pStyle w:val="ListNumber"/>
-        <w:spacing w:after="60"/>
-      </w:pPr>
-      <w:r>
-        <w:t>Three account types: Job Seeker, Recruiter/HR, Administrator.</w:t>
-      </w:r>
-    </w:p>
-    <w:p>
-      <w:pPr>
-        <w:pStyle w:val="ListNumber"/>
-        <w:spacing w:after="60"/>
-      </w:pPr>
-      <w:r>
-        <w:t>Score formula: 50% skills, 25% education, 25% experience, by default.</w:t>
-      </w:r>
-    </w:p>
-    <w:p>
-      <w:pPr>
-        <w:pStyle w:val="ListNumber"/>
-        <w:spacing w:after="60"/>
-      </w:pPr>
-      <w:r>
-        <w:t>A recruiter can change the weights per opening, but each must be at least 10% and the three must total 100%.</w:t>
-      </w:r>
-    </w:p>
-    <w:p>
-      <w:pPr>
-        <w:pStyle w:val="ListNumber"/>
-        <w:spacing w:after="60"/>
-      </w:pPr>
-      <w:r>
-        <w:t>Certifications is an optional fourth part, worth 0 unless the recruiter adds it.</w:t>
-      </w:r>
-    </w:p>
-    <w:p>
-      <w:pPr>
-        <w:pStyle w:val="ListNumber"/>
-        <w:spacing w:after="60"/>
-      </w:pPr>
-      <w:r>
-        <w:t>Tiers: 80 and above is a strong match. 50 to 79 is possible. Below 50 is related.</w:t>
-      </w:r>
-    </w:p>
-    <w:p>
-      <w:pPr>
-        <w:pStyle w:val="ListNumber"/>
-        <w:spacing w:after="60"/>
-      </w:pPr>
-      <w:r>
-        <w:t>A skill you can point to a source for counts in full. One you cannot still counts, at half.</w:t>
-      </w:r>
-    </w:p>
-    <w:p>
-      <w:pPr>
-        <w:pStyle w:val="ListNumber"/>
-        <w:spacing w:after="60"/>
-      </w:pPr>
-      <w:r>
-        <w:t>Three resume content formats. Fourteen resume designs.</w:t>
-      </w:r>
-    </w:p>
-    <w:p>
-      <w:pPr>
-        <w:pStyle w:val="ListNumber"/>
-        <w:spacing w:after="60"/>
-      </w:pPr>
-      <w:r>
-        <w:t>Nine application statuses, matching the partner company's real pipeline.</w:t>
-      </w:r>
-    </w:p>
-    <w:p>
-      <w:pPr>
-        <w:pStyle w:val="ListNumber"/>
-        <w:spacing w:after="60"/>
-      </w:pPr>
-      <w:r>
-        <w:t>Export in PDF, Word and plain text.</w:t>
-      </w:r>
-    </w:p>
-    <w:p>
-      <w:pPr>
-        <w:pStyle w:val="ListNumber"/>
-        <w:spacing w:after="60"/>
-      </w:pPr>
-      <w:r>
-        <w:t>18 pages, 56 API endpoints, 24 database tables, about 21,800 lines of code.</w:t>
-      </w:r>
-    </w:p>
-    <w:p>
-      <w:pPr>
-        <w:pStyle w:val="ListNumber"/>
-        <w:spacing w:after="60"/>
-      </w:pPr>
-      <w:r>
-        <w:t>232 automated tests across eleven suites, all passing.</w:t>
-      </w:r>
-    </w:p>
-    <w:p>
-      <w:pPr>
-        <w:pStyle w:val="ListNumber"/>
-        <w:spacing w:after="60"/>
-      </w:pPr>
-      <w:r>
-        <w:t>Stack: Angular 21, Node/Express with TypeScript, PostgreSQL on Supabase, hosted on Render.</w:t>
-      </w:r>
-    </w:p>
-    <w:p>
-      <w:pPr>
-        <w:pStyle w:val="ListNumber"/>
-        <w:spacing w:after="60"/>
-      </w:pPr>
-      <w:r>
-        <w:t>The system NEVER auto-rejects. A person always decides.</w:t>
-      </w:r>
-    </w:p>
-    <w:p>
-      <w:pPr>
-        <w:pStyle w:val="ListNumber"/>
-        <w:spacing w:after="60"/>
-      </w:pPr>
-      <w:r>
-        <w:t>No machine learning computes any score. The formula is fixed arithmetic anyone can check on paper.</w:t>
-      </w:r>
-    </w:p>
-    <w:p>
-      <w:pPr>
-        <w:pStyle w:val="ListNumber"/>
-        <w:spacing w:after="60"/>
-      </w:pPr>
-      <w:r>
-        <w:t>The AI (Gemini) only READS an uploaded file into fields. It never scores, ranks or recommends.</w:t>
-      </w:r>
-    </w:p>
-    <w:p>
-      <w:pPr>
-        <w:pStyle w:val="ListNumber"/>
-        <w:spacing w:after="60"/>
-      </w:pPr>
-      <w:r>
-        <w:t>Survey: 108 responses, 5 excluded, 103 valid, 46 in the target group.</w:t>
-      </w:r>
-    </w:p>
-    <w:p>
-      <w:pPr>
-        <w:pStyle w:val="ListNumber"/>
-        <w:spacing w:after="60"/>
-      </w:pPr>
-      <w:r>
-        <w:t>Research design: quantitative descriptive. Development model: Waterfall. Sampling: purposive.</w:t>
-      </w:r>
-    </w:p>
-    <w:p>
-      <w:pPr>
-        <w:pStyle w:val="ListNumber"/>
-        <w:spacing w:after="60"/>
-      </w:pPr>
-      <w:r>
-        <w:t>The system knows 104 skills across ten industries. 223 vocabulary entries resolve to those 104, and 85 of them (81.7%) have at least one synonym, so wording variations still match.</w:t>
-      </w:r>
-    </w:p>
-    <w:p>
-      <w:pPr>
-        <w:pStyle w:val="Heading1"/>
-      </w:pPr>
-      <w:r>
-        <w:t>15. The 30-Second Answer</w:t>
+        <w:t>17. What Changed Since the Last Reviewer</w:t>
       </w:r>
     </w:p>
     <w:p>
       <w:r>
         <w:rPr>
           <w:b/>
+          <w:color w:val="C1272D"/>
+        </w:rPr>
+        <w:t>If you revised from the older pack, these are the facts that moved. Everything else held.</w:t>
+      </w:r>
+    </w:p>
+    <w:tbl>
+      <w:tblPr>
+        <w:tblStyle w:val="LightGrid-Accent1"/>
+        <w:tblW w:type="auto" w:w="0"/>
+        <w:tblLook w:firstColumn="1" w:firstRow="1" w:lastColumn="0" w:lastRow="0" w:noHBand="0" w:noVBand="1" w:val="04A0"/>
+      </w:tblPr>
+      <w:tblGrid>
+        <w:gridCol w:w="2880"/>
+        <w:gridCol w:w="2880"/>
+        <w:gridCol w:w="2880"/>
+      </w:tblGrid>
+      <w:tr>
+        <w:tc>
+          <w:tcPr>
+            <w:tcW w:type="dxa" w:w="1872"/>
+          </w:tcPr>
+          <w:p>
+            <w:r/>
+            <w:r>
+              <w:rPr>
+                <w:b/>
+              </w:rPr>
+              <w:t>Fact</w:t>
+            </w:r>
+          </w:p>
+        </w:tc>
+        <w:tc>
+          <w:tcPr>
+            <w:tcW w:type="dxa" w:w="2880"/>
+          </w:tcPr>
+          <w:p>
+            <w:r/>
+            <w:r>
+              <w:rPr>
+                <w:b/>
+              </w:rPr>
+              <w:t>Old version said</w:t>
+            </w:r>
+          </w:p>
+        </w:tc>
+        <w:tc>
+          <w:tcPr>
+            <w:tcW w:type="dxa" w:w="4464"/>
+          </w:tcPr>
+          <w:p>
+            <w:r/>
+            <w:r>
+              <w:rPr>
+                <w:b/>
+              </w:rPr>
+              <w:t>The manuscript NOW says</w:t>
+            </w:r>
+          </w:p>
+        </w:tc>
+      </w:tr>
+      <w:tr>
+        <w:tc>
+          <w:tcPr>
+            <w:tcW w:type="dxa" w:w="1872"/>
+          </w:tcPr>
+          <w:p>
+            <w:r/>
+            <w:r>
+              <w:t>Development model</w:t>
+            </w:r>
+          </w:p>
+        </w:tc>
+        <w:tc>
+          <w:tcPr>
+            <w:tcW w:type="dxa" w:w="2880"/>
+          </w:tcPr>
+          <w:p>
+            <w:r/>
+            <w:r>
+              <w:t>Waterfall (Pressman)</w:t>
+            </w:r>
+          </w:p>
+        </w:tc>
+        <w:tc>
+          <w:tcPr>
+            <w:tcW w:type="dxa" w:w="4464"/>
+          </w:tcPr>
+          <w:p>
+            <w:r/>
+            <w:r>
+              <w:t>AGILE (Pressman, 2014). Figure 2 is "Agile Model"; it is also a keyword.</w:t>
+            </w:r>
+          </w:p>
+        </w:tc>
+      </w:tr>
+      <w:tr>
+        <w:tc>
+          <w:tcPr>
+            <w:tcW w:type="dxa" w:w="1872"/>
+          </w:tcPr>
+          <w:p>
+            <w:r/>
+            <w:r>
+              <w:t>Objectives</w:t>
+            </w:r>
+          </w:p>
+        </w:tc>
+        <w:tc>
+          <w:tcPr>
+            <w:tcW w:type="dxa" w:w="2880"/>
+          </w:tcPr>
+          <w:p>
+            <w:r/>
+            <w:r>
+              <w:t>Eight or nine specific objectives</w:t>
+            </w:r>
+          </w:p>
+        </w:tc>
+        <w:tc>
+          <w:tcPr>
+            <w:tcW w:type="dxa" w:w="4464"/>
+          </w:tcPr>
+          <w:p>
+            <w:r/>
+            <w:r>
+              <w:t>THREE. Build it, match with it, measure it.</w:t>
+            </w:r>
+          </w:p>
+        </w:tc>
+      </w:tr>
+      <w:tr>
+        <w:tc>
+          <w:tcPr>
+            <w:tcW w:type="dxa" w:w="1872"/>
+          </w:tcPr>
+          <w:p>
+            <w:r/>
+            <w:r>
+              <w:t>Score formula</w:t>
+            </w:r>
+          </w:p>
+        </w:tc>
+        <w:tc>
+          <w:tcPr>
+            <w:tcW w:type="dxa" w:w="2880"/>
+          </w:tcPr>
+          <w:p>
+            <w:r/>
+            <w:r>
+              <w:t>Three components, certifications a footnote</w:t>
+            </w:r>
+          </w:p>
+        </w:tc>
+        <w:tc>
+          <w:tcPr>
+            <w:tcW w:type="dxa" w:w="4464"/>
+          </w:tcPr>
+          <w:p>
+            <w:r/>
+            <w:r>
+              <w:t>FOUR components. C x Wc is in the formula; Wc is 0 by default.</w:t>
+            </w:r>
+          </w:p>
+        </w:tc>
+      </w:tr>
+      <w:tr>
+        <w:tc>
+          <w:tcPr>
+            <w:tcW w:type="dxa" w:w="1872"/>
+          </w:tcPr>
+          <w:p>
+            <w:r/>
+            <w:r>
+              <w:t>Application states</w:t>
+            </w:r>
+          </w:p>
+        </w:tc>
+        <w:tc>
+          <w:tcPr>
+            <w:tcW w:type="dxa" w:w="2880"/>
+          </w:tcPr>
+          <w:p>
+            <w:r/>
+            <w:r>
+              <w:t>Nine statuses</w:t>
+            </w:r>
+          </w:p>
+        </w:tc>
+        <w:tc>
+          <w:tcPr>
+            <w:tcW w:type="dxa" w:w="4464"/>
+          </w:tcPr>
+          <w:p>
+            <w:r/>
+            <w:r>
+              <w:t>TEN states in the paper (the nine a recruiter can set, plus withdrawn, which only the applicant can set).</w:t>
+            </w:r>
+          </w:p>
+        </w:tc>
+      </w:tr>
+      <w:tr>
+        <w:tc>
+          <w:tcPr>
+            <w:tcW w:type="dxa" w:w="1872"/>
+          </w:tcPr>
+          <w:p>
+            <w:r/>
+            <w:r>
+              <w:t>Theoretical framework</w:t>
+            </w:r>
+          </w:p>
+        </w:tc>
+        <w:tc>
+          <w:tcPr>
+            <w:tcW w:type="dxa" w:w="2880"/>
+          </w:tcPr>
+          <w:p>
+            <w:r/>
+            <w:r>
+              <w:t>Gilliland (1993), organisational justice</w:t>
+            </w:r>
+          </w:p>
+        </w:tc>
+        <w:tc>
+          <w:tcPr>
+            <w:tcW w:type="dxa" w:w="4464"/>
+          </w:tcPr>
+          <w:p>
+            <w:r/>
+            <w:r>
+              <w:t>REMOVED. There is no Theoretical Framework section and no Gilliland citation. Do not mention it.</w:t>
+            </w:r>
+          </w:p>
+        </w:tc>
+      </w:tr>
+      <w:tr>
+        <w:tc>
+          <w:tcPr>
+            <w:tcW w:type="dxa" w:w="1872"/>
+          </w:tcPr>
+          <w:p>
+            <w:r/>
+            <w:r>
+              <w:t>Research questions</w:t>
+            </w:r>
+          </w:p>
+        </w:tc>
+        <w:tc>
+          <w:tcPr>
+            <w:tcW w:type="dxa" w:w="2880"/>
+          </w:tcPr>
+          <w:p>
+            <w:r/>
+            <w:r>
+              <w:t>A "Statement of the Problem" section listing six</w:t>
+            </w:r>
+          </w:p>
+        </w:tc>
+        <w:tc>
+          <w:tcPr>
+            <w:tcW w:type="dxa" w:w="4464"/>
+          </w:tcPr>
+          <w:p>
+            <w:r/>
+            <w:r>
+              <w:t>The six RQs are referenced by number throughout, but there is no Statement of the Problem heading. Table 1 maps instrument to RQ.</w:t>
+            </w:r>
+          </w:p>
+        </w:tc>
+      </w:tr>
+      <w:tr>
+        <w:tc>
+          <w:tcPr>
+            <w:tcW w:type="dxa" w:w="1872"/>
+          </w:tcPr>
+          <w:p>
+            <w:r/>
+            <w:r>
+              <w:t>Appendices</w:t>
+            </w:r>
+          </w:p>
+        </w:tc>
+        <w:tc>
+          <w:tcPr>
+            <w:tcW w:type="dxa" w:w="2880"/>
+          </w:tcPr>
+          <w:p>
+            <w:r/>
+            <w:r>
+              <w:t>A to E (five)</w:t>
+            </w:r>
+          </w:p>
+        </w:tc>
+        <w:tc>
+          <w:tcPr>
+            <w:tcW w:type="dxa" w:w="4464"/>
+          </w:tcPr>
+          <w:p>
+            <w:r/>
+            <w:r>
+              <w:t>A to L (TWELVE). See section 18.</w:t>
+            </w:r>
+          </w:p>
+        </w:tc>
+      </w:tr>
+      <w:tr>
+        <w:tc>
+          <w:tcPr>
+            <w:tcW w:type="dxa" w:w="1872"/>
+          </w:tcPr>
+          <w:p>
+            <w:r/>
+            <w:r>
+              <w:t>Paired analysis</w:t>
+            </w:r>
+          </w:p>
+        </w:tc>
+        <w:tc>
+          <w:tcPr>
+            <w:tcW w:type="dxa" w:w="2880"/>
+          </w:tcPr>
+          <w:p>
+            <w:r/>
+            <w:r>
+              <w:t>Zero linking emails; unpaired only</w:t>
+            </w:r>
+          </w:p>
+        </w:tc>
+        <w:tc>
+          <w:tcPr>
+            <w:tcW w:type="dxa" w:w="4464"/>
+          </w:tcPr>
+          <w:p>
+            <w:r/>
+            <w:r>
+              <w:t>29 of 103 supplied one; 20 of those are in the target 46, so the paired test was capped at 20. Reported unpaired.</w:t>
+            </w:r>
+          </w:p>
+        </w:tc>
+      </w:tr>
+      <w:tr>
+        <w:tc>
+          <w:tcPr>
+            <w:tcW w:type="dxa" w:w="1872"/>
+          </w:tcPr>
+          <w:p>
+            <w:r/>
+            <w:r>
+              <w:t>Front matter</w:t>
+            </w:r>
+          </w:p>
+        </w:tc>
+        <w:tc>
+          <w:tcPr>
+            <w:tcW w:type="dxa" w:w="2880"/>
+          </w:tcPr>
+          <w:p>
+            <w:r/>
+            <w:r>
+              <w:t>TOC as a live Word field</w:t>
+            </w:r>
+          </w:p>
+        </w:tc>
+        <w:tc>
+          <w:tcPr>
+            <w:tcW w:type="dxa" w:w="4464"/>
+          </w:tcPr>
+          <w:p>
+            <w:r/>
+            <w:r>
+              <w:t>A manually typed TOC with static page numbers, plus an Approval Sheet, Oral Examination page and Approval page.</w:t>
+            </w:r>
+          </w:p>
+        </w:tc>
+      </w:tr>
+    </w:tbl>
+    <w:p/>
+    <w:p>
+      <w:pPr>
+        <w:pStyle w:val="Heading1"/>
+      </w:pPr>
+      <w:r>
+        <w:t>18. The Twelve Appendices</w:t>
+      </w:r>
+    </w:p>
+    <w:tbl>
+      <w:tblPr>
+        <w:tblStyle w:val="LightGrid-Accent1"/>
+        <w:tblW w:type="auto" w:w="0"/>
+        <w:tblLook w:firstColumn="1" w:firstRow="1" w:lastColumn="0" w:lastRow="0" w:noHBand="0" w:noVBand="1" w:val="04A0"/>
+      </w:tblPr>
+      <w:tblGrid>
+        <w:gridCol w:w="4320"/>
+        <w:gridCol w:w="4320"/>
+      </w:tblGrid>
+      <w:tr>
+        <w:tc>
+          <w:tcPr>
+            <w:tcW w:type="dxa" w:w="1296"/>
+          </w:tcPr>
+          <w:p>
+            <w:r/>
+            <w:r>
+              <w:rPr>
+                <w:b/>
+              </w:rPr>
+              <w:t>Appendix</w:t>
+            </w:r>
+          </w:p>
+        </w:tc>
+        <w:tc>
+          <w:tcPr>
+            <w:tcW w:type="dxa" w:w="7632"/>
+          </w:tcPr>
+          <w:p>
+            <w:r/>
+            <w:r>
+              <w:rPr>
+                <w:b/>
+              </w:rPr>
+              <w:t>What is in it</w:t>
+            </w:r>
+          </w:p>
+        </w:tc>
+      </w:tr>
+      <w:tr>
+        <w:tc>
+          <w:tcPr>
+            <w:tcW w:type="dxa" w:w="1296"/>
+          </w:tcPr>
+          <w:p>
+            <w:r/>
+            <w:r>
+              <w:t>A</w:t>
+            </w:r>
+          </w:p>
+        </w:tc>
+        <w:tc>
+          <w:tcPr>
+            <w:tcW w:type="dxa" w:w="7632"/>
+          </w:tcPr>
+          <w:p>
+            <w:r/>
+            <w:r>
+              <w:t>Research Instruments — all five, every item, each rated item labelled with the ISO characteristic it belongs to.</w:t>
+            </w:r>
+          </w:p>
+        </w:tc>
+      </w:tr>
+      <w:tr>
+        <w:tc>
+          <w:tcPr>
+            <w:tcW w:type="dxa" w:w="1296"/>
+          </w:tcPr>
+          <w:p>
+            <w:r/>
+            <w:r>
+              <w:t>B</w:t>
+            </w:r>
+          </w:p>
+        </w:tc>
+        <w:tc>
+          <w:tcPr>
+            <w:tcW w:type="dxa" w:w="7632"/>
+          </w:tcPr>
+          <w:p>
+            <w:r/>
+            <w:r>
+              <w:t>Informed Consent Form.</w:t>
+            </w:r>
+          </w:p>
+        </w:tc>
+      </w:tr>
+      <w:tr>
+        <w:tc>
+          <w:tcPr>
+            <w:tcW w:type="dxa" w:w="1296"/>
+          </w:tcPr>
+          <w:p>
+            <w:r/>
+            <w:r>
+              <w:t>C</w:t>
+            </w:r>
+          </w:p>
+        </w:tc>
+        <w:tc>
+          <w:tcPr>
+            <w:tcW w:type="dxa" w:w="7632"/>
+          </w:tcPr>
+          <w:p>
+            <w:r/>
+            <w:r>
+              <w:t>Respondent Task Sheets — Task Sheet 1 (Job Seeker) and Task Sheet 2 (Recruiter/HR).</w:t>
+            </w:r>
+          </w:p>
+        </w:tc>
+      </w:tr>
+      <w:tr>
+        <w:tc>
+          <w:tcPr>
+            <w:tcW w:type="dxa" w:w="1296"/>
+          </w:tcPr>
+          <w:p>
+            <w:r/>
+            <w:r>
+              <w:t>D</w:t>
+            </w:r>
+          </w:p>
+        </w:tc>
+        <w:tc>
+          <w:tcPr>
+            <w:tcW w:type="dxa" w:w="7632"/>
+          </w:tcPr>
+          <w:p>
+            <w:r/>
+            <w:r>
+              <w:t>Letter of Request and Permission — the real signed letter to Clark Outsourcing.</w:t>
+            </w:r>
+          </w:p>
+        </w:tc>
+      </w:tr>
+      <w:tr>
+        <w:tc>
+          <w:tcPr>
+            <w:tcW w:type="dxa" w:w="1296"/>
+          </w:tcPr>
+          <w:p>
+            <w:r/>
+            <w:r>
+              <w:t>E</w:t>
+            </w:r>
+          </w:p>
+        </w:tc>
+        <w:tc>
+          <w:tcPr>
+            <w:tcW w:type="dxa" w:w="7632"/>
+          </w:tcPr>
+          <w:p>
+            <w:r/>
+            <w:r>
+              <w:t>User Manual — five parts, covering getting started, building a resume, finding and applying, the recruiter side, and account management.</w:t>
+            </w:r>
+          </w:p>
+        </w:tc>
+      </w:tr>
+      <w:tr>
+        <w:tc>
+          <w:tcPr>
+            <w:tcW w:type="dxa" w:w="1296"/>
+          </w:tcPr>
+          <w:p>
+            <w:r/>
+            <w:r>
+              <w:t>F</w:t>
+            </w:r>
+          </w:p>
+        </w:tc>
+        <w:tc>
+          <w:tcPr>
+            <w:tcW w:type="dxa" w:w="7632"/>
+          </w:tcPr>
+          <w:p>
+            <w:r/>
+            <w:r>
+              <w:t>System Design Diagrams — Figure 3 (Gantt chart, March–October 2026), Figure 4 (Use Case Diagram, landscape), Figure 5 (Entity Relationship Diagram).</w:t>
+            </w:r>
+          </w:p>
+        </w:tc>
+      </w:tr>
+      <w:tr>
+        <w:tc>
+          <w:tcPr>
+            <w:tcW w:type="dxa" w:w="1296"/>
+          </w:tcPr>
+          <w:p>
+            <w:r/>
+            <w:r>
+              <w:t>G</w:t>
+            </w:r>
+          </w:p>
+        </w:tc>
+        <w:tc>
+          <w:tcPr>
+            <w:tcW w:type="dxa" w:w="7632"/>
+          </w:tcPr>
+          <w:p>
+            <w:r/>
+            <w:r>
+              <w:t>Google Form: ISO/IEC 25010 questionnaire — Job Seekers.</w:t>
+            </w:r>
+          </w:p>
+        </w:tc>
+      </w:tr>
+      <w:tr>
+        <w:tc>
+          <w:tcPr>
+            <w:tcW w:type="dxa" w:w="1296"/>
+          </w:tcPr>
+          <w:p>
+            <w:r/>
+            <w:r>
+              <w:t>H</w:t>
+            </w:r>
+          </w:p>
+        </w:tc>
+        <w:tc>
+          <w:tcPr>
+            <w:tcW w:type="dxa" w:w="7632"/>
+          </w:tcPr>
+          <w:p>
+            <w:r/>
+            <w:r>
+              <w:t>Google Form: ISO/IEC 25010 questionnaire — HR and Recruitment Personnel.</w:t>
+            </w:r>
+          </w:p>
+        </w:tc>
+      </w:tr>
+      <w:tr>
+        <w:tc>
+          <w:tcPr>
+            <w:tcW w:type="dxa" w:w="1296"/>
+          </w:tcPr>
+          <w:p>
+            <w:r/>
+            <w:r>
+              <w:t>I</w:t>
+            </w:r>
+          </w:p>
+        </w:tc>
+        <w:tc>
+          <w:tcPr>
+            <w:tcW w:type="dxa" w:w="7632"/>
+          </w:tcPr>
+          <w:p>
+            <w:r/>
+            <w:r>
+              <w:t>Google Form: ISO/IEC 25010 questionnaire — IT Experts.</w:t>
+            </w:r>
+          </w:p>
+        </w:tc>
+      </w:tr>
+      <w:tr>
+        <w:tc>
+          <w:tcPr>
+            <w:tcW w:type="dxa" w:w="1296"/>
+          </w:tcPr>
+          <w:p>
+            <w:r/>
+            <w:r>
+              <w:t>J</w:t>
+            </w:r>
+          </w:p>
+        </w:tc>
+        <w:tc>
+          <w:tcPr>
+            <w:tcW w:type="dxa" w:w="7632"/>
+          </w:tcPr>
+          <w:p>
+            <w:r/>
+            <w:r>
+              <w:t>System Module Testing Documentation — Job Seekers (Alpha Testing).</w:t>
+            </w:r>
+          </w:p>
+        </w:tc>
+      </w:tr>
+      <w:tr>
+        <w:tc>
+          <w:tcPr>
+            <w:tcW w:type="dxa" w:w="1296"/>
+          </w:tcPr>
+          <w:p>
+            <w:r/>
+            <w:r>
+              <w:t>K</w:t>
+            </w:r>
+          </w:p>
+        </w:tc>
+        <w:tc>
+          <w:tcPr>
+            <w:tcW w:type="dxa" w:w="7632"/>
+          </w:tcPr>
+          <w:p>
+            <w:r/>
+            <w:r>
+              <w:t>System Module Testing Documentation — HR and Recruitment Personnel (Alpha Testing).</w:t>
+            </w:r>
+          </w:p>
+        </w:tc>
+      </w:tr>
+      <w:tr>
+        <w:tc>
+          <w:tcPr>
+            <w:tcW w:type="dxa" w:w="1296"/>
+          </w:tcPr>
+          <w:p>
+            <w:r/>
+            <w:r>
+              <w:t>L</w:t>
+            </w:r>
+          </w:p>
+        </w:tc>
+        <w:tc>
+          <w:tcPr>
+            <w:tcW w:type="dxa" w:w="7632"/>
+          </w:tcPr>
+          <w:p>
+            <w:r/>
+            <w:r>
+              <w:t>Photo Documentation of the System Evaluation (IT Experts).</w:t>
+            </w:r>
+          </w:p>
+        </w:tc>
+      </w:tr>
+    </w:tbl>
+    <w:p/>
+    <w:p>
+      <w:r>
+        <w:rPr>
+          <w:b w:val="0"/>
+          <w:i w:val="0"/>
+          <w:sz w:val="22"/>
+        </w:rPr>
+        <w:t>Appendices G through L are evidence appendices: they show the forms as respondents actually saw them, the module-by-module testing record, and photographs of the expert evaluation taking place. If a panelist doubts that the evaluation really happened, these are what you point at.</w:t>
+      </w:r>
+    </w:p>
+    <w:p>
+      <w:pPr>
+        <w:pStyle w:val="Heading1"/>
+      </w:pPr>
+      <w:r>
+        <w:t>19. Who Signs the Paper</w:t>
+      </w:r>
+    </w:p>
+    <w:tbl>
+      <w:tblPr>
+        <w:tblStyle w:val="LightGrid-Accent1"/>
+        <w:tblW w:type="auto" w:w="0"/>
+        <w:tblLook w:firstColumn="1" w:firstRow="1" w:lastColumn="0" w:lastRow="0" w:noHBand="0" w:noVBand="1" w:val="04A0"/>
+      </w:tblPr>
+      <w:tblGrid>
+        <w:gridCol w:w="4320"/>
+        <w:gridCol w:w="4320"/>
+      </w:tblGrid>
+      <w:tr>
+        <w:tc>
+          <w:tcPr>
+            <w:tcW w:type="dxa" w:w="3456"/>
+          </w:tcPr>
+          <w:p>
+            <w:r/>
+            <w:r>
+              <w:rPr>
+                <w:b/>
+              </w:rPr>
+              <w:t>Role</w:t>
+            </w:r>
+          </w:p>
+        </w:tc>
+        <w:tc>
+          <w:tcPr>
+            <w:tcW w:type="dxa" w:w="5472"/>
+          </w:tcPr>
+          <w:p>
+            <w:r/>
+            <w:r>
+              <w:rPr>
+                <w:b/>
+              </w:rPr>
+              <w:t>Name</w:t>
+            </w:r>
+          </w:p>
+        </w:tc>
+      </w:tr>
+      <w:tr>
+        <w:tc>
+          <w:tcPr>
+            <w:tcW w:type="dxa" w:w="3456"/>
+          </w:tcPr>
+          <w:p>
+            <w:r/>
+            <w:r>
+              <w:t>Researchers</w:t>
+            </w:r>
+          </w:p>
+        </w:tc>
+        <w:tc>
+          <w:tcPr>
+            <w:tcW w:type="dxa" w:w="5472"/>
+          </w:tcPr>
+          <w:p>
+            <w:r/>
+            <w:r>
+              <w:t>Garcia, Byrone S.  ·  Santos, Francis Allen L.  ·  Talens, Isaiah Genre M.</w:t>
+            </w:r>
+          </w:p>
+        </w:tc>
+      </w:tr>
+      <w:tr>
+        <w:tc>
+          <w:tcPr>
+            <w:tcW w:type="dxa" w:w="3456"/>
+          </w:tcPr>
+          <w:p>
+            <w:r/>
+            <w:r>
+              <w:t>Adviser</w:t>
+            </w:r>
+          </w:p>
+        </w:tc>
+        <w:tc>
+          <w:tcPr>
+            <w:tcW w:type="dxa" w:w="5472"/>
+          </w:tcPr>
+          <w:p>
+            <w:r/>
+            <w:r>
+              <w:t>Jeanky S. Mendez, DIT</w:t>
+            </w:r>
+          </w:p>
+        </w:tc>
+      </w:tr>
+      <w:tr>
+        <w:tc>
+          <w:tcPr>
+            <w:tcW w:type="dxa" w:w="3456"/>
+          </w:tcPr>
+          <w:p>
+            <w:r/>
+            <w:r>
+              <w:t>Program Chairperson, Information Technology</w:t>
+            </w:r>
+          </w:p>
+        </w:tc>
+        <w:tc>
+          <w:tcPr>
+            <w:tcW w:type="dxa" w:w="5472"/>
+          </w:tcPr>
+          <w:p>
+            <w:r/>
+            <w:r>
+              <w:t>Chris Almocera, DIT</w:t>
+            </w:r>
+          </w:p>
+        </w:tc>
+      </w:tr>
+      <w:tr>
+        <w:tc>
+          <w:tcPr>
+            <w:tcW w:type="dxa" w:w="3456"/>
+          </w:tcPr>
+          <w:p>
+            <w:r/>
+            <w:r>
+              <w:t>Dean, School of Computing</w:t>
+            </w:r>
+          </w:p>
+        </w:tc>
+        <w:tc>
+          <w:tcPr>
+            <w:tcW w:type="dxa" w:w="5472"/>
+          </w:tcPr>
+          <w:p>
+            <w:r/>
+            <w:r>
+              <w:t>Marlon I. Tayag, DIT</w:t>
+            </w:r>
+          </w:p>
+        </w:tc>
+      </w:tr>
+      <w:tr>
+        <w:tc>
+          <w:tcPr>
+            <w:tcW w:type="dxa" w:w="3456"/>
+          </w:tcPr>
+          <w:p>
+            <w:r/>
+            <w:r>
+              <w:t>Panel Chair and two Panel Members</w:t>
+            </w:r>
+          </w:p>
+        </w:tc>
+        <w:tc>
+          <w:tcPr>
+            <w:tcW w:type="dxa" w:w="5472"/>
+          </w:tcPr>
+          <w:p>
+            <w:r/>
+            <w:r>
+              <w:t>Not yet filled in — the approval sheet carries placeholders.</w:t>
+            </w:r>
+          </w:p>
+        </w:tc>
+      </w:tr>
+      <w:tr>
+        <w:tc>
+          <w:tcPr>
+            <w:tcW w:type="dxa" w:w="3456"/>
+          </w:tcPr>
+          <w:p>
+            <w:r/>
+            <w:r>
+              <w:t>Partner company HR contact</w:t>
+            </w:r>
+          </w:p>
+        </w:tc>
+        <w:tc>
+          <w:tcPr>
+            <w:tcW w:type="dxa" w:w="5472"/>
+          </w:tcPr>
+          <w:p>
+            <w:r/>
+            <w:r>
+              <w:t>Ms. Gia Jaculbia, Clark Outsourcing</w:t>
+            </w:r>
+          </w:p>
+        </w:tc>
+      </w:tr>
+    </w:tbl>
+    <w:p/>
+    <w:p>
+      <w:pPr>
+        <w:spacing w:after="60"/>
+      </w:pPr>
+      <w:r>
+        <w:rPr>
+          <w:b/>
+          <w:color w:val="16305C"/>
+        </w:rPr>
+        <w:t xml:space="preserve">Oral examination date on the approval sheet: </w:t>
+      </w:r>
+      <w:r>
+        <w:t>September 18, 2026.</w:t>
+      </w:r>
+    </w:p>
+    <w:p>
+      <w:pPr>
+        <w:spacing w:after="60"/>
+      </w:pPr>
+      <w:r>
+        <w:rPr>
+          <w:b/>
+          <w:color w:val="16305C"/>
+        </w:rPr>
+        <w:t xml:space="preserve">Degree: </w:t>
+      </w:r>
+      <w:r>
+        <w:t>Bachelor of Science in Information Technology with Area of Specialization in Web Development.</w:t>
+      </w:r>
+    </w:p>
+    <w:p>
+      <w:pPr>
+        <w:spacing w:after="60"/>
+      </w:pPr>
+      <w:r>
+        <w:rPr>
+          <w:b/>
+          <w:color w:val="16305C"/>
+        </w:rPr>
+        <w:t xml:space="preserve">Manuscript date on the cover: </w:t>
+      </w:r>
+      <w:r>
+        <w:t>March 2026.</w:t>
+      </w:r>
+    </w:p>
+    <w:p>
+      <w:pPr>
+        <w:pStyle w:val="Heading1"/>
+      </w:pPr>
+      <w:r>
+        <w:t>20. Twenty Facts to Memorise</w:t>
+      </w:r>
+    </w:p>
+    <w:p>
+      <w:pPr>
+        <w:pStyle w:val="ListNumber"/>
+        <w:spacing w:after="60"/>
+      </w:pPr>
+      <w:r>
+        <w:t>Title: Linaw PH. "Linaw" means clear.</w:t>
+      </w:r>
+    </w:p>
+    <w:p>
+      <w:pPr>
+        <w:pStyle w:val="ListNumber"/>
+        <w:spacing w:after="60"/>
+      </w:pPr>
+      <w:r>
+        <w:t>Partner company: Clark Outsourcing, Clark Freeport Zone, Pampanga.</w:t>
+      </w:r>
+    </w:p>
+    <w:p>
+      <w:pPr>
+        <w:pStyle w:val="ListNumber"/>
+        <w:spacing w:after="60"/>
+      </w:pPr>
+      <w:r>
+        <w:t>School: Holy Angel University, School of Computing.</w:t>
+      </w:r>
+    </w:p>
+    <w:p>
+      <w:pPr>
+        <w:pStyle w:val="ListNumber"/>
+        <w:spacing w:after="60"/>
+      </w:pPr>
+      <w:r>
+        <w:t>Three account types: Job Seeker, Recruiter/HR, Administrator.</w:t>
+      </w:r>
+    </w:p>
+    <w:p>
+      <w:pPr>
+        <w:pStyle w:val="ListNumber"/>
+        <w:spacing w:after="60"/>
+      </w:pPr>
+      <w:r>
+        <w:t>THREE objectives: build it, match with it, measure it.</w:t>
+      </w:r>
+    </w:p>
+    <w:p>
+      <w:pPr>
+        <w:pStyle w:val="ListNumber"/>
+        <w:spacing w:after="60"/>
+      </w:pPr>
+      <w:r>
+        <w:t>Score formula: 50% skills, 25% education, 25% experience by default, plus an optional certificates component at 0.</w:t>
+      </w:r>
+    </w:p>
+    <w:p>
+      <w:pPr>
+        <w:pStyle w:val="ListNumber"/>
+        <w:spacing w:after="60"/>
+      </w:pPr>
+      <w:r>
+        <w:t>A recruiter can rebalance an opening, but skills, education and experience may each never go below 10%, and the four weights total 100%.</w:t>
+      </w:r>
+    </w:p>
+    <w:p>
+      <w:pPr>
+        <w:pStyle w:val="ListNumber"/>
+        <w:spacing w:after="60"/>
+      </w:pPr>
+      <w:r>
+        <w:t>Tiers: 80 and above is strong. 50 to 79 is possible. Below 50 is related.</w:t>
+      </w:r>
+    </w:p>
+    <w:p>
+      <w:pPr>
+        <w:pStyle w:val="ListNumber"/>
+        <w:spacing w:after="60"/>
+      </w:pPr>
+      <w:r>
+        <w:t>A skill you can point to a source for counts in full. One you cannot still counts, at half. Never zero.</w:t>
+      </w:r>
+    </w:p>
+    <w:p>
+      <w:pPr>
+        <w:pStyle w:val="ListNumber"/>
+        <w:spacing w:after="60"/>
+      </w:pPr>
+      <w:r>
+        <w:t>Three resume content formats. Fourteen resume designs.</w:t>
+      </w:r>
+    </w:p>
+    <w:p>
+      <w:pPr>
+        <w:pStyle w:val="ListNumber"/>
+        <w:spacing w:after="60"/>
+      </w:pPr>
+      <w:r>
+        <w:t>Ten application states, matching the partner company's real pipeline. Nine are recruiter-set; withdrawn is the applicant's alone.</w:t>
+      </w:r>
+    </w:p>
+    <w:p>
+      <w:pPr>
+        <w:pStyle w:val="ListNumber"/>
+        <w:spacing w:after="60"/>
+      </w:pPr>
+      <w:r>
+        <w:t>Export in PDF, Word and plain text.</w:t>
+      </w:r>
+    </w:p>
+    <w:p>
+      <w:pPr>
+        <w:pStyle w:val="ListNumber"/>
+        <w:spacing w:after="60"/>
+      </w:pPr>
+      <w:r>
+        <w:t>56 API endpoints, 24 database tables, 30 foreign keys.</w:t>
+      </w:r>
+    </w:p>
+    <w:p>
+      <w:pPr>
+        <w:pStyle w:val="ListNumber"/>
+        <w:spacing w:after="60"/>
+      </w:pPr>
+      <w:r>
+        <w:t>232 automated tests across eleven suites, all passing, run in full on every change.</w:t>
+      </w:r>
+    </w:p>
+    <w:p>
+      <w:pPr>
+        <w:pStyle w:val="ListNumber"/>
+        <w:spacing w:after="60"/>
+      </w:pPr>
+      <w:r>
+        <w:t>Stack: Angular, Node/Express with TypeScript, PostgreSQL on Supabase, hosted on Render.</w:t>
+      </w:r>
+    </w:p>
+    <w:p>
+      <w:pPr>
+        <w:pStyle w:val="ListNumber"/>
+        <w:spacing w:after="60"/>
+      </w:pPr>
+      <w:r>
+        <w:t>The system NEVER auto-rejects. A person always decides, and their name is recorded against the decision.</w:t>
+      </w:r>
+    </w:p>
+    <w:p>
+      <w:pPr>
+        <w:pStyle w:val="ListNumber"/>
+        <w:spacing w:after="60"/>
+      </w:pPr>
+      <w:r>
+        <w:t>No machine learning computes any score. The formula is fixed arithmetic anyone can check on paper.</w:t>
+      </w:r>
+    </w:p>
+    <w:p>
+      <w:pPr>
+        <w:pStyle w:val="ListNumber"/>
+        <w:spacing w:after="60"/>
+      </w:pPr>
+      <w:r>
+        <w:t>The AI (Gemini) only READS an uploaded file into fields. It never scores, ranks or recommends.</w:t>
+      </w:r>
+    </w:p>
+    <w:p>
+      <w:pPr>
+        <w:pStyle w:val="ListNumber"/>
+        <w:spacing w:after="60"/>
+      </w:pPr>
+      <w:r>
+        <w:t>Survey: 108 responses, 5 excluded, 103 valid, 46 in the target group. HR: 11 before, 10 after. IT experts: 3.</w:t>
+      </w:r>
+    </w:p>
+    <w:p>
+      <w:pPr>
+        <w:pStyle w:val="ListNumber"/>
+        <w:spacing w:after="60"/>
+      </w:pPr>
+      <w:r>
+        <w:t>Development model: AGILE. Research design: quantitative descriptive, with a one-group pretest-posttest strand. Sampling: purposive.</w:t>
+      </w:r>
+    </w:p>
+    <w:p>
+      <w:pPr>
+        <w:pStyle w:val="Heading1"/>
+      </w:pPr>
+      <w:r>
+        <w:t>21. The 30-Second Answer</w:t>
+      </w:r>
+    </w:p>
+    <w:p>
+      <w:r>
+        <w:rPr>
+          <w:b w:val="0"/>
           <w:i w:val="0"/>
           <w:sz w:val="22"/>
         </w:rPr>
@@ -2648,7 +6362,7 @@
         <w:pStyle w:val="Heading1"/>
       </w:pPr>
       <w:r>
-        <w:t>16. The 1-Minute Answer</w:t>
+        <w:t>22. The 1-Minute Answer</w:t>
       </w:r>
     </w:p>
     <w:p>
@@ -2668,7 +6382,7 @@
           <w:i/>
           <w:sz w:val="22"/>
         </w:rPr>
-        <w:t>"The problem is on two sides. Job seekers, especially fresh graduates, find resumes hard to make, and good tools cost money. When they apply, screening software often filters them out and nobody tells them why, so they cannot improve. On the other side, recruiters spend a long time reading resumes by hand, and proper screening software is expensive."</w:t>
+        <w:t>"The problem is on two sides. Job seekers, especially fresh graduates, find resumes hard to make, and good tools cost money. When they apply, screening software often filters them out and nobody tells them why, so they cannot improve. On the other side, recruiters spend a long time reading resumes by hand, and proper software is expensive."</w:t>
       </w:r>
     </w:p>
     <w:p>
@@ -2678,7 +6392,7 @@
           <w:i/>
           <w:sz w:val="22"/>
         </w:rPr>
-        <w:t>"So we built a free website. It guides an applicant through building a resume in a format software can read. It then compares that resume against each job opening and gives a score out of 100. The score is simple arithmetic: 50 percent skills, 25 percent education, 25 percent experience, by default. The applicant sees that score and how many required skills they are missing. The recruiter sees the same score and the same breakdown, with everyone who applied still on the list."</w:t>
+        <w:t>"So we built a free website. It guides an applicant through building a resume in a format software can read. It then compares that resume against each job opening and gives a score out of 100. The score is simple arithmetic: 50 percent skills, 25 percent education, 25 percent experience by default. The applicant sees that score and how many required skills they are missing. The recruiter sees the same score and the same breakdown, with everyone who applied still on the list."</w:t>
       </w:r>
     </w:p>
     <w:p>
@@ -2688,7 +6402,7 @@
           <w:i/>
           <w:sz w:val="22"/>
         </w:rPr>
-        <w:t>"We checked the problem was real before building. We surveyed 103 people. In the 46 who are actually job hunting, wanting to see the same score the company sees rated 4.43 out of 5, the highest of all "our items."</w:t>
+        <w:t>"We checked the problem was real before building. We surveyed 103 people, and in the 46 who are actually job hunting, wanting to see the same score the company sees rated 4.43 out of 5 — the highest of all our items."</w:t>
       </w:r>
     </w:p>
     <w:p>
@@ -2698,16 +6412,17 @@
           <w:i/>
           <w:sz w:val="22"/>
         </w:rPr>
-        <w:t>"We verified the system with 232 automated tests across eleven suites, and evaluated it with all three user groups: job seekers, HR personnel and IT experts, using ISO 25010."</w:t>
+        <w:t>"We verified the system with 232 automated tests across eleven suites, and evaluated it with all three groups using ISO 25010. Job seekers rated it 4.28 overall, HR personnel 4.22, and IT experts 4.80. The System Usability Scale came out at 74.7, above both published benchmarks."</w:t>
       </w:r>
     </w:p>
     <w:p>
       <w:r>
         <w:rPr>
-          <w:b/>
-          <w:color w:val="C1272D"/>
+          <w:b w:val="0"/>
+          <w:i w:val="0"/>
+          <w:sz w:val="22"/>
         </w:rPr>
-        <w:t>The evaluation with users is DONE, not pending. All five instruments (A through E) have been administered and have results in the paper. Overall: 4.28 from job seekers, 4.22 from HR personnel, 4.80 from IT experts. If you say "the evaluation is the next stage," that is now wrong — say what the numbers are instead.</w:t>
+        <w:t>The evaluation is DONE, not pending. All five instruments have been administered and all have results in the paper. If you say "the evaluation is the next stage," that is wrong — say what the numbers are instead.</w:t>
       </w:r>
     </w:p>
     <w:sectPr>

--- a/05_Website_Angular/docs/reviewer-4/01_Core_Facts_Reviewer.docx
+++ b/05_Website_Angular/docs/reviewer-4/01_Core_Facts_Reviewer.docx
@@ -5063,7 +5063,7 @@
         <w:spacing w:after="60"/>
       </w:pPr>
       <w:r>
-        <w:t>We built the system AND we evaluate it. That is a bias. Four measures limit it — confidential responses, no researcher present, an invitation that says critical ratings are as useful as favourable ones, and an interpretation scale published before any data was collected. They limit it. They do not remove it.</w:t>
+        <w:t>The study is not independent of the people who built the system. Be precise about this one, because it is easy to concede more than is true: NONE of us rated the system. Every rating came from an external respondent — 46 job seekers, 11 HR personnel and 3 IT experts. What we concede is that we wrote the instruments and recruited the respondents, and they knew whose system they were rating, which is a documented source of favourable response. Four measures limit it — confidential responses, no researcher present, an invitation that says critical ratings are as useful as favourable ones, and an interpretation scale published before any data was collected. They limit it. They do not remove it.</w:t>
       </w:r>
     </w:p>
     <w:p>

--- a/05_Website_Angular/docs/reviewer-4/01_Core_Facts_Reviewer.docx
+++ b/05_Website_Angular/docs/reviewer-4/01_Core_Facts_Reviewer.docx
@@ -1450,11 +1450,9 @@
           <w:b/>
           <w:color w:val="16305C"/>
         </w:rPr>
-        <w:t xml:space="preserve">What it does: </w:t>
+        <w:t>What it does: The system knows 226 skills grouped by industry: graphic design, IT support, web development, BPO, medical field, driver, office management, finance, and HR and recruitment.</w:t>
       </w:r>
-      <w:r>
-        <w:t>The system knows 104 skills grouped by industry: graphic design, IT support, web development, BPO, medical field, driver, office management, finance, and HR and recruitment.</w:t>
-      </w:r>
+      <w:r/>
     </w:p>
     <w:p>
       <w:pPr>
@@ -2329,11 +2327,9 @@
           <w:b/>
           <w:color w:val="16305C"/>
         </w:rPr>
-        <w:t xml:space="preserve">The formula: </w:t>
+        <w:t>The formula: Score = ( S x Ws + E x We + X x Wx + C x Wc + P x Wp + L x Wl + R x Wr ) x 100 — seven components: Skills, Education, eXperience, Certifications, Projects, Languages, References.</w:t>
       </w:r>
-      <w:r>
-        <w:t>Score = ( S x Ws + E x We + X x Wx + C x Wc ) x 100</w:t>
-      </w:r>
+      <w:r/>
     </w:p>
     <w:tbl>
       <w:tblPr>
@@ -2675,7 +2671,7 @@
         <w:spacing w:after="60"/>
       </w:pPr>
       <w:r>
-        <w:t>Correctness was established BEFORE the evaluation, not by it — 232 automated tests run in full on every change.</w:t>
+        <w:t>Correctness was established BEFORE the evaluation, not by it — 242 automated tests run in full on every change.</w:t>
       </w:r>
     </w:p>
     <w:p>
@@ -5135,7 +5131,7 @@
         <w:spacing w:after="60"/>
       </w:pPr>
       <w:r>
-        <w:t>The skill vocabulary covers 81.7% of skill terms (85 of 104). The other nineteen — Git, Windows, Canva, Linux, PHP, Figma, WordPress and similar product names — match only on exact spelling.</w:t>
+        <w:t>The skill vocabulary covers 63.3% of skill terms (143 of 226). The other nineteen — Git, Windows, Canva, Linux, PHP, Figma, WordPress and similar product names — match only on exact spelling.</w:t>
       </w:r>
     </w:p>
     <w:p>
@@ -6272,7 +6268,7 @@
         <w:spacing w:after="60"/>
       </w:pPr>
       <w:r>
-        <w:t>232 automated tests across eleven suites, all passing, run in full on every change.</w:t>
+        <w:t>242 automated tests across eleven suites, all passing, run in full on every change.</w:t>
       </w:r>
     </w:p>
     <w:p>
@@ -6412,7 +6408,7 @@
           <w:i/>
           <w:sz w:val="22"/>
         </w:rPr>
-        <w:t>"We verified the system with 232 automated tests across eleven suites, and evaluated it with all three groups using ISO 25010. Job seekers rated it 4.28 overall, HR personnel 4.22, and IT experts 4.80. The System Usability Scale came out at 74.7, above both published benchmarks."</w:t>
+        <w:t>"We verified the system with 242 automated tests across eleven suites, and evaluated it with all three groups using ISO 25010. Job seekers rated it 4.28 overall, HR personnel 4.22, and IT experts 4.80. The System Usability Scale came out at 74.7, above both published benchmarks."</w:t>
       </w:r>
     </w:p>
     <w:p>
